--- a/assets/cv/Rizal Abdurahman CV ATS.docx
+++ b/assets/cv/Rizal Abdurahman CV ATS.docx
@@ -2720,14 +2720,7 @@
           <w:rStyle w:val="Strong"/>
           <w:lang w:val="en-US"/>
         </w:rPr>
-        <w:t xml:space="preserve">                                                             20</w:t>
-      </w:r>
-      <w:r>
-        <w:rPr>
-          <w:rStyle w:val="Strong"/>
-          <w:lang w:val="en-US"/>
-        </w:rPr>
-        <w:t xml:space="preserve"> </w:t>
+        <w:t xml:space="preserve">                                                             20 </w:t>
       </w:r>
       <w:proofErr w:type="spellStart"/>
       <w:r>
@@ -4146,20 +4139,8 @@
           <w:sz w:val="24"/>
           <w:szCs w:val="24"/>
         </w:rPr>
-        <w:t xml:space="preserve"> </w:t>
-      </w:r>
-      <w:proofErr w:type="spellStart"/>
-      <w:r>
-        <w:rPr>
-          <w:rFonts w:ascii="Times New Roman" w:hAnsi="Times New Roman" w:cs="Times New Roman"/>
-          <w:b/>
-          <w:bCs/>
-          <w:sz w:val="24"/>
-          <w:szCs w:val="24"/>
-        </w:rPr>
-        <w:t>Wortel</w:t>
-      </w:r>
-      <w:proofErr w:type="spellEnd"/>
+        <w:t xml:space="preserve"> Wortel</w:t>
+      </w:r>
       <w:r>
         <w:rPr>
           <w:rFonts w:ascii="Times New Roman" w:hAnsi="Times New Roman" w:cs="Times New Roman"/>
@@ -5282,6 +5263,28 @@
           <w:sz w:val="24"/>
           <w:szCs w:val="24"/>
         </w:rPr>
+        <w:t>Project 23</w:t>
+      </w:r>
+      <w:r>
+        <w:rPr>
+          <w:rFonts w:ascii="Times New Roman" w:hAnsi="Times New Roman" w:cs="Times New Roman"/>
+          <w:b/>
+          <w:bCs/>
+          <w:sz w:val="24"/>
+          <w:szCs w:val="24"/>
+        </w:rPr>
+        <w:t xml:space="preserve"> </w:t>
+      </w:r>
+      <w:r>
+        <w:rPr>
+          <w:rFonts w:ascii="Times New Roman" w:hAnsi="Times New Roman" w:cs="Times New Roman"/>
+          <w:b/>
+          <w:bCs/>
+          <w:i/>
+          <w:iCs/>
+          <w:sz w:val="24"/>
+          <w:szCs w:val="24"/>
+        </w:rPr>
         <w:t>Game</w:t>
       </w:r>
       <w:r>
@@ -5289,6 +5292,8 @@
           <w:rFonts w:ascii="Times New Roman" w:hAnsi="Times New Roman" w:cs="Times New Roman"/>
           <w:b/>
           <w:bCs/>
+          <w:i/>
+          <w:iCs/>
           <w:sz w:val="24"/>
           <w:szCs w:val="24"/>
         </w:rPr>
@@ -5302,7 +5307,7 @@
           <w:sz w:val="24"/>
           <w:szCs w:val="24"/>
         </w:rPr>
-        <w:t>Hamster Ball Hop – GINVO Studio</w:t>
+        <w:t>– GINVO Studio</w:t>
       </w:r>
       <w:r>
         <w:rPr>
@@ -5354,7 +5359,27 @@
           <w:szCs w:val="24"/>
         </w:rPr>
         <w:tab/>
-        <w:t xml:space="preserve">                            Ju</w:t>
+        <w:t xml:space="preserve">                            </w:t>
+      </w:r>
+      <w:r>
+        <w:rPr>
+          <w:rFonts w:ascii="Times New Roman" w:hAnsi="Times New Roman" w:cs="Times New Roman"/>
+          <w:b/>
+          <w:bCs/>
+          <w:sz w:val="24"/>
+          <w:szCs w:val="24"/>
+        </w:rPr>
+        <w:t xml:space="preserve">            </w:t>
+      </w:r>
+      <w:r>
+        <w:rPr>
+          <w:rFonts w:ascii="Times New Roman" w:hAnsi="Times New Roman" w:cs="Times New Roman"/>
+          <w:b/>
+          <w:bCs/>
+          <w:sz w:val="24"/>
+          <w:szCs w:val="24"/>
+        </w:rPr>
+        <w:t>Ju</w:t>
       </w:r>
       <w:r>
         <w:rPr>
@@ -5467,6 +5492,7 @@
           <w:lang w:val="id-ID" w:eastAsia="ja-JP"/>
         </w:rPr>
       </w:pPr>
+      <w:proofErr w:type="spellStart"/>
       <w:r>
         <w:rPr>
           <w:rFonts w:ascii="Times New Roman" w:eastAsia="Times New Roman" w:hAnsi="Times New Roman" w:cs="Times New Roman"/>
@@ -5474,7 +5500,26 @@
           <w:szCs w:val="24"/>
           <w:lang w:eastAsia="ja-JP"/>
         </w:rPr>
-        <w:t xml:space="preserve">Salah </w:t>
+        <w:t>Mengerjakan</w:t>
+      </w:r>
+      <w:proofErr w:type="spellEnd"/>
+      <w:r>
+        <w:rPr>
+          <w:rFonts w:ascii="Times New Roman" w:eastAsia="Times New Roman" w:hAnsi="Times New Roman" w:cs="Times New Roman"/>
+          <w:sz w:val="24"/>
+          <w:szCs w:val="24"/>
+          <w:lang w:eastAsia="ja-JP"/>
+        </w:rPr>
+        <w:t xml:space="preserve"> 23</w:t>
+      </w:r>
+      <w:r>
+        <w:rPr>
+          <w:rFonts w:ascii="Times New Roman" w:eastAsia="Times New Roman" w:hAnsi="Times New Roman" w:cs="Times New Roman"/>
+          <w:sz w:val="24"/>
+          <w:szCs w:val="24"/>
+          <w:lang w:eastAsia="ja-JP"/>
+        </w:rPr>
+        <w:t xml:space="preserve"> </w:t>
       </w:r>
       <w:proofErr w:type="spellStart"/>
       <w:r>
@@ -5484,9 +5529,8 @@
           <w:szCs w:val="24"/>
           <w:lang w:eastAsia="ja-JP"/>
         </w:rPr>
-        <w:t>satu</w:t>
-      </w:r>
-      <w:proofErr w:type="spellEnd"/>
+        <w:t>P</w:t>
+      </w:r>
       <w:r>
         <w:rPr>
           <w:rFonts w:ascii="Times New Roman" w:eastAsia="Times New Roman" w:hAnsi="Times New Roman" w:cs="Times New Roman"/>
@@ -5494,17 +5538,7 @@
           <w:szCs w:val="24"/>
           <w:lang w:eastAsia="ja-JP"/>
         </w:rPr>
-        <w:t xml:space="preserve"> </w:t>
-      </w:r>
-      <w:proofErr w:type="spellStart"/>
-      <w:r>
-        <w:rPr>
-          <w:rFonts w:ascii="Times New Roman" w:eastAsia="Times New Roman" w:hAnsi="Times New Roman" w:cs="Times New Roman"/>
-          <w:sz w:val="24"/>
-          <w:szCs w:val="24"/>
-          <w:lang w:eastAsia="ja-JP"/>
-        </w:rPr>
-        <w:t>projek</w:t>
+        <w:t>rojek</w:t>
       </w:r>
       <w:proofErr w:type="spellEnd"/>
       <w:r>
@@ -5658,11 +5692,10 @@
         <w:jc w:val="both"/>
         <w:rPr>
           <w:rFonts w:ascii="Times New Roman" w:hAnsi="Times New Roman" w:cs="Times New Roman"/>
-          <w:bCs/>
-          <w:iCs/>
-          <w:sz w:val="24"/>
-          <w:szCs w:val="24"/>
-          <w:lang w:val="id-ID"/>
+          <w:b/>
+          <w:bCs/>
+          <w:sz w:val="24"/>
+          <w:szCs w:val="24"/>
         </w:rPr>
       </w:pPr>
     </w:p>
@@ -5698,27 +5731,49 @@
           <w:sz w:val="24"/>
           <w:szCs w:val="24"/>
         </w:rPr>
-        <w:t xml:space="preserve"> </w:t>
-      </w:r>
-      <w:r>
-        <w:rPr>
-          <w:rFonts w:ascii="Times New Roman" w:hAnsi="Times New Roman" w:cs="Times New Roman"/>
-          <w:b/>
-          <w:bCs/>
-          <w:sz w:val="24"/>
-          <w:szCs w:val="24"/>
-        </w:rPr>
-        <w:t>Bus Stop</w:t>
-      </w:r>
-      <w:r>
-        <w:rPr>
-          <w:rFonts w:ascii="Times New Roman" w:hAnsi="Times New Roman" w:cs="Times New Roman"/>
-          <w:b/>
-          <w:bCs/>
-          <w:sz w:val="24"/>
-          <w:szCs w:val="24"/>
-        </w:rPr>
-        <w:t xml:space="preserve"> – GINVO Studio</w:t>
+        <w:t xml:space="preserve"> Drowning City</w:t>
+      </w:r>
+      <w:r>
+        <w:rPr>
+          <w:rFonts w:ascii="Times New Roman" w:hAnsi="Times New Roman" w:cs="Times New Roman"/>
+          <w:b/>
+          <w:bCs/>
+          <w:sz w:val="24"/>
+          <w:szCs w:val="24"/>
+        </w:rPr>
+        <w:t xml:space="preserve"> – </w:t>
+      </w:r>
+      <w:proofErr w:type="spellStart"/>
+      <w:r>
+        <w:rPr>
+          <w:rFonts w:ascii="Times New Roman" w:hAnsi="Times New Roman" w:cs="Times New Roman"/>
+          <w:b/>
+          <w:bCs/>
+          <w:sz w:val="24"/>
+          <w:szCs w:val="24"/>
+        </w:rPr>
+        <w:t>ByuRice</w:t>
+      </w:r>
+      <w:proofErr w:type="spellEnd"/>
+      <w:r>
+        <w:rPr>
+          <w:rFonts w:ascii="Times New Roman" w:hAnsi="Times New Roman" w:cs="Times New Roman"/>
+          <w:b/>
+          <w:bCs/>
+          <w:sz w:val="24"/>
+          <w:szCs w:val="24"/>
+        </w:rPr>
+        <w:t xml:space="preserve"> Team</w:t>
+      </w:r>
+      <w:r>
+        <w:rPr>
+          <w:rFonts w:ascii="Times New Roman" w:hAnsi="Times New Roman" w:cs="Times New Roman"/>
+          <w:b/>
+          <w:bCs/>
+          <w:sz w:val="24"/>
+          <w:szCs w:val="24"/>
+        </w:rPr>
+        <w:tab/>
       </w:r>
       <w:r>
         <w:rPr>
@@ -5770,37 +5825,57 @@
           <w:szCs w:val="24"/>
         </w:rPr>
         <w:tab/>
-        <w:t xml:space="preserve">                            </w:t>
-      </w:r>
-      <w:r>
-        <w:rPr>
-          <w:rFonts w:ascii="Times New Roman" w:hAnsi="Times New Roman" w:cs="Times New Roman"/>
-          <w:b/>
-          <w:bCs/>
-          <w:sz w:val="24"/>
-          <w:szCs w:val="24"/>
-        </w:rPr>
-        <w:t xml:space="preserve">            </w:t>
-      </w:r>
-      <w:r>
-        <w:rPr>
-          <w:rFonts w:ascii="Times New Roman" w:hAnsi="Times New Roman" w:cs="Times New Roman"/>
-          <w:b/>
-          <w:bCs/>
-          <w:sz w:val="24"/>
-          <w:szCs w:val="24"/>
-        </w:rPr>
-        <w:t>J</w:t>
-      </w:r>
-      <w:r>
-        <w:rPr>
-          <w:rFonts w:ascii="Times New Roman" w:hAnsi="Times New Roman" w:cs="Times New Roman"/>
-          <w:b/>
-          <w:bCs/>
-          <w:sz w:val="24"/>
-          <w:szCs w:val="24"/>
-        </w:rPr>
-        <w:t>uly</w:t>
+        <w:t xml:space="preserve">      November</w:t>
+      </w:r>
+    </w:p>
+    <w:p>
+      <w:pPr>
+        <w:pStyle w:val="ListParagraph"/>
+        <w:numPr>
+          <w:ilvl w:val="0"/>
+          <w:numId w:val="14"/>
+        </w:numPr>
+        <w:spacing w:after="0" w:line="240" w:lineRule="auto"/>
+        <w:rPr>
+          <w:rFonts w:ascii="Times New Roman" w:eastAsia="Times New Roman" w:hAnsi="Times New Roman" w:cs="Times New Roman"/>
+          <w:sz w:val="24"/>
+          <w:szCs w:val="24"/>
+          <w:lang w:val="id-ID" w:eastAsia="ja-JP"/>
+        </w:rPr>
+      </w:pPr>
+      <w:r>
+        <w:rPr>
+          <w:rFonts w:ascii="Times New Roman" w:eastAsia="Times New Roman" w:hAnsi="Times New Roman" w:cs="Times New Roman"/>
+          <w:sz w:val="24"/>
+          <w:szCs w:val="24"/>
+          <w:lang w:eastAsia="ja-JP"/>
+        </w:rPr>
+        <w:t>Game Programmer</w:t>
+      </w:r>
+    </w:p>
+    <w:p>
+      <w:pPr>
+        <w:pStyle w:val="ListParagraph"/>
+        <w:numPr>
+          <w:ilvl w:val="0"/>
+          <w:numId w:val="14"/>
+        </w:numPr>
+        <w:spacing w:after="0" w:line="240" w:lineRule="auto"/>
+        <w:rPr>
+          <w:rFonts w:ascii="Times New Roman" w:eastAsia="Times New Roman" w:hAnsi="Times New Roman" w:cs="Times New Roman"/>
+          <w:sz w:val="24"/>
+          <w:szCs w:val="24"/>
+          <w:lang w:val="id-ID" w:eastAsia="ja-JP"/>
+        </w:rPr>
+      </w:pPr>
+      <w:r>
+        <w:rPr>
+          <w:rFonts w:ascii="Times New Roman" w:eastAsia="Times New Roman" w:hAnsi="Times New Roman" w:cs="Times New Roman"/>
+          <w:sz w:val="24"/>
+          <w:szCs w:val="24"/>
+          <w:lang w:val="id-ID" w:eastAsia="ja-JP"/>
+        </w:rPr>
+        <w:t xml:space="preserve">Mengembangkan sistem dan fitur gameplay. </w:t>
       </w:r>
     </w:p>
     <w:p>
@@ -5814,192 +5889,24 @@
         <w:jc w:val="both"/>
         <w:rPr>
           <w:rFonts w:ascii="Times New Roman" w:hAnsi="Times New Roman" w:cs="Times New Roman"/>
-          <w:bCs/>
-          <w:iCs/>
-          <w:sz w:val="24"/>
-          <w:szCs w:val="24"/>
-          <w:lang w:val="id-ID"/>
-        </w:rPr>
-      </w:pPr>
-      <w:proofErr w:type="spellStart"/>
-      <w:r>
-        <w:rPr>
-          <w:rFonts w:ascii="Times New Roman" w:hAnsi="Times New Roman" w:cs="Times New Roman"/>
-          <w:bCs/>
-          <w:iCs/>
-          <w:sz w:val="24"/>
-          <w:szCs w:val="24"/>
-        </w:rPr>
-        <w:t>Menjadi</w:t>
-      </w:r>
-      <w:proofErr w:type="spellEnd"/>
-      <w:r>
-        <w:rPr>
-          <w:rFonts w:ascii="Times New Roman" w:hAnsi="Times New Roman" w:cs="Times New Roman"/>
-          <w:bCs/>
-          <w:iCs/>
-          <w:sz w:val="24"/>
-          <w:szCs w:val="24"/>
-        </w:rPr>
-        <w:t xml:space="preserve"> Game Programmer yang </w:t>
-      </w:r>
-      <w:proofErr w:type="spellStart"/>
-      <w:r>
-        <w:rPr>
-          <w:rFonts w:ascii="Times New Roman" w:hAnsi="Times New Roman" w:cs="Times New Roman"/>
-          <w:bCs/>
-          <w:iCs/>
-          <w:sz w:val="24"/>
-          <w:szCs w:val="24"/>
-        </w:rPr>
-        <w:t>merevisi</w:t>
-      </w:r>
-      <w:proofErr w:type="spellEnd"/>
-      <w:r>
-        <w:rPr>
-          <w:rFonts w:ascii="Times New Roman" w:hAnsi="Times New Roman" w:cs="Times New Roman"/>
-          <w:bCs/>
-          <w:iCs/>
-          <w:sz w:val="24"/>
-          <w:szCs w:val="24"/>
-        </w:rPr>
-        <w:t xml:space="preserve"> game </w:t>
-      </w:r>
-      <w:proofErr w:type="spellStart"/>
-      <w:r>
-        <w:rPr>
-          <w:rFonts w:ascii="Times New Roman" w:hAnsi="Times New Roman" w:cs="Times New Roman"/>
-          <w:bCs/>
-          <w:iCs/>
-          <w:sz w:val="24"/>
-          <w:szCs w:val="24"/>
-        </w:rPr>
-        <w:t>nya</w:t>
-      </w:r>
-      <w:proofErr w:type="spellEnd"/>
-      <w:r>
-        <w:rPr>
-          <w:rFonts w:ascii="Times New Roman" w:hAnsi="Times New Roman" w:cs="Times New Roman"/>
-          <w:bCs/>
-          <w:iCs/>
-          <w:sz w:val="24"/>
-          <w:szCs w:val="24"/>
-        </w:rPr>
-        <w:t>.</w:t>
-      </w:r>
-    </w:p>
-    <w:p>
-      <w:pPr>
-        <w:pStyle w:val="ListParagraph"/>
-        <w:numPr>
-          <w:ilvl w:val="0"/>
-          <w:numId w:val="14"/>
-        </w:numPr>
-        <w:spacing w:after="0" w:line="240" w:lineRule="auto"/>
+          <w:b/>
+          <w:sz w:val="24"/>
+          <w:szCs w:val="24"/>
+          <w:lang w:val="id-ID"/>
+        </w:rPr>
+      </w:pPr>
+      <w:r>
         <w:rPr>
           <w:rFonts w:ascii="Times New Roman" w:eastAsia="Times New Roman" w:hAnsi="Times New Roman" w:cs="Times New Roman"/>
           <w:sz w:val="24"/>
           <w:szCs w:val="24"/>
           <w:lang w:val="id-ID" w:eastAsia="ja-JP"/>
         </w:rPr>
-      </w:pPr>
-      <w:r>
-        <w:rPr>
-          <w:rFonts w:ascii="Times New Roman" w:eastAsia="Times New Roman" w:hAnsi="Times New Roman" w:cs="Times New Roman"/>
-          <w:sz w:val="24"/>
-          <w:szCs w:val="24"/>
-          <w:lang w:eastAsia="ja-JP"/>
-        </w:rPr>
-        <w:t xml:space="preserve">Salah </w:t>
-      </w:r>
-      <w:proofErr w:type="spellStart"/>
-      <w:r>
-        <w:rPr>
-          <w:rFonts w:ascii="Times New Roman" w:eastAsia="Times New Roman" w:hAnsi="Times New Roman" w:cs="Times New Roman"/>
-          <w:sz w:val="24"/>
-          <w:szCs w:val="24"/>
-          <w:lang w:eastAsia="ja-JP"/>
-        </w:rPr>
-        <w:t>satu</w:t>
-      </w:r>
-      <w:proofErr w:type="spellEnd"/>
-      <w:r>
-        <w:rPr>
-          <w:rFonts w:ascii="Times New Roman" w:eastAsia="Times New Roman" w:hAnsi="Times New Roman" w:cs="Times New Roman"/>
-          <w:sz w:val="24"/>
-          <w:szCs w:val="24"/>
-          <w:lang w:eastAsia="ja-JP"/>
-        </w:rPr>
-        <w:t xml:space="preserve"> </w:t>
-      </w:r>
-      <w:proofErr w:type="spellStart"/>
-      <w:r>
-        <w:rPr>
-          <w:rFonts w:ascii="Times New Roman" w:eastAsia="Times New Roman" w:hAnsi="Times New Roman" w:cs="Times New Roman"/>
-          <w:sz w:val="24"/>
-          <w:szCs w:val="24"/>
-          <w:lang w:eastAsia="ja-JP"/>
-        </w:rPr>
-        <w:t>projek</w:t>
-      </w:r>
-      <w:proofErr w:type="spellEnd"/>
-      <w:r>
-        <w:rPr>
-          <w:rFonts w:ascii="Times New Roman" w:eastAsia="Times New Roman" w:hAnsi="Times New Roman" w:cs="Times New Roman"/>
-          <w:sz w:val="24"/>
-          <w:szCs w:val="24"/>
-          <w:lang w:eastAsia="ja-JP"/>
-        </w:rPr>
-        <w:t xml:space="preserve"> Ketika </w:t>
-      </w:r>
-      <w:proofErr w:type="spellStart"/>
-      <w:r>
-        <w:rPr>
-          <w:rFonts w:ascii="Times New Roman" w:eastAsia="Times New Roman" w:hAnsi="Times New Roman" w:cs="Times New Roman"/>
-          <w:sz w:val="24"/>
-          <w:szCs w:val="24"/>
-          <w:lang w:eastAsia="ja-JP"/>
-        </w:rPr>
-        <w:t>Magang</w:t>
-      </w:r>
-      <w:proofErr w:type="spellEnd"/>
-      <w:r>
-        <w:rPr>
-          <w:rFonts w:ascii="Times New Roman" w:eastAsia="Times New Roman" w:hAnsi="Times New Roman" w:cs="Times New Roman"/>
-          <w:sz w:val="24"/>
-          <w:szCs w:val="24"/>
-          <w:lang w:eastAsia="ja-JP"/>
-        </w:rPr>
-        <w:t xml:space="preserve"> di </w:t>
-      </w:r>
-      <w:proofErr w:type="spellStart"/>
-      <w:r>
-        <w:rPr>
-          <w:rFonts w:ascii="Times New Roman" w:eastAsia="Times New Roman" w:hAnsi="Times New Roman" w:cs="Times New Roman"/>
-          <w:sz w:val="24"/>
-          <w:szCs w:val="24"/>
-          <w:lang w:eastAsia="ja-JP"/>
-        </w:rPr>
-        <w:t>Ginvo</w:t>
-      </w:r>
-      <w:proofErr w:type="spellEnd"/>
-      <w:r>
-        <w:rPr>
-          <w:rFonts w:ascii="Times New Roman" w:eastAsia="Times New Roman" w:hAnsi="Times New Roman" w:cs="Times New Roman"/>
-          <w:sz w:val="24"/>
-          <w:szCs w:val="24"/>
-          <w:lang w:eastAsia="ja-JP"/>
-        </w:rPr>
-        <w:t xml:space="preserve"> Studio.</w:t>
-      </w:r>
-    </w:p>
-    <w:p>
-      <w:pPr>
-        <w:pStyle w:val="ListParagraph"/>
-        <w:numPr>
-          <w:ilvl w:val="0"/>
-          <w:numId w:val="14"/>
-        </w:numPr>
+        <w:t>Mengimplementasikan mekanisme permainan sesuai desain proyek.</w:t>
+      </w:r>
+    </w:p>
+    <w:p>
+      <w:pPr>
         <w:spacing w:after="0" w:line="276" w:lineRule="auto"/>
         <w:jc w:val="both"/>
         <w:rPr>
@@ -6011,82 +5918,6 @@
           <w:lang w:val="id-ID"/>
         </w:rPr>
       </w:pPr>
-      <w:r>
-        <w:rPr>
-          <w:rFonts w:ascii="Times New Roman" w:hAnsi="Times New Roman" w:cs="Times New Roman"/>
-          <w:bCs/>
-          <w:iCs/>
-          <w:sz w:val="24"/>
-          <w:szCs w:val="24"/>
-        </w:rPr>
-        <w:t xml:space="preserve">Build game </w:t>
-      </w:r>
-      <w:proofErr w:type="spellStart"/>
-      <w:r>
-        <w:rPr>
-          <w:rFonts w:ascii="Times New Roman" w:hAnsi="Times New Roman" w:cs="Times New Roman"/>
-          <w:bCs/>
-          <w:iCs/>
-          <w:sz w:val="24"/>
-          <w:szCs w:val="24"/>
-        </w:rPr>
-        <w:t>nya</w:t>
-      </w:r>
-      <w:proofErr w:type="spellEnd"/>
-      <w:r>
-        <w:rPr>
-          <w:rFonts w:ascii="Times New Roman" w:hAnsi="Times New Roman" w:cs="Times New Roman"/>
-          <w:bCs/>
-          <w:iCs/>
-          <w:sz w:val="24"/>
-          <w:szCs w:val="24"/>
-        </w:rPr>
-        <w:t xml:space="preserve"> </w:t>
-      </w:r>
-      <w:proofErr w:type="spellStart"/>
-      <w:r>
-        <w:rPr>
-          <w:rFonts w:ascii="Times New Roman" w:hAnsi="Times New Roman" w:cs="Times New Roman"/>
-          <w:bCs/>
-          <w:iCs/>
-          <w:sz w:val="24"/>
-          <w:szCs w:val="24"/>
-        </w:rPr>
-        <w:t>ke</w:t>
-      </w:r>
-      <w:proofErr w:type="spellEnd"/>
-      <w:r>
-        <w:rPr>
-          <w:rFonts w:ascii="Times New Roman" w:hAnsi="Times New Roman" w:cs="Times New Roman"/>
-          <w:bCs/>
-          <w:iCs/>
-          <w:sz w:val="24"/>
-          <w:szCs w:val="24"/>
-        </w:rPr>
-        <w:t xml:space="preserve"> html/</w:t>
-      </w:r>
-      <w:proofErr w:type="spellStart"/>
-      <w:r>
-        <w:rPr>
-          <w:rFonts w:ascii="Times New Roman" w:hAnsi="Times New Roman" w:cs="Times New Roman"/>
-          <w:bCs/>
-          <w:iCs/>
-          <w:sz w:val="24"/>
-          <w:szCs w:val="24"/>
-        </w:rPr>
-        <w:t>webgl</w:t>
-      </w:r>
-      <w:proofErr w:type="spellEnd"/>
-      <w:r>
-        <w:rPr>
-          <w:rFonts w:ascii="Times New Roman" w:hAnsi="Times New Roman" w:cs="Times New Roman"/>
-          <w:bCs/>
-          <w:iCs/>
-          <w:sz w:val="24"/>
-          <w:szCs w:val="24"/>
-        </w:rPr>
-        <w:t>.</w:t>
-      </w:r>
     </w:p>
     <w:p>
       <w:pPr>
@@ -6111,5087 +5942,6 @@
           <w:szCs w:val="24"/>
         </w:rPr>
         <w:lastRenderedPageBreak/>
-        <w:t>Game</w:t>
-      </w:r>
-      <w:r>
-        <w:rPr>
-          <w:rFonts w:ascii="Times New Roman" w:hAnsi="Times New Roman" w:cs="Times New Roman"/>
-          <w:b/>
-          <w:bCs/>
-          <w:sz w:val="24"/>
-          <w:szCs w:val="24"/>
-        </w:rPr>
-        <w:t xml:space="preserve"> </w:t>
-      </w:r>
-      <w:r>
-        <w:rPr>
-          <w:rFonts w:ascii="Times New Roman" w:hAnsi="Times New Roman" w:cs="Times New Roman"/>
-          <w:b/>
-          <w:bCs/>
-          <w:sz w:val="24"/>
-          <w:szCs w:val="24"/>
-        </w:rPr>
-        <w:t>Turbo Race</w:t>
-      </w:r>
-      <w:r>
-        <w:rPr>
-          <w:rFonts w:ascii="Times New Roman" w:hAnsi="Times New Roman" w:cs="Times New Roman"/>
-          <w:b/>
-          <w:bCs/>
-          <w:sz w:val="24"/>
-          <w:szCs w:val="24"/>
-        </w:rPr>
-        <w:t xml:space="preserve"> – GINVO Studio</w:t>
-      </w:r>
-      <w:r>
-        <w:rPr>
-          <w:rFonts w:ascii="Times New Roman" w:hAnsi="Times New Roman" w:cs="Times New Roman"/>
-          <w:b/>
-          <w:bCs/>
-          <w:sz w:val="24"/>
-          <w:szCs w:val="24"/>
-        </w:rPr>
-        <w:tab/>
-      </w:r>
-      <w:r>
-        <w:rPr>
-          <w:rFonts w:ascii="Times New Roman" w:hAnsi="Times New Roman" w:cs="Times New Roman"/>
-          <w:b/>
-          <w:bCs/>
-          <w:sz w:val="24"/>
-          <w:szCs w:val="24"/>
-        </w:rPr>
-        <w:tab/>
-      </w:r>
-      <w:r>
-        <w:rPr>
-          <w:rFonts w:ascii="Times New Roman" w:hAnsi="Times New Roman" w:cs="Times New Roman"/>
-          <w:b/>
-          <w:bCs/>
-          <w:sz w:val="24"/>
-          <w:szCs w:val="24"/>
-        </w:rPr>
-        <w:tab/>
-      </w:r>
-      <w:r>
-        <w:rPr>
-          <w:rFonts w:ascii="Times New Roman" w:hAnsi="Times New Roman" w:cs="Times New Roman"/>
-          <w:b/>
-          <w:bCs/>
-          <w:sz w:val="24"/>
-          <w:szCs w:val="24"/>
-        </w:rPr>
-        <w:tab/>
-        <w:t xml:space="preserve">      </w:t>
-      </w:r>
-      <w:r>
-        <w:rPr>
-          <w:rFonts w:ascii="Times New Roman" w:hAnsi="Times New Roman" w:cs="Times New Roman"/>
-          <w:b/>
-          <w:bCs/>
-          <w:sz w:val="24"/>
-          <w:szCs w:val="24"/>
-        </w:rPr>
-        <w:tab/>
-        <w:t xml:space="preserve">                           </w:t>
-      </w:r>
-      <w:r>
-        <w:rPr>
-          <w:rFonts w:ascii="Times New Roman" w:hAnsi="Times New Roman" w:cs="Times New Roman"/>
-          <w:b/>
-          <w:bCs/>
-          <w:sz w:val="24"/>
-          <w:szCs w:val="24"/>
-        </w:rPr>
-        <w:t xml:space="preserve"> </w:t>
-      </w:r>
-      <w:r>
-        <w:rPr>
-          <w:rFonts w:ascii="Times New Roman" w:hAnsi="Times New Roman" w:cs="Times New Roman"/>
-          <w:b/>
-          <w:bCs/>
-          <w:sz w:val="24"/>
-          <w:szCs w:val="24"/>
-        </w:rPr>
-        <w:t>July</w:t>
-      </w:r>
-    </w:p>
-    <w:p>
-      <w:pPr>
-        <w:pStyle w:val="ListParagraph"/>
-        <w:numPr>
-          <w:ilvl w:val="0"/>
-          <w:numId w:val="14"/>
-        </w:numPr>
-        <w:spacing w:after="0" w:line="276" w:lineRule="auto"/>
-        <w:jc w:val="both"/>
-        <w:rPr>
-          <w:rFonts w:ascii="Times New Roman" w:hAnsi="Times New Roman" w:cs="Times New Roman"/>
-          <w:bCs/>
-          <w:iCs/>
-          <w:sz w:val="24"/>
-          <w:szCs w:val="24"/>
-          <w:lang w:val="id-ID"/>
-        </w:rPr>
-      </w:pPr>
-      <w:proofErr w:type="spellStart"/>
-      <w:r>
-        <w:rPr>
-          <w:rFonts w:ascii="Times New Roman" w:hAnsi="Times New Roman" w:cs="Times New Roman"/>
-          <w:bCs/>
-          <w:iCs/>
-          <w:sz w:val="24"/>
-          <w:szCs w:val="24"/>
-        </w:rPr>
-        <w:t>Menjadi</w:t>
-      </w:r>
-      <w:proofErr w:type="spellEnd"/>
-      <w:r>
-        <w:rPr>
-          <w:rFonts w:ascii="Times New Roman" w:hAnsi="Times New Roman" w:cs="Times New Roman"/>
-          <w:bCs/>
-          <w:iCs/>
-          <w:sz w:val="24"/>
-          <w:szCs w:val="24"/>
-        </w:rPr>
-        <w:t xml:space="preserve"> Game Programmer yang </w:t>
-      </w:r>
-      <w:proofErr w:type="spellStart"/>
-      <w:r>
-        <w:rPr>
-          <w:rFonts w:ascii="Times New Roman" w:hAnsi="Times New Roman" w:cs="Times New Roman"/>
-          <w:bCs/>
-          <w:iCs/>
-          <w:sz w:val="24"/>
-          <w:szCs w:val="24"/>
-        </w:rPr>
-        <w:t>merevisi</w:t>
-      </w:r>
-      <w:proofErr w:type="spellEnd"/>
-      <w:r>
-        <w:rPr>
-          <w:rFonts w:ascii="Times New Roman" w:hAnsi="Times New Roman" w:cs="Times New Roman"/>
-          <w:bCs/>
-          <w:iCs/>
-          <w:sz w:val="24"/>
-          <w:szCs w:val="24"/>
-        </w:rPr>
-        <w:t xml:space="preserve"> game </w:t>
-      </w:r>
-      <w:proofErr w:type="spellStart"/>
-      <w:r>
-        <w:rPr>
-          <w:rFonts w:ascii="Times New Roman" w:hAnsi="Times New Roman" w:cs="Times New Roman"/>
-          <w:bCs/>
-          <w:iCs/>
-          <w:sz w:val="24"/>
-          <w:szCs w:val="24"/>
-        </w:rPr>
-        <w:t>nya</w:t>
-      </w:r>
-      <w:proofErr w:type="spellEnd"/>
-      <w:r>
-        <w:rPr>
-          <w:rFonts w:ascii="Times New Roman" w:hAnsi="Times New Roman" w:cs="Times New Roman"/>
-          <w:bCs/>
-          <w:iCs/>
-          <w:sz w:val="24"/>
-          <w:szCs w:val="24"/>
-        </w:rPr>
-        <w:t>.</w:t>
-      </w:r>
-    </w:p>
-    <w:p>
-      <w:pPr>
-        <w:pStyle w:val="ListParagraph"/>
-        <w:numPr>
-          <w:ilvl w:val="0"/>
-          <w:numId w:val="14"/>
-        </w:numPr>
-        <w:spacing w:after="0" w:line="240" w:lineRule="auto"/>
-        <w:rPr>
-          <w:rFonts w:ascii="Times New Roman" w:eastAsia="Times New Roman" w:hAnsi="Times New Roman" w:cs="Times New Roman"/>
-          <w:sz w:val="24"/>
-          <w:szCs w:val="24"/>
-          <w:lang w:val="id-ID" w:eastAsia="ja-JP"/>
-        </w:rPr>
-      </w:pPr>
-      <w:r>
-        <w:rPr>
-          <w:rFonts w:ascii="Times New Roman" w:eastAsia="Times New Roman" w:hAnsi="Times New Roman" w:cs="Times New Roman"/>
-          <w:sz w:val="24"/>
-          <w:szCs w:val="24"/>
-          <w:lang w:eastAsia="ja-JP"/>
-        </w:rPr>
-        <w:t xml:space="preserve">Salah </w:t>
-      </w:r>
-      <w:proofErr w:type="spellStart"/>
-      <w:r>
-        <w:rPr>
-          <w:rFonts w:ascii="Times New Roman" w:eastAsia="Times New Roman" w:hAnsi="Times New Roman" w:cs="Times New Roman"/>
-          <w:sz w:val="24"/>
-          <w:szCs w:val="24"/>
-          <w:lang w:eastAsia="ja-JP"/>
-        </w:rPr>
-        <w:t>satu</w:t>
-      </w:r>
-      <w:proofErr w:type="spellEnd"/>
-      <w:r>
-        <w:rPr>
-          <w:rFonts w:ascii="Times New Roman" w:eastAsia="Times New Roman" w:hAnsi="Times New Roman" w:cs="Times New Roman"/>
-          <w:sz w:val="24"/>
-          <w:szCs w:val="24"/>
-          <w:lang w:eastAsia="ja-JP"/>
-        </w:rPr>
-        <w:t xml:space="preserve"> </w:t>
-      </w:r>
-      <w:proofErr w:type="spellStart"/>
-      <w:r>
-        <w:rPr>
-          <w:rFonts w:ascii="Times New Roman" w:eastAsia="Times New Roman" w:hAnsi="Times New Roman" w:cs="Times New Roman"/>
-          <w:sz w:val="24"/>
-          <w:szCs w:val="24"/>
-          <w:lang w:eastAsia="ja-JP"/>
-        </w:rPr>
-        <w:t>projek</w:t>
-      </w:r>
-      <w:proofErr w:type="spellEnd"/>
-      <w:r>
-        <w:rPr>
-          <w:rFonts w:ascii="Times New Roman" w:eastAsia="Times New Roman" w:hAnsi="Times New Roman" w:cs="Times New Roman"/>
-          <w:sz w:val="24"/>
-          <w:szCs w:val="24"/>
-          <w:lang w:eastAsia="ja-JP"/>
-        </w:rPr>
-        <w:t xml:space="preserve"> Ketika </w:t>
-      </w:r>
-      <w:proofErr w:type="spellStart"/>
-      <w:r>
-        <w:rPr>
-          <w:rFonts w:ascii="Times New Roman" w:eastAsia="Times New Roman" w:hAnsi="Times New Roman" w:cs="Times New Roman"/>
-          <w:sz w:val="24"/>
-          <w:szCs w:val="24"/>
-          <w:lang w:eastAsia="ja-JP"/>
-        </w:rPr>
-        <w:t>Magang</w:t>
-      </w:r>
-      <w:proofErr w:type="spellEnd"/>
-      <w:r>
-        <w:rPr>
-          <w:rFonts w:ascii="Times New Roman" w:eastAsia="Times New Roman" w:hAnsi="Times New Roman" w:cs="Times New Roman"/>
-          <w:sz w:val="24"/>
-          <w:szCs w:val="24"/>
-          <w:lang w:eastAsia="ja-JP"/>
-        </w:rPr>
-        <w:t xml:space="preserve"> di </w:t>
-      </w:r>
-      <w:proofErr w:type="spellStart"/>
-      <w:r>
-        <w:rPr>
-          <w:rFonts w:ascii="Times New Roman" w:eastAsia="Times New Roman" w:hAnsi="Times New Roman" w:cs="Times New Roman"/>
-          <w:sz w:val="24"/>
-          <w:szCs w:val="24"/>
-          <w:lang w:eastAsia="ja-JP"/>
-        </w:rPr>
-        <w:t>Ginvo</w:t>
-      </w:r>
-      <w:proofErr w:type="spellEnd"/>
-      <w:r>
-        <w:rPr>
-          <w:rFonts w:ascii="Times New Roman" w:eastAsia="Times New Roman" w:hAnsi="Times New Roman" w:cs="Times New Roman"/>
-          <w:sz w:val="24"/>
-          <w:szCs w:val="24"/>
-          <w:lang w:eastAsia="ja-JP"/>
-        </w:rPr>
-        <w:t xml:space="preserve"> Studio.</w:t>
-      </w:r>
-    </w:p>
-    <w:p>
-      <w:pPr>
-        <w:pStyle w:val="ListParagraph"/>
-        <w:numPr>
-          <w:ilvl w:val="0"/>
-          <w:numId w:val="14"/>
-        </w:numPr>
-        <w:spacing w:after="0" w:line="276" w:lineRule="auto"/>
-        <w:jc w:val="both"/>
-        <w:rPr>
-          <w:rFonts w:ascii="Times New Roman" w:hAnsi="Times New Roman" w:cs="Times New Roman"/>
-          <w:bCs/>
-          <w:iCs/>
-          <w:sz w:val="24"/>
-          <w:szCs w:val="24"/>
-          <w:lang w:val="id-ID"/>
-        </w:rPr>
-      </w:pPr>
-      <w:r>
-        <w:rPr>
-          <w:rFonts w:ascii="Times New Roman" w:hAnsi="Times New Roman" w:cs="Times New Roman"/>
-          <w:bCs/>
-          <w:iCs/>
-          <w:sz w:val="24"/>
-          <w:szCs w:val="24"/>
-        </w:rPr>
-        <w:t xml:space="preserve">Build game </w:t>
-      </w:r>
-      <w:proofErr w:type="spellStart"/>
-      <w:r>
-        <w:rPr>
-          <w:rFonts w:ascii="Times New Roman" w:hAnsi="Times New Roman" w:cs="Times New Roman"/>
-          <w:bCs/>
-          <w:iCs/>
-          <w:sz w:val="24"/>
-          <w:szCs w:val="24"/>
-        </w:rPr>
-        <w:t>nya</w:t>
-      </w:r>
-      <w:proofErr w:type="spellEnd"/>
-      <w:r>
-        <w:rPr>
-          <w:rFonts w:ascii="Times New Roman" w:hAnsi="Times New Roman" w:cs="Times New Roman"/>
-          <w:bCs/>
-          <w:iCs/>
-          <w:sz w:val="24"/>
-          <w:szCs w:val="24"/>
-        </w:rPr>
-        <w:t xml:space="preserve"> </w:t>
-      </w:r>
-      <w:proofErr w:type="spellStart"/>
-      <w:r>
-        <w:rPr>
-          <w:rFonts w:ascii="Times New Roman" w:hAnsi="Times New Roman" w:cs="Times New Roman"/>
-          <w:bCs/>
-          <w:iCs/>
-          <w:sz w:val="24"/>
-          <w:szCs w:val="24"/>
-        </w:rPr>
-        <w:t>ke</w:t>
-      </w:r>
-      <w:proofErr w:type="spellEnd"/>
-      <w:r>
-        <w:rPr>
-          <w:rFonts w:ascii="Times New Roman" w:hAnsi="Times New Roman" w:cs="Times New Roman"/>
-          <w:bCs/>
-          <w:iCs/>
-          <w:sz w:val="24"/>
-          <w:szCs w:val="24"/>
-        </w:rPr>
-        <w:t xml:space="preserve"> html/</w:t>
-      </w:r>
-      <w:proofErr w:type="spellStart"/>
-      <w:r>
-        <w:rPr>
-          <w:rFonts w:ascii="Times New Roman" w:hAnsi="Times New Roman" w:cs="Times New Roman"/>
-          <w:bCs/>
-          <w:iCs/>
-          <w:sz w:val="24"/>
-          <w:szCs w:val="24"/>
-        </w:rPr>
-        <w:t>webgl</w:t>
-      </w:r>
-      <w:proofErr w:type="spellEnd"/>
-      <w:r>
-        <w:rPr>
-          <w:rFonts w:ascii="Times New Roman" w:hAnsi="Times New Roman" w:cs="Times New Roman"/>
-          <w:bCs/>
-          <w:iCs/>
-          <w:sz w:val="24"/>
-          <w:szCs w:val="24"/>
-        </w:rPr>
-        <w:t>.</w:t>
-      </w:r>
-    </w:p>
-    <w:p>
-      <w:pPr>
-        <w:spacing w:after="0" w:line="276" w:lineRule="auto"/>
-        <w:jc w:val="both"/>
-        <w:rPr>
-          <w:rFonts w:ascii="Times New Roman" w:hAnsi="Times New Roman" w:cs="Times New Roman"/>
-          <w:b/>
-          <w:bCs/>
-          <w:sz w:val="24"/>
-          <w:szCs w:val="24"/>
-        </w:rPr>
-      </w:pPr>
-    </w:p>
-    <w:p>
-      <w:pPr>
-        <w:spacing w:after="0" w:line="276" w:lineRule="auto"/>
-        <w:jc w:val="both"/>
-        <w:rPr>
-          <w:rFonts w:ascii="Times New Roman" w:hAnsi="Times New Roman" w:cs="Times New Roman"/>
-          <w:b/>
-          <w:bCs/>
-          <w:sz w:val="24"/>
-          <w:szCs w:val="24"/>
-        </w:rPr>
-      </w:pPr>
-      <w:r>
-        <w:rPr>
-          <w:rFonts w:ascii="Times New Roman" w:hAnsi="Times New Roman" w:cs="Times New Roman"/>
-          <w:b/>
-          <w:bCs/>
-          <w:i/>
-          <w:iCs/>
-          <w:sz w:val="24"/>
-          <w:szCs w:val="24"/>
-        </w:rPr>
-        <w:t>Game</w:t>
-      </w:r>
-      <w:r>
-        <w:rPr>
-          <w:rFonts w:ascii="Times New Roman" w:hAnsi="Times New Roman" w:cs="Times New Roman"/>
-          <w:b/>
-          <w:bCs/>
-          <w:sz w:val="24"/>
-          <w:szCs w:val="24"/>
-        </w:rPr>
-        <w:t xml:space="preserve"> Aqua Pop</w:t>
-      </w:r>
-      <w:r>
-        <w:rPr>
-          <w:rFonts w:ascii="Times New Roman" w:hAnsi="Times New Roman" w:cs="Times New Roman"/>
-          <w:b/>
-          <w:bCs/>
-          <w:sz w:val="24"/>
-          <w:szCs w:val="24"/>
-        </w:rPr>
-        <w:t>– GINVO Studio</w:t>
-      </w:r>
-      <w:r>
-        <w:rPr>
-          <w:rFonts w:ascii="Times New Roman" w:hAnsi="Times New Roman" w:cs="Times New Roman"/>
-          <w:b/>
-          <w:bCs/>
-          <w:sz w:val="24"/>
-          <w:szCs w:val="24"/>
-        </w:rPr>
-        <w:tab/>
-      </w:r>
-      <w:r>
-        <w:rPr>
-          <w:rFonts w:ascii="Times New Roman" w:hAnsi="Times New Roman" w:cs="Times New Roman"/>
-          <w:b/>
-          <w:bCs/>
-          <w:sz w:val="24"/>
-          <w:szCs w:val="24"/>
-        </w:rPr>
-        <w:tab/>
-      </w:r>
-      <w:r>
-        <w:rPr>
-          <w:rFonts w:ascii="Times New Roman" w:hAnsi="Times New Roman" w:cs="Times New Roman"/>
-          <w:b/>
-          <w:bCs/>
-          <w:sz w:val="24"/>
-          <w:szCs w:val="24"/>
-        </w:rPr>
-        <w:tab/>
-      </w:r>
-      <w:r>
-        <w:rPr>
-          <w:rFonts w:ascii="Times New Roman" w:hAnsi="Times New Roman" w:cs="Times New Roman"/>
-          <w:b/>
-          <w:bCs/>
-          <w:sz w:val="24"/>
-          <w:szCs w:val="24"/>
-        </w:rPr>
-        <w:tab/>
-        <w:t xml:space="preserve">      </w:t>
-      </w:r>
-      <w:r>
-        <w:rPr>
-          <w:rFonts w:ascii="Times New Roman" w:hAnsi="Times New Roman" w:cs="Times New Roman"/>
-          <w:b/>
-          <w:bCs/>
-          <w:sz w:val="24"/>
-          <w:szCs w:val="24"/>
-        </w:rPr>
-        <w:tab/>
-        <w:t xml:space="preserve">                            </w:t>
-      </w:r>
-      <w:r>
-        <w:rPr>
-          <w:rFonts w:ascii="Times New Roman" w:hAnsi="Times New Roman" w:cs="Times New Roman"/>
-          <w:b/>
-          <w:bCs/>
-          <w:sz w:val="24"/>
-          <w:szCs w:val="24"/>
-        </w:rPr>
-        <w:t xml:space="preserve">            </w:t>
-      </w:r>
-      <w:r>
-        <w:rPr>
-          <w:rFonts w:ascii="Times New Roman" w:hAnsi="Times New Roman" w:cs="Times New Roman"/>
-          <w:b/>
-          <w:bCs/>
-          <w:sz w:val="24"/>
-          <w:szCs w:val="24"/>
-        </w:rPr>
-        <w:t>July</w:t>
-      </w:r>
-    </w:p>
-    <w:p>
-      <w:pPr>
-        <w:pStyle w:val="ListParagraph"/>
-        <w:numPr>
-          <w:ilvl w:val="0"/>
-          <w:numId w:val="14"/>
-        </w:numPr>
-        <w:spacing w:after="0" w:line="276" w:lineRule="auto"/>
-        <w:jc w:val="both"/>
-        <w:rPr>
-          <w:rFonts w:ascii="Times New Roman" w:hAnsi="Times New Roman" w:cs="Times New Roman"/>
-          <w:bCs/>
-          <w:iCs/>
-          <w:sz w:val="24"/>
-          <w:szCs w:val="24"/>
-          <w:lang w:val="id-ID"/>
-        </w:rPr>
-      </w:pPr>
-      <w:proofErr w:type="spellStart"/>
-      <w:r>
-        <w:rPr>
-          <w:rFonts w:ascii="Times New Roman" w:hAnsi="Times New Roman" w:cs="Times New Roman"/>
-          <w:bCs/>
-          <w:iCs/>
-          <w:sz w:val="24"/>
-          <w:szCs w:val="24"/>
-        </w:rPr>
-        <w:t>Menjadi</w:t>
-      </w:r>
-      <w:proofErr w:type="spellEnd"/>
-      <w:r>
-        <w:rPr>
-          <w:rFonts w:ascii="Times New Roman" w:hAnsi="Times New Roman" w:cs="Times New Roman"/>
-          <w:bCs/>
-          <w:iCs/>
-          <w:sz w:val="24"/>
-          <w:szCs w:val="24"/>
-        </w:rPr>
-        <w:t xml:space="preserve"> Game Programmer yang </w:t>
-      </w:r>
-      <w:proofErr w:type="spellStart"/>
-      <w:r>
-        <w:rPr>
-          <w:rFonts w:ascii="Times New Roman" w:hAnsi="Times New Roman" w:cs="Times New Roman"/>
-          <w:bCs/>
-          <w:iCs/>
-          <w:sz w:val="24"/>
-          <w:szCs w:val="24"/>
-        </w:rPr>
-        <w:t>merevisi</w:t>
-      </w:r>
-      <w:proofErr w:type="spellEnd"/>
-      <w:r>
-        <w:rPr>
-          <w:rFonts w:ascii="Times New Roman" w:hAnsi="Times New Roman" w:cs="Times New Roman"/>
-          <w:bCs/>
-          <w:iCs/>
-          <w:sz w:val="24"/>
-          <w:szCs w:val="24"/>
-        </w:rPr>
-        <w:t xml:space="preserve"> game </w:t>
-      </w:r>
-      <w:proofErr w:type="spellStart"/>
-      <w:r>
-        <w:rPr>
-          <w:rFonts w:ascii="Times New Roman" w:hAnsi="Times New Roman" w:cs="Times New Roman"/>
-          <w:bCs/>
-          <w:iCs/>
-          <w:sz w:val="24"/>
-          <w:szCs w:val="24"/>
-        </w:rPr>
-        <w:t>nya</w:t>
-      </w:r>
-      <w:proofErr w:type="spellEnd"/>
-      <w:r>
-        <w:rPr>
-          <w:rFonts w:ascii="Times New Roman" w:hAnsi="Times New Roman" w:cs="Times New Roman"/>
-          <w:bCs/>
-          <w:iCs/>
-          <w:sz w:val="24"/>
-          <w:szCs w:val="24"/>
-        </w:rPr>
-        <w:t>.</w:t>
-      </w:r>
-    </w:p>
-    <w:p>
-      <w:pPr>
-        <w:pStyle w:val="ListParagraph"/>
-        <w:numPr>
-          <w:ilvl w:val="0"/>
-          <w:numId w:val="14"/>
-        </w:numPr>
-        <w:spacing w:after="0" w:line="240" w:lineRule="auto"/>
-        <w:rPr>
-          <w:rFonts w:ascii="Times New Roman" w:eastAsia="Times New Roman" w:hAnsi="Times New Roman" w:cs="Times New Roman"/>
-          <w:sz w:val="24"/>
-          <w:szCs w:val="24"/>
-          <w:lang w:val="id-ID" w:eastAsia="ja-JP"/>
-        </w:rPr>
-      </w:pPr>
-      <w:r>
-        <w:rPr>
-          <w:rFonts w:ascii="Times New Roman" w:eastAsia="Times New Roman" w:hAnsi="Times New Roman" w:cs="Times New Roman"/>
-          <w:sz w:val="24"/>
-          <w:szCs w:val="24"/>
-          <w:lang w:eastAsia="ja-JP"/>
-        </w:rPr>
-        <w:t xml:space="preserve">Salah </w:t>
-      </w:r>
-      <w:proofErr w:type="spellStart"/>
-      <w:r>
-        <w:rPr>
-          <w:rFonts w:ascii="Times New Roman" w:eastAsia="Times New Roman" w:hAnsi="Times New Roman" w:cs="Times New Roman"/>
-          <w:sz w:val="24"/>
-          <w:szCs w:val="24"/>
-          <w:lang w:eastAsia="ja-JP"/>
-        </w:rPr>
-        <w:t>satu</w:t>
-      </w:r>
-      <w:proofErr w:type="spellEnd"/>
-      <w:r>
-        <w:rPr>
-          <w:rFonts w:ascii="Times New Roman" w:eastAsia="Times New Roman" w:hAnsi="Times New Roman" w:cs="Times New Roman"/>
-          <w:sz w:val="24"/>
-          <w:szCs w:val="24"/>
-          <w:lang w:eastAsia="ja-JP"/>
-        </w:rPr>
-        <w:t xml:space="preserve"> </w:t>
-      </w:r>
-      <w:proofErr w:type="spellStart"/>
-      <w:r>
-        <w:rPr>
-          <w:rFonts w:ascii="Times New Roman" w:eastAsia="Times New Roman" w:hAnsi="Times New Roman" w:cs="Times New Roman"/>
-          <w:sz w:val="24"/>
-          <w:szCs w:val="24"/>
-          <w:lang w:eastAsia="ja-JP"/>
-        </w:rPr>
-        <w:t>projek</w:t>
-      </w:r>
-      <w:proofErr w:type="spellEnd"/>
-      <w:r>
-        <w:rPr>
-          <w:rFonts w:ascii="Times New Roman" w:eastAsia="Times New Roman" w:hAnsi="Times New Roman" w:cs="Times New Roman"/>
-          <w:sz w:val="24"/>
-          <w:szCs w:val="24"/>
-          <w:lang w:eastAsia="ja-JP"/>
-        </w:rPr>
-        <w:t xml:space="preserve"> Ketika </w:t>
-      </w:r>
-      <w:proofErr w:type="spellStart"/>
-      <w:r>
-        <w:rPr>
-          <w:rFonts w:ascii="Times New Roman" w:eastAsia="Times New Roman" w:hAnsi="Times New Roman" w:cs="Times New Roman"/>
-          <w:sz w:val="24"/>
-          <w:szCs w:val="24"/>
-          <w:lang w:eastAsia="ja-JP"/>
-        </w:rPr>
-        <w:t>Magang</w:t>
-      </w:r>
-      <w:proofErr w:type="spellEnd"/>
-      <w:r>
-        <w:rPr>
-          <w:rFonts w:ascii="Times New Roman" w:eastAsia="Times New Roman" w:hAnsi="Times New Roman" w:cs="Times New Roman"/>
-          <w:sz w:val="24"/>
-          <w:szCs w:val="24"/>
-          <w:lang w:eastAsia="ja-JP"/>
-        </w:rPr>
-        <w:t xml:space="preserve"> di </w:t>
-      </w:r>
-      <w:proofErr w:type="spellStart"/>
-      <w:r>
-        <w:rPr>
-          <w:rFonts w:ascii="Times New Roman" w:eastAsia="Times New Roman" w:hAnsi="Times New Roman" w:cs="Times New Roman"/>
-          <w:sz w:val="24"/>
-          <w:szCs w:val="24"/>
-          <w:lang w:eastAsia="ja-JP"/>
-        </w:rPr>
-        <w:t>Ginvo</w:t>
-      </w:r>
-      <w:proofErr w:type="spellEnd"/>
-      <w:r>
-        <w:rPr>
-          <w:rFonts w:ascii="Times New Roman" w:eastAsia="Times New Roman" w:hAnsi="Times New Roman" w:cs="Times New Roman"/>
-          <w:sz w:val="24"/>
-          <w:szCs w:val="24"/>
-          <w:lang w:eastAsia="ja-JP"/>
-        </w:rPr>
-        <w:t xml:space="preserve"> Studio.</w:t>
-      </w:r>
-    </w:p>
-    <w:p>
-      <w:pPr>
-        <w:pStyle w:val="ListParagraph"/>
-        <w:numPr>
-          <w:ilvl w:val="0"/>
-          <w:numId w:val="14"/>
-        </w:numPr>
-        <w:spacing w:after="0" w:line="276" w:lineRule="auto"/>
-        <w:jc w:val="both"/>
-        <w:rPr>
-          <w:rFonts w:ascii="Times New Roman" w:hAnsi="Times New Roman" w:cs="Times New Roman"/>
-          <w:bCs/>
-          <w:iCs/>
-          <w:sz w:val="24"/>
-          <w:szCs w:val="24"/>
-          <w:lang w:val="id-ID"/>
-        </w:rPr>
-      </w:pPr>
-      <w:r>
-        <w:rPr>
-          <w:rFonts w:ascii="Times New Roman" w:hAnsi="Times New Roman" w:cs="Times New Roman"/>
-          <w:bCs/>
-          <w:iCs/>
-          <w:sz w:val="24"/>
-          <w:szCs w:val="24"/>
-        </w:rPr>
-        <w:t xml:space="preserve">Build game </w:t>
-      </w:r>
-      <w:proofErr w:type="spellStart"/>
-      <w:r>
-        <w:rPr>
-          <w:rFonts w:ascii="Times New Roman" w:hAnsi="Times New Roman" w:cs="Times New Roman"/>
-          <w:bCs/>
-          <w:iCs/>
-          <w:sz w:val="24"/>
-          <w:szCs w:val="24"/>
-        </w:rPr>
-        <w:t>nya</w:t>
-      </w:r>
-      <w:proofErr w:type="spellEnd"/>
-      <w:r>
-        <w:rPr>
-          <w:rFonts w:ascii="Times New Roman" w:hAnsi="Times New Roman" w:cs="Times New Roman"/>
-          <w:bCs/>
-          <w:iCs/>
-          <w:sz w:val="24"/>
-          <w:szCs w:val="24"/>
-        </w:rPr>
-        <w:t xml:space="preserve"> </w:t>
-      </w:r>
-      <w:proofErr w:type="spellStart"/>
-      <w:r>
-        <w:rPr>
-          <w:rFonts w:ascii="Times New Roman" w:hAnsi="Times New Roman" w:cs="Times New Roman"/>
-          <w:bCs/>
-          <w:iCs/>
-          <w:sz w:val="24"/>
-          <w:szCs w:val="24"/>
-        </w:rPr>
-        <w:t>ke</w:t>
-      </w:r>
-      <w:proofErr w:type="spellEnd"/>
-      <w:r>
-        <w:rPr>
-          <w:rFonts w:ascii="Times New Roman" w:hAnsi="Times New Roman" w:cs="Times New Roman"/>
-          <w:bCs/>
-          <w:iCs/>
-          <w:sz w:val="24"/>
-          <w:szCs w:val="24"/>
-        </w:rPr>
-        <w:t xml:space="preserve"> html/</w:t>
-      </w:r>
-      <w:proofErr w:type="spellStart"/>
-      <w:r>
-        <w:rPr>
-          <w:rFonts w:ascii="Times New Roman" w:hAnsi="Times New Roman" w:cs="Times New Roman"/>
-          <w:bCs/>
-          <w:iCs/>
-          <w:sz w:val="24"/>
-          <w:szCs w:val="24"/>
-        </w:rPr>
-        <w:t>webgl</w:t>
-      </w:r>
-      <w:proofErr w:type="spellEnd"/>
-      <w:r>
-        <w:rPr>
-          <w:rFonts w:ascii="Times New Roman" w:hAnsi="Times New Roman" w:cs="Times New Roman"/>
-          <w:bCs/>
-          <w:iCs/>
-          <w:sz w:val="24"/>
-          <w:szCs w:val="24"/>
-        </w:rPr>
-        <w:t>.</w:t>
-      </w:r>
-    </w:p>
-    <w:p>
-      <w:pPr>
-        <w:spacing w:after="0" w:line="276" w:lineRule="auto"/>
-        <w:jc w:val="both"/>
-        <w:rPr>
-          <w:rFonts w:ascii="Times New Roman" w:hAnsi="Times New Roman" w:cs="Times New Roman"/>
-          <w:b/>
-          <w:bCs/>
-          <w:sz w:val="24"/>
-          <w:szCs w:val="24"/>
-        </w:rPr>
-      </w:pPr>
-    </w:p>
-    <w:p>
-      <w:pPr>
-        <w:spacing w:after="0" w:line="276" w:lineRule="auto"/>
-        <w:jc w:val="both"/>
-        <w:rPr>
-          <w:rFonts w:ascii="Times New Roman" w:hAnsi="Times New Roman" w:cs="Times New Roman"/>
-          <w:b/>
-          <w:bCs/>
-          <w:sz w:val="24"/>
-          <w:szCs w:val="24"/>
-        </w:rPr>
-      </w:pPr>
-      <w:r>
-        <w:rPr>
-          <w:rFonts w:ascii="Times New Roman" w:hAnsi="Times New Roman" w:cs="Times New Roman"/>
-          <w:b/>
-          <w:bCs/>
-          <w:i/>
-          <w:iCs/>
-          <w:sz w:val="24"/>
-          <w:szCs w:val="24"/>
-        </w:rPr>
-        <w:t>Game</w:t>
-      </w:r>
-      <w:r>
-        <w:rPr>
-          <w:rFonts w:ascii="Times New Roman" w:hAnsi="Times New Roman" w:cs="Times New Roman"/>
-          <w:b/>
-          <w:bCs/>
-          <w:sz w:val="24"/>
-          <w:szCs w:val="24"/>
-        </w:rPr>
-        <w:t xml:space="preserve"> </w:t>
-      </w:r>
-      <w:r>
-        <w:rPr>
-          <w:rFonts w:ascii="Times New Roman" w:hAnsi="Times New Roman" w:cs="Times New Roman"/>
-          <w:b/>
-          <w:bCs/>
-          <w:sz w:val="24"/>
-          <w:szCs w:val="24"/>
-        </w:rPr>
-        <w:t xml:space="preserve">Park Inc </w:t>
-      </w:r>
-      <w:r>
-        <w:rPr>
-          <w:rFonts w:ascii="Times New Roman" w:hAnsi="Times New Roman" w:cs="Times New Roman"/>
-          <w:b/>
-          <w:bCs/>
-          <w:sz w:val="24"/>
-          <w:szCs w:val="24"/>
-        </w:rPr>
-        <w:t>– GINVO Studio</w:t>
-      </w:r>
-      <w:r>
-        <w:rPr>
-          <w:rFonts w:ascii="Times New Roman" w:hAnsi="Times New Roman" w:cs="Times New Roman"/>
-          <w:b/>
-          <w:bCs/>
-          <w:sz w:val="24"/>
-          <w:szCs w:val="24"/>
-        </w:rPr>
-        <w:tab/>
-      </w:r>
-      <w:r>
-        <w:rPr>
-          <w:rFonts w:ascii="Times New Roman" w:hAnsi="Times New Roman" w:cs="Times New Roman"/>
-          <w:b/>
-          <w:bCs/>
-          <w:sz w:val="24"/>
-          <w:szCs w:val="24"/>
-        </w:rPr>
-        <w:tab/>
-      </w:r>
-      <w:r>
-        <w:rPr>
-          <w:rFonts w:ascii="Times New Roman" w:hAnsi="Times New Roman" w:cs="Times New Roman"/>
-          <w:b/>
-          <w:bCs/>
-          <w:sz w:val="24"/>
-          <w:szCs w:val="24"/>
-        </w:rPr>
-        <w:tab/>
-      </w:r>
-      <w:r>
-        <w:rPr>
-          <w:rFonts w:ascii="Times New Roman" w:hAnsi="Times New Roman" w:cs="Times New Roman"/>
-          <w:b/>
-          <w:bCs/>
-          <w:sz w:val="24"/>
-          <w:szCs w:val="24"/>
-        </w:rPr>
-        <w:tab/>
-        <w:t xml:space="preserve">      </w:t>
-      </w:r>
-      <w:r>
-        <w:rPr>
-          <w:rFonts w:ascii="Times New Roman" w:hAnsi="Times New Roman" w:cs="Times New Roman"/>
-          <w:b/>
-          <w:bCs/>
-          <w:sz w:val="24"/>
-          <w:szCs w:val="24"/>
-        </w:rPr>
-        <w:tab/>
-        <w:t xml:space="preserve">                                        July</w:t>
-      </w:r>
-    </w:p>
-    <w:p>
-      <w:pPr>
-        <w:pStyle w:val="ListParagraph"/>
-        <w:numPr>
-          <w:ilvl w:val="0"/>
-          <w:numId w:val="14"/>
-        </w:numPr>
-        <w:spacing w:after="0" w:line="276" w:lineRule="auto"/>
-        <w:jc w:val="both"/>
-        <w:rPr>
-          <w:rFonts w:ascii="Times New Roman" w:hAnsi="Times New Roman" w:cs="Times New Roman"/>
-          <w:bCs/>
-          <w:iCs/>
-          <w:sz w:val="24"/>
-          <w:szCs w:val="24"/>
-          <w:lang w:val="id-ID"/>
-        </w:rPr>
-      </w:pPr>
-      <w:proofErr w:type="spellStart"/>
-      <w:r>
-        <w:rPr>
-          <w:rFonts w:ascii="Times New Roman" w:hAnsi="Times New Roman" w:cs="Times New Roman"/>
-          <w:bCs/>
-          <w:iCs/>
-          <w:sz w:val="24"/>
-          <w:szCs w:val="24"/>
-        </w:rPr>
-        <w:t>Menjadi</w:t>
-      </w:r>
-      <w:proofErr w:type="spellEnd"/>
-      <w:r>
-        <w:rPr>
-          <w:rFonts w:ascii="Times New Roman" w:hAnsi="Times New Roman" w:cs="Times New Roman"/>
-          <w:bCs/>
-          <w:iCs/>
-          <w:sz w:val="24"/>
-          <w:szCs w:val="24"/>
-        </w:rPr>
-        <w:t xml:space="preserve"> Game Programmer yang </w:t>
-      </w:r>
-      <w:proofErr w:type="spellStart"/>
-      <w:r>
-        <w:rPr>
-          <w:rFonts w:ascii="Times New Roman" w:hAnsi="Times New Roman" w:cs="Times New Roman"/>
-          <w:bCs/>
-          <w:iCs/>
-          <w:sz w:val="24"/>
-          <w:szCs w:val="24"/>
-        </w:rPr>
-        <w:t>merevisi</w:t>
-      </w:r>
-      <w:proofErr w:type="spellEnd"/>
-      <w:r>
-        <w:rPr>
-          <w:rFonts w:ascii="Times New Roman" w:hAnsi="Times New Roman" w:cs="Times New Roman"/>
-          <w:bCs/>
-          <w:iCs/>
-          <w:sz w:val="24"/>
-          <w:szCs w:val="24"/>
-        </w:rPr>
-        <w:t xml:space="preserve"> game </w:t>
-      </w:r>
-      <w:proofErr w:type="spellStart"/>
-      <w:r>
-        <w:rPr>
-          <w:rFonts w:ascii="Times New Roman" w:hAnsi="Times New Roman" w:cs="Times New Roman"/>
-          <w:bCs/>
-          <w:iCs/>
-          <w:sz w:val="24"/>
-          <w:szCs w:val="24"/>
-        </w:rPr>
-        <w:t>nya</w:t>
-      </w:r>
-      <w:proofErr w:type="spellEnd"/>
-      <w:r>
-        <w:rPr>
-          <w:rFonts w:ascii="Times New Roman" w:hAnsi="Times New Roman" w:cs="Times New Roman"/>
-          <w:bCs/>
-          <w:iCs/>
-          <w:sz w:val="24"/>
-          <w:szCs w:val="24"/>
-        </w:rPr>
-        <w:t>.</w:t>
-      </w:r>
-    </w:p>
-    <w:p>
-      <w:pPr>
-        <w:pStyle w:val="ListParagraph"/>
-        <w:numPr>
-          <w:ilvl w:val="0"/>
-          <w:numId w:val="14"/>
-        </w:numPr>
-        <w:spacing w:after="0" w:line="240" w:lineRule="auto"/>
-        <w:rPr>
-          <w:rFonts w:ascii="Times New Roman" w:eastAsia="Times New Roman" w:hAnsi="Times New Roman" w:cs="Times New Roman"/>
-          <w:sz w:val="24"/>
-          <w:szCs w:val="24"/>
-          <w:lang w:val="id-ID" w:eastAsia="ja-JP"/>
-        </w:rPr>
-      </w:pPr>
-      <w:r>
-        <w:rPr>
-          <w:rFonts w:ascii="Times New Roman" w:eastAsia="Times New Roman" w:hAnsi="Times New Roman" w:cs="Times New Roman"/>
-          <w:sz w:val="24"/>
-          <w:szCs w:val="24"/>
-          <w:lang w:eastAsia="ja-JP"/>
-        </w:rPr>
-        <w:t xml:space="preserve">Salah </w:t>
-      </w:r>
-      <w:proofErr w:type="spellStart"/>
-      <w:r>
-        <w:rPr>
-          <w:rFonts w:ascii="Times New Roman" w:eastAsia="Times New Roman" w:hAnsi="Times New Roman" w:cs="Times New Roman"/>
-          <w:sz w:val="24"/>
-          <w:szCs w:val="24"/>
-          <w:lang w:eastAsia="ja-JP"/>
-        </w:rPr>
-        <w:t>satu</w:t>
-      </w:r>
-      <w:proofErr w:type="spellEnd"/>
-      <w:r>
-        <w:rPr>
-          <w:rFonts w:ascii="Times New Roman" w:eastAsia="Times New Roman" w:hAnsi="Times New Roman" w:cs="Times New Roman"/>
-          <w:sz w:val="24"/>
-          <w:szCs w:val="24"/>
-          <w:lang w:eastAsia="ja-JP"/>
-        </w:rPr>
-        <w:t xml:space="preserve"> </w:t>
-      </w:r>
-      <w:proofErr w:type="spellStart"/>
-      <w:r>
-        <w:rPr>
-          <w:rFonts w:ascii="Times New Roman" w:eastAsia="Times New Roman" w:hAnsi="Times New Roman" w:cs="Times New Roman"/>
-          <w:sz w:val="24"/>
-          <w:szCs w:val="24"/>
-          <w:lang w:eastAsia="ja-JP"/>
-        </w:rPr>
-        <w:t>projek</w:t>
-      </w:r>
-      <w:proofErr w:type="spellEnd"/>
-      <w:r>
-        <w:rPr>
-          <w:rFonts w:ascii="Times New Roman" w:eastAsia="Times New Roman" w:hAnsi="Times New Roman" w:cs="Times New Roman"/>
-          <w:sz w:val="24"/>
-          <w:szCs w:val="24"/>
-          <w:lang w:eastAsia="ja-JP"/>
-        </w:rPr>
-        <w:t xml:space="preserve"> Ketika </w:t>
-      </w:r>
-      <w:proofErr w:type="spellStart"/>
-      <w:r>
-        <w:rPr>
-          <w:rFonts w:ascii="Times New Roman" w:eastAsia="Times New Roman" w:hAnsi="Times New Roman" w:cs="Times New Roman"/>
-          <w:sz w:val="24"/>
-          <w:szCs w:val="24"/>
-          <w:lang w:eastAsia="ja-JP"/>
-        </w:rPr>
-        <w:t>Magang</w:t>
-      </w:r>
-      <w:proofErr w:type="spellEnd"/>
-      <w:r>
-        <w:rPr>
-          <w:rFonts w:ascii="Times New Roman" w:eastAsia="Times New Roman" w:hAnsi="Times New Roman" w:cs="Times New Roman"/>
-          <w:sz w:val="24"/>
-          <w:szCs w:val="24"/>
-          <w:lang w:eastAsia="ja-JP"/>
-        </w:rPr>
-        <w:t xml:space="preserve"> di </w:t>
-      </w:r>
-      <w:proofErr w:type="spellStart"/>
-      <w:r>
-        <w:rPr>
-          <w:rFonts w:ascii="Times New Roman" w:eastAsia="Times New Roman" w:hAnsi="Times New Roman" w:cs="Times New Roman"/>
-          <w:sz w:val="24"/>
-          <w:szCs w:val="24"/>
-          <w:lang w:eastAsia="ja-JP"/>
-        </w:rPr>
-        <w:t>Ginvo</w:t>
-      </w:r>
-      <w:proofErr w:type="spellEnd"/>
-      <w:r>
-        <w:rPr>
-          <w:rFonts w:ascii="Times New Roman" w:eastAsia="Times New Roman" w:hAnsi="Times New Roman" w:cs="Times New Roman"/>
-          <w:sz w:val="24"/>
-          <w:szCs w:val="24"/>
-          <w:lang w:eastAsia="ja-JP"/>
-        </w:rPr>
-        <w:t xml:space="preserve"> Studio.</w:t>
-      </w:r>
-    </w:p>
-    <w:p>
-      <w:pPr>
-        <w:pStyle w:val="ListParagraph"/>
-        <w:numPr>
-          <w:ilvl w:val="0"/>
-          <w:numId w:val="14"/>
-        </w:numPr>
-        <w:spacing w:after="0" w:line="276" w:lineRule="auto"/>
-        <w:jc w:val="both"/>
-        <w:rPr>
-          <w:rFonts w:ascii="Times New Roman" w:hAnsi="Times New Roman" w:cs="Times New Roman"/>
-          <w:bCs/>
-          <w:iCs/>
-          <w:sz w:val="24"/>
-          <w:szCs w:val="24"/>
-          <w:lang w:val="id-ID"/>
-        </w:rPr>
-      </w:pPr>
-      <w:r>
-        <w:rPr>
-          <w:rFonts w:ascii="Times New Roman" w:hAnsi="Times New Roman" w:cs="Times New Roman"/>
-          <w:bCs/>
-          <w:iCs/>
-          <w:sz w:val="24"/>
-          <w:szCs w:val="24"/>
-        </w:rPr>
-        <w:t xml:space="preserve">Build game </w:t>
-      </w:r>
-      <w:proofErr w:type="spellStart"/>
-      <w:r>
-        <w:rPr>
-          <w:rFonts w:ascii="Times New Roman" w:hAnsi="Times New Roman" w:cs="Times New Roman"/>
-          <w:bCs/>
-          <w:iCs/>
-          <w:sz w:val="24"/>
-          <w:szCs w:val="24"/>
-        </w:rPr>
-        <w:t>nya</w:t>
-      </w:r>
-      <w:proofErr w:type="spellEnd"/>
-      <w:r>
-        <w:rPr>
-          <w:rFonts w:ascii="Times New Roman" w:hAnsi="Times New Roman" w:cs="Times New Roman"/>
-          <w:bCs/>
-          <w:iCs/>
-          <w:sz w:val="24"/>
-          <w:szCs w:val="24"/>
-        </w:rPr>
-        <w:t xml:space="preserve"> </w:t>
-      </w:r>
-      <w:proofErr w:type="spellStart"/>
-      <w:r>
-        <w:rPr>
-          <w:rFonts w:ascii="Times New Roman" w:hAnsi="Times New Roman" w:cs="Times New Roman"/>
-          <w:bCs/>
-          <w:iCs/>
-          <w:sz w:val="24"/>
-          <w:szCs w:val="24"/>
-        </w:rPr>
-        <w:t>ke</w:t>
-      </w:r>
-      <w:proofErr w:type="spellEnd"/>
-      <w:r>
-        <w:rPr>
-          <w:rFonts w:ascii="Times New Roman" w:hAnsi="Times New Roman" w:cs="Times New Roman"/>
-          <w:bCs/>
-          <w:iCs/>
-          <w:sz w:val="24"/>
-          <w:szCs w:val="24"/>
-        </w:rPr>
-        <w:t xml:space="preserve"> html/</w:t>
-      </w:r>
-      <w:proofErr w:type="spellStart"/>
-      <w:r>
-        <w:rPr>
-          <w:rFonts w:ascii="Times New Roman" w:hAnsi="Times New Roman" w:cs="Times New Roman"/>
-          <w:bCs/>
-          <w:iCs/>
-          <w:sz w:val="24"/>
-          <w:szCs w:val="24"/>
-        </w:rPr>
-        <w:t>webgl</w:t>
-      </w:r>
-      <w:proofErr w:type="spellEnd"/>
-      <w:r>
-        <w:rPr>
-          <w:rFonts w:ascii="Times New Roman" w:hAnsi="Times New Roman" w:cs="Times New Roman"/>
-          <w:bCs/>
-          <w:iCs/>
-          <w:sz w:val="24"/>
-          <w:szCs w:val="24"/>
-        </w:rPr>
-        <w:t>.</w:t>
-      </w:r>
-    </w:p>
-    <w:p>
-      <w:pPr>
-        <w:spacing w:after="0" w:line="276" w:lineRule="auto"/>
-        <w:jc w:val="both"/>
-        <w:rPr>
-          <w:rFonts w:ascii="Times New Roman" w:hAnsi="Times New Roman" w:cs="Times New Roman"/>
-          <w:bCs/>
-          <w:iCs/>
-          <w:sz w:val="24"/>
-          <w:szCs w:val="24"/>
-          <w:lang w:val="id-ID"/>
-        </w:rPr>
-      </w:pPr>
-    </w:p>
-    <w:p>
-      <w:pPr>
-        <w:spacing w:after="0" w:line="276" w:lineRule="auto"/>
-        <w:jc w:val="both"/>
-        <w:rPr>
-          <w:rFonts w:ascii="Times New Roman" w:hAnsi="Times New Roman" w:cs="Times New Roman"/>
-          <w:b/>
-          <w:bCs/>
-          <w:sz w:val="24"/>
-          <w:szCs w:val="24"/>
-        </w:rPr>
-      </w:pPr>
-      <w:r>
-        <w:rPr>
-          <w:rFonts w:ascii="Times New Roman" w:hAnsi="Times New Roman" w:cs="Times New Roman"/>
-          <w:b/>
-          <w:bCs/>
-          <w:i/>
-          <w:iCs/>
-          <w:sz w:val="24"/>
-          <w:szCs w:val="24"/>
-        </w:rPr>
-        <w:t>Game</w:t>
-      </w:r>
-      <w:r>
-        <w:rPr>
-          <w:rFonts w:ascii="Times New Roman" w:hAnsi="Times New Roman" w:cs="Times New Roman"/>
-          <w:b/>
-          <w:bCs/>
-          <w:i/>
-          <w:iCs/>
-          <w:sz w:val="24"/>
-          <w:szCs w:val="24"/>
-        </w:rPr>
-        <w:t xml:space="preserve"> </w:t>
-      </w:r>
-      <w:r>
-        <w:rPr>
-          <w:rFonts w:ascii="Times New Roman" w:hAnsi="Times New Roman" w:cs="Times New Roman"/>
-          <w:b/>
-          <w:bCs/>
-          <w:sz w:val="24"/>
-          <w:szCs w:val="24"/>
-        </w:rPr>
-        <w:t xml:space="preserve">Classify </w:t>
-      </w:r>
-      <w:r>
-        <w:rPr>
-          <w:rFonts w:ascii="Times New Roman" w:hAnsi="Times New Roman" w:cs="Times New Roman"/>
-          <w:b/>
-          <w:bCs/>
-          <w:sz w:val="24"/>
-          <w:szCs w:val="24"/>
-        </w:rPr>
-        <w:t>– GINVO Studio</w:t>
-      </w:r>
-      <w:r>
-        <w:rPr>
-          <w:rFonts w:ascii="Times New Roman" w:hAnsi="Times New Roman" w:cs="Times New Roman"/>
-          <w:b/>
-          <w:bCs/>
-          <w:sz w:val="24"/>
-          <w:szCs w:val="24"/>
-        </w:rPr>
-        <w:tab/>
-      </w:r>
-      <w:r>
-        <w:rPr>
-          <w:rFonts w:ascii="Times New Roman" w:hAnsi="Times New Roman" w:cs="Times New Roman"/>
-          <w:b/>
-          <w:bCs/>
-          <w:sz w:val="24"/>
-          <w:szCs w:val="24"/>
-        </w:rPr>
-        <w:tab/>
-      </w:r>
-      <w:r>
-        <w:rPr>
-          <w:rFonts w:ascii="Times New Roman" w:hAnsi="Times New Roman" w:cs="Times New Roman"/>
-          <w:b/>
-          <w:bCs/>
-          <w:sz w:val="24"/>
-          <w:szCs w:val="24"/>
-        </w:rPr>
-        <w:tab/>
-      </w:r>
-      <w:r>
-        <w:rPr>
-          <w:rFonts w:ascii="Times New Roman" w:hAnsi="Times New Roman" w:cs="Times New Roman"/>
-          <w:b/>
-          <w:bCs/>
-          <w:sz w:val="24"/>
-          <w:szCs w:val="24"/>
-        </w:rPr>
-        <w:tab/>
-        <w:t xml:space="preserve">      </w:t>
-      </w:r>
-      <w:r>
-        <w:rPr>
-          <w:rFonts w:ascii="Times New Roman" w:hAnsi="Times New Roman" w:cs="Times New Roman"/>
-          <w:b/>
-          <w:bCs/>
-          <w:sz w:val="24"/>
-          <w:szCs w:val="24"/>
-        </w:rPr>
-        <w:tab/>
-        <w:t xml:space="preserve">                                        July</w:t>
-      </w:r>
-    </w:p>
-    <w:p>
-      <w:pPr>
-        <w:pStyle w:val="ListParagraph"/>
-        <w:numPr>
-          <w:ilvl w:val="0"/>
-          <w:numId w:val="14"/>
-        </w:numPr>
-        <w:spacing w:after="0" w:line="276" w:lineRule="auto"/>
-        <w:jc w:val="both"/>
-        <w:rPr>
-          <w:rFonts w:ascii="Times New Roman" w:hAnsi="Times New Roman" w:cs="Times New Roman"/>
-          <w:bCs/>
-          <w:iCs/>
-          <w:sz w:val="24"/>
-          <w:szCs w:val="24"/>
-          <w:lang w:val="id-ID"/>
-        </w:rPr>
-      </w:pPr>
-      <w:proofErr w:type="spellStart"/>
-      <w:r>
-        <w:rPr>
-          <w:rFonts w:ascii="Times New Roman" w:hAnsi="Times New Roman" w:cs="Times New Roman"/>
-          <w:bCs/>
-          <w:iCs/>
-          <w:sz w:val="24"/>
-          <w:szCs w:val="24"/>
-        </w:rPr>
-        <w:t>Menjadi</w:t>
-      </w:r>
-      <w:proofErr w:type="spellEnd"/>
-      <w:r>
-        <w:rPr>
-          <w:rFonts w:ascii="Times New Roman" w:hAnsi="Times New Roman" w:cs="Times New Roman"/>
-          <w:bCs/>
-          <w:iCs/>
-          <w:sz w:val="24"/>
-          <w:szCs w:val="24"/>
-        </w:rPr>
-        <w:t xml:space="preserve"> Game Programmer yang </w:t>
-      </w:r>
-      <w:proofErr w:type="spellStart"/>
-      <w:r>
-        <w:rPr>
-          <w:rFonts w:ascii="Times New Roman" w:hAnsi="Times New Roman" w:cs="Times New Roman"/>
-          <w:bCs/>
-          <w:iCs/>
-          <w:sz w:val="24"/>
-          <w:szCs w:val="24"/>
-        </w:rPr>
-        <w:t>merevisi</w:t>
-      </w:r>
-      <w:proofErr w:type="spellEnd"/>
-      <w:r>
-        <w:rPr>
-          <w:rFonts w:ascii="Times New Roman" w:hAnsi="Times New Roman" w:cs="Times New Roman"/>
-          <w:bCs/>
-          <w:iCs/>
-          <w:sz w:val="24"/>
-          <w:szCs w:val="24"/>
-        </w:rPr>
-        <w:t xml:space="preserve"> game </w:t>
-      </w:r>
-      <w:proofErr w:type="spellStart"/>
-      <w:r>
-        <w:rPr>
-          <w:rFonts w:ascii="Times New Roman" w:hAnsi="Times New Roman" w:cs="Times New Roman"/>
-          <w:bCs/>
-          <w:iCs/>
-          <w:sz w:val="24"/>
-          <w:szCs w:val="24"/>
-        </w:rPr>
-        <w:t>nya</w:t>
-      </w:r>
-      <w:proofErr w:type="spellEnd"/>
-      <w:r>
-        <w:rPr>
-          <w:rFonts w:ascii="Times New Roman" w:hAnsi="Times New Roman" w:cs="Times New Roman"/>
-          <w:bCs/>
-          <w:iCs/>
-          <w:sz w:val="24"/>
-          <w:szCs w:val="24"/>
-        </w:rPr>
-        <w:t>.</w:t>
-      </w:r>
-    </w:p>
-    <w:p>
-      <w:pPr>
-        <w:pStyle w:val="ListParagraph"/>
-        <w:numPr>
-          <w:ilvl w:val="0"/>
-          <w:numId w:val="14"/>
-        </w:numPr>
-        <w:spacing w:after="0" w:line="240" w:lineRule="auto"/>
-        <w:rPr>
-          <w:rFonts w:ascii="Times New Roman" w:eastAsia="Times New Roman" w:hAnsi="Times New Roman" w:cs="Times New Roman"/>
-          <w:sz w:val="24"/>
-          <w:szCs w:val="24"/>
-          <w:lang w:val="id-ID" w:eastAsia="ja-JP"/>
-        </w:rPr>
-      </w:pPr>
-      <w:r>
-        <w:rPr>
-          <w:rFonts w:ascii="Times New Roman" w:eastAsia="Times New Roman" w:hAnsi="Times New Roman" w:cs="Times New Roman"/>
-          <w:sz w:val="24"/>
-          <w:szCs w:val="24"/>
-          <w:lang w:eastAsia="ja-JP"/>
-        </w:rPr>
-        <w:t xml:space="preserve">Salah </w:t>
-      </w:r>
-      <w:proofErr w:type="spellStart"/>
-      <w:r>
-        <w:rPr>
-          <w:rFonts w:ascii="Times New Roman" w:eastAsia="Times New Roman" w:hAnsi="Times New Roman" w:cs="Times New Roman"/>
-          <w:sz w:val="24"/>
-          <w:szCs w:val="24"/>
-          <w:lang w:eastAsia="ja-JP"/>
-        </w:rPr>
-        <w:t>satu</w:t>
-      </w:r>
-      <w:proofErr w:type="spellEnd"/>
-      <w:r>
-        <w:rPr>
-          <w:rFonts w:ascii="Times New Roman" w:eastAsia="Times New Roman" w:hAnsi="Times New Roman" w:cs="Times New Roman"/>
-          <w:sz w:val="24"/>
-          <w:szCs w:val="24"/>
-          <w:lang w:eastAsia="ja-JP"/>
-        </w:rPr>
-        <w:t xml:space="preserve"> </w:t>
-      </w:r>
-      <w:proofErr w:type="spellStart"/>
-      <w:r>
-        <w:rPr>
-          <w:rFonts w:ascii="Times New Roman" w:eastAsia="Times New Roman" w:hAnsi="Times New Roman" w:cs="Times New Roman"/>
-          <w:sz w:val="24"/>
-          <w:szCs w:val="24"/>
-          <w:lang w:eastAsia="ja-JP"/>
-        </w:rPr>
-        <w:t>projek</w:t>
-      </w:r>
-      <w:proofErr w:type="spellEnd"/>
-      <w:r>
-        <w:rPr>
-          <w:rFonts w:ascii="Times New Roman" w:eastAsia="Times New Roman" w:hAnsi="Times New Roman" w:cs="Times New Roman"/>
-          <w:sz w:val="24"/>
-          <w:szCs w:val="24"/>
-          <w:lang w:eastAsia="ja-JP"/>
-        </w:rPr>
-        <w:t xml:space="preserve"> Ketika </w:t>
-      </w:r>
-      <w:proofErr w:type="spellStart"/>
-      <w:r>
-        <w:rPr>
-          <w:rFonts w:ascii="Times New Roman" w:eastAsia="Times New Roman" w:hAnsi="Times New Roman" w:cs="Times New Roman"/>
-          <w:sz w:val="24"/>
-          <w:szCs w:val="24"/>
-          <w:lang w:eastAsia="ja-JP"/>
-        </w:rPr>
-        <w:t>Magang</w:t>
-      </w:r>
-      <w:proofErr w:type="spellEnd"/>
-      <w:r>
-        <w:rPr>
-          <w:rFonts w:ascii="Times New Roman" w:eastAsia="Times New Roman" w:hAnsi="Times New Roman" w:cs="Times New Roman"/>
-          <w:sz w:val="24"/>
-          <w:szCs w:val="24"/>
-          <w:lang w:eastAsia="ja-JP"/>
-        </w:rPr>
-        <w:t xml:space="preserve"> di </w:t>
-      </w:r>
-      <w:proofErr w:type="spellStart"/>
-      <w:r>
-        <w:rPr>
-          <w:rFonts w:ascii="Times New Roman" w:eastAsia="Times New Roman" w:hAnsi="Times New Roman" w:cs="Times New Roman"/>
-          <w:sz w:val="24"/>
-          <w:szCs w:val="24"/>
-          <w:lang w:eastAsia="ja-JP"/>
-        </w:rPr>
-        <w:t>Ginvo</w:t>
-      </w:r>
-      <w:proofErr w:type="spellEnd"/>
-      <w:r>
-        <w:rPr>
-          <w:rFonts w:ascii="Times New Roman" w:eastAsia="Times New Roman" w:hAnsi="Times New Roman" w:cs="Times New Roman"/>
-          <w:sz w:val="24"/>
-          <w:szCs w:val="24"/>
-          <w:lang w:eastAsia="ja-JP"/>
-        </w:rPr>
-        <w:t xml:space="preserve"> Studio.</w:t>
-      </w:r>
-    </w:p>
-    <w:p>
-      <w:pPr>
-        <w:pStyle w:val="ListParagraph"/>
-        <w:numPr>
-          <w:ilvl w:val="0"/>
-          <w:numId w:val="14"/>
-        </w:numPr>
-        <w:spacing w:after="0" w:line="276" w:lineRule="auto"/>
-        <w:jc w:val="both"/>
-        <w:rPr>
-          <w:rFonts w:ascii="Times New Roman" w:hAnsi="Times New Roman" w:cs="Times New Roman"/>
-          <w:bCs/>
-          <w:iCs/>
-          <w:sz w:val="24"/>
-          <w:szCs w:val="24"/>
-          <w:lang w:val="id-ID"/>
-        </w:rPr>
-      </w:pPr>
-      <w:r>
-        <w:rPr>
-          <w:rFonts w:ascii="Times New Roman" w:hAnsi="Times New Roman" w:cs="Times New Roman"/>
-          <w:bCs/>
-          <w:iCs/>
-          <w:sz w:val="24"/>
-          <w:szCs w:val="24"/>
-        </w:rPr>
-        <w:t xml:space="preserve">Build game </w:t>
-      </w:r>
-      <w:proofErr w:type="spellStart"/>
-      <w:r>
-        <w:rPr>
-          <w:rFonts w:ascii="Times New Roman" w:hAnsi="Times New Roman" w:cs="Times New Roman"/>
-          <w:bCs/>
-          <w:iCs/>
-          <w:sz w:val="24"/>
-          <w:szCs w:val="24"/>
-        </w:rPr>
-        <w:t>nya</w:t>
-      </w:r>
-      <w:proofErr w:type="spellEnd"/>
-      <w:r>
-        <w:rPr>
-          <w:rFonts w:ascii="Times New Roman" w:hAnsi="Times New Roman" w:cs="Times New Roman"/>
-          <w:bCs/>
-          <w:iCs/>
-          <w:sz w:val="24"/>
-          <w:szCs w:val="24"/>
-        </w:rPr>
-        <w:t xml:space="preserve"> </w:t>
-      </w:r>
-      <w:proofErr w:type="spellStart"/>
-      <w:r>
-        <w:rPr>
-          <w:rFonts w:ascii="Times New Roman" w:hAnsi="Times New Roman" w:cs="Times New Roman"/>
-          <w:bCs/>
-          <w:iCs/>
-          <w:sz w:val="24"/>
-          <w:szCs w:val="24"/>
-        </w:rPr>
-        <w:t>ke</w:t>
-      </w:r>
-      <w:proofErr w:type="spellEnd"/>
-      <w:r>
-        <w:rPr>
-          <w:rFonts w:ascii="Times New Roman" w:hAnsi="Times New Roman" w:cs="Times New Roman"/>
-          <w:bCs/>
-          <w:iCs/>
-          <w:sz w:val="24"/>
-          <w:szCs w:val="24"/>
-        </w:rPr>
-        <w:t xml:space="preserve"> html/</w:t>
-      </w:r>
-      <w:proofErr w:type="spellStart"/>
-      <w:r>
-        <w:rPr>
-          <w:rFonts w:ascii="Times New Roman" w:hAnsi="Times New Roman" w:cs="Times New Roman"/>
-          <w:bCs/>
-          <w:iCs/>
-          <w:sz w:val="24"/>
-          <w:szCs w:val="24"/>
-        </w:rPr>
-        <w:t>webgl</w:t>
-      </w:r>
-      <w:proofErr w:type="spellEnd"/>
-      <w:r>
-        <w:rPr>
-          <w:rFonts w:ascii="Times New Roman" w:hAnsi="Times New Roman" w:cs="Times New Roman"/>
-          <w:bCs/>
-          <w:iCs/>
-          <w:sz w:val="24"/>
-          <w:szCs w:val="24"/>
-        </w:rPr>
-        <w:t>.</w:t>
-      </w:r>
-    </w:p>
-    <w:p>
-      <w:pPr>
-        <w:spacing w:after="0" w:line="276" w:lineRule="auto"/>
-        <w:jc w:val="both"/>
-        <w:rPr>
-          <w:rFonts w:ascii="Times New Roman" w:hAnsi="Times New Roman" w:cs="Times New Roman"/>
-          <w:bCs/>
-          <w:iCs/>
-          <w:sz w:val="24"/>
-          <w:szCs w:val="24"/>
-          <w:lang w:val="id-ID"/>
-        </w:rPr>
-      </w:pPr>
-    </w:p>
-    <w:p>
-      <w:pPr>
-        <w:spacing w:after="0" w:line="276" w:lineRule="auto"/>
-        <w:jc w:val="both"/>
-        <w:rPr>
-          <w:rFonts w:ascii="Times New Roman" w:hAnsi="Times New Roman" w:cs="Times New Roman"/>
-          <w:b/>
-          <w:bCs/>
-          <w:sz w:val="24"/>
-          <w:szCs w:val="24"/>
-        </w:rPr>
-      </w:pPr>
-      <w:r>
-        <w:rPr>
-          <w:rFonts w:ascii="Times New Roman" w:hAnsi="Times New Roman" w:cs="Times New Roman"/>
-          <w:b/>
-          <w:bCs/>
-          <w:i/>
-          <w:iCs/>
-          <w:sz w:val="24"/>
-          <w:szCs w:val="24"/>
-        </w:rPr>
-        <w:t>Game</w:t>
-      </w:r>
-      <w:r>
-        <w:rPr>
-          <w:rFonts w:ascii="Times New Roman" w:hAnsi="Times New Roman" w:cs="Times New Roman"/>
-          <w:b/>
-          <w:bCs/>
-          <w:sz w:val="24"/>
-          <w:szCs w:val="24"/>
-        </w:rPr>
-        <w:t xml:space="preserve"> </w:t>
-      </w:r>
-      <w:r>
-        <w:rPr>
-          <w:rFonts w:ascii="Times New Roman" w:hAnsi="Times New Roman" w:cs="Times New Roman"/>
-          <w:b/>
-          <w:bCs/>
-          <w:sz w:val="24"/>
-          <w:szCs w:val="24"/>
-        </w:rPr>
-        <w:t>Death Copter</w:t>
-      </w:r>
-      <w:r>
-        <w:rPr>
-          <w:rFonts w:ascii="Times New Roman" w:hAnsi="Times New Roman" w:cs="Times New Roman"/>
-          <w:b/>
-          <w:bCs/>
-          <w:sz w:val="24"/>
-          <w:szCs w:val="24"/>
-        </w:rPr>
-        <w:t xml:space="preserve"> – GINVO Studio</w:t>
-      </w:r>
-      <w:r>
-        <w:rPr>
-          <w:rFonts w:ascii="Times New Roman" w:hAnsi="Times New Roman" w:cs="Times New Roman"/>
-          <w:b/>
-          <w:bCs/>
-          <w:sz w:val="24"/>
-          <w:szCs w:val="24"/>
-        </w:rPr>
-        <w:tab/>
-      </w:r>
-      <w:r>
-        <w:rPr>
-          <w:rFonts w:ascii="Times New Roman" w:hAnsi="Times New Roman" w:cs="Times New Roman"/>
-          <w:b/>
-          <w:bCs/>
-          <w:sz w:val="24"/>
-          <w:szCs w:val="24"/>
-        </w:rPr>
-        <w:tab/>
-      </w:r>
-      <w:r>
-        <w:rPr>
-          <w:rFonts w:ascii="Times New Roman" w:hAnsi="Times New Roman" w:cs="Times New Roman"/>
-          <w:b/>
-          <w:bCs/>
-          <w:sz w:val="24"/>
-          <w:szCs w:val="24"/>
-        </w:rPr>
-        <w:tab/>
-      </w:r>
-      <w:r>
-        <w:rPr>
-          <w:rFonts w:ascii="Times New Roman" w:hAnsi="Times New Roman" w:cs="Times New Roman"/>
-          <w:b/>
-          <w:bCs/>
-          <w:sz w:val="24"/>
-          <w:szCs w:val="24"/>
-        </w:rPr>
-        <w:tab/>
-        <w:t xml:space="preserve">      </w:t>
-      </w:r>
-      <w:r>
-        <w:rPr>
-          <w:rFonts w:ascii="Times New Roman" w:hAnsi="Times New Roman" w:cs="Times New Roman"/>
-          <w:b/>
-          <w:bCs/>
-          <w:sz w:val="24"/>
-          <w:szCs w:val="24"/>
-        </w:rPr>
-        <w:tab/>
-        <w:t xml:space="preserve">                            July</w:t>
-      </w:r>
-    </w:p>
-    <w:p>
-      <w:pPr>
-        <w:pStyle w:val="ListParagraph"/>
-        <w:numPr>
-          <w:ilvl w:val="0"/>
-          <w:numId w:val="14"/>
-        </w:numPr>
-        <w:spacing w:after="0" w:line="276" w:lineRule="auto"/>
-        <w:jc w:val="both"/>
-        <w:rPr>
-          <w:rFonts w:ascii="Times New Roman" w:hAnsi="Times New Roman" w:cs="Times New Roman"/>
-          <w:bCs/>
-          <w:iCs/>
-          <w:sz w:val="24"/>
-          <w:szCs w:val="24"/>
-          <w:lang w:val="id-ID"/>
-        </w:rPr>
-      </w:pPr>
-      <w:proofErr w:type="spellStart"/>
-      <w:r>
-        <w:rPr>
-          <w:rFonts w:ascii="Times New Roman" w:hAnsi="Times New Roman" w:cs="Times New Roman"/>
-          <w:bCs/>
-          <w:iCs/>
-          <w:sz w:val="24"/>
-          <w:szCs w:val="24"/>
-        </w:rPr>
-        <w:t>Menjadi</w:t>
-      </w:r>
-      <w:proofErr w:type="spellEnd"/>
-      <w:r>
-        <w:rPr>
-          <w:rFonts w:ascii="Times New Roman" w:hAnsi="Times New Roman" w:cs="Times New Roman"/>
-          <w:bCs/>
-          <w:iCs/>
-          <w:sz w:val="24"/>
-          <w:szCs w:val="24"/>
-        </w:rPr>
-        <w:t xml:space="preserve"> Game Programmer yang </w:t>
-      </w:r>
-      <w:proofErr w:type="spellStart"/>
-      <w:r>
-        <w:rPr>
-          <w:rFonts w:ascii="Times New Roman" w:hAnsi="Times New Roman" w:cs="Times New Roman"/>
-          <w:bCs/>
-          <w:iCs/>
-          <w:sz w:val="24"/>
-          <w:szCs w:val="24"/>
-        </w:rPr>
-        <w:t>merevisi</w:t>
-      </w:r>
-      <w:proofErr w:type="spellEnd"/>
-      <w:r>
-        <w:rPr>
-          <w:rFonts w:ascii="Times New Roman" w:hAnsi="Times New Roman" w:cs="Times New Roman"/>
-          <w:bCs/>
-          <w:iCs/>
-          <w:sz w:val="24"/>
-          <w:szCs w:val="24"/>
-        </w:rPr>
-        <w:t xml:space="preserve"> game </w:t>
-      </w:r>
-      <w:proofErr w:type="spellStart"/>
-      <w:r>
-        <w:rPr>
-          <w:rFonts w:ascii="Times New Roman" w:hAnsi="Times New Roman" w:cs="Times New Roman"/>
-          <w:bCs/>
-          <w:iCs/>
-          <w:sz w:val="24"/>
-          <w:szCs w:val="24"/>
-        </w:rPr>
-        <w:t>nya</w:t>
-      </w:r>
-      <w:proofErr w:type="spellEnd"/>
-      <w:r>
-        <w:rPr>
-          <w:rFonts w:ascii="Times New Roman" w:hAnsi="Times New Roman" w:cs="Times New Roman"/>
-          <w:bCs/>
-          <w:iCs/>
-          <w:sz w:val="24"/>
-          <w:szCs w:val="24"/>
-        </w:rPr>
-        <w:t>.</w:t>
-      </w:r>
-    </w:p>
-    <w:p>
-      <w:pPr>
-        <w:pStyle w:val="ListParagraph"/>
-        <w:numPr>
-          <w:ilvl w:val="0"/>
-          <w:numId w:val="14"/>
-        </w:numPr>
-        <w:spacing w:after="0" w:line="240" w:lineRule="auto"/>
-        <w:rPr>
-          <w:rFonts w:ascii="Times New Roman" w:eastAsia="Times New Roman" w:hAnsi="Times New Roman" w:cs="Times New Roman"/>
-          <w:sz w:val="24"/>
-          <w:szCs w:val="24"/>
-          <w:lang w:val="id-ID" w:eastAsia="ja-JP"/>
-        </w:rPr>
-      </w:pPr>
-      <w:r>
-        <w:rPr>
-          <w:rFonts w:ascii="Times New Roman" w:eastAsia="Times New Roman" w:hAnsi="Times New Roman" w:cs="Times New Roman"/>
-          <w:sz w:val="24"/>
-          <w:szCs w:val="24"/>
-          <w:lang w:eastAsia="ja-JP"/>
-        </w:rPr>
-        <w:t xml:space="preserve">Salah </w:t>
-      </w:r>
-      <w:proofErr w:type="spellStart"/>
-      <w:r>
-        <w:rPr>
-          <w:rFonts w:ascii="Times New Roman" w:eastAsia="Times New Roman" w:hAnsi="Times New Roman" w:cs="Times New Roman"/>
-          <w:sz w:val="24"/>
-          <w:szCs w:val="24"/>
-          <w:lang w:eastAsia="ja-JP"/>
-        </w:rPr>
-        <w:t>satu</w:t>
-      </w:r>
-      <w:proofErr w:type="spellEnd"/>
-      <w:r>
-        <w:rPr>
-          <w:rFonts w:ascii="Times New Roman" w:eastAsia="Times New Roman" w:hAnsi="Times New Roman" w:cs="Times New Roman"/>
-          <w:sz w:val="24"/>
-          <w:szCs w:val="24"/>
-          <w:lang w:eastAsia="ja-JP"/>
-        </w:rPr>
-        <w:t xml:space="preserve"> </w:t>
-      </w:r>
-      <w:proofErr w:type="spellStart"/>
-      <w:r>
-        <w:rPr>
-          <w:rFonts w:ascii="Times New Roman" w:eastAsia="Times New Roman" w:hAnsi="Times New Roman" w:cs="Times New Roman"/>
-          <w:sz w:val="24"/>
-          <w:szCs w:val="24"/>
-          <w:lang w:eastAsia="ja-JP"/>
-        </w:rPr>
-        <w:t>projek</w:t>
-      </w:r>
-      <w:proofErr w:type="spellEnd"/>
-      <w:r>
-        <w:rPr>
-          <w:rFonts w:ascii="Times New Roman" w:eastAsia="Times New Roman" w:hAnsi="Times New Roman" w:cs="Times New Roman"/>
-          <w:sz w:val="24"/>
-          <w:szCs w:val="24"/>
-          <w:lang w:eastAsia="ja-JP"/>
-        </w:rPr>
-        <w:t xml:space="preserve"> Ketika </w:t>
-      </w:r>
-      <w:proofErr w:type="spellStart"/>
-      <w:r>
-        <w:rPr>
-          <w:rFonts w:ascii="Times New Roman" w:eastAsia="Times New Roman" w:hAnsi="Times New Roman" w:cs="Times New Roman"/>
-          <w:sz w:val="24"/>
-          <w:szCs w:val="24"/>
-          <w:lang w:eastAsia="ja-JP"/>
-        </w:rPr>
-        <w:t>Magang</w:t>
-      </w:r>
-      <w:proofErr w:type="spellEnd"/>
-      <w:r>
-        <w:rPr>
-          <w:rFonts w:ascii="Times New Roman" w:eastAsia="Times New Roman" w:hAnsi="Times New Roman" w:cs="Times New Roman"/>
-          <w:sz w:val="24"/>
-          <w:szCs w:val="24"/>
-          <w:lang w:eastAsia="ja-JP"/>
-        </w:rPr>
-        <w:t xml:space="preserve"> di </w:t>
-      </w:r>
-      <w:proofErr w:type="spellStart"/>
-      <w:r>
-        <w:rPr>
-          <w:rFonts w:ascii="Times New Roman" w:eastAsia="Times New Roman" w:hAnsi="Times New Roman" w:cs="Times New Roman"/>
-          <w:sz w:val="24"/>
-          <w:szCs w:val="24"/>
-          <w:lang w:eastAsia="ja-JP"/>
-        </w:rPr>
-        <w:t>Ginvo</w:t>
-      </w:r>
-      <w:proofErr w:type="spellEnd"/>
-      <w:r>
-        <w:rPr>
-          <w:rFonts w:ascii="Times New Roman" w:eastAsia="Times New Roman" w:hAnsi="Times New Roman" w:cs="Times New Roman"/>
-          <w:sz w:val="24"/>
-          <w:szCs w:val="24"/>
-          <w:lang w:eastAsia="ja-JP"/>
-        </w:rPr>
-        <w:t xml:space="preserve"> Studio.</w:t>
-      </w:r>
-    </w:p>
-    <w:p>
-      <w:pPr>
-        <w:pStyle w:val="ListParagraph"/>
-        <w:numPr>
-          <w:ilvl w:val="0"/>
-          <w:numId w:val="14"/>
-        </w:numPr>
-        <w:spacing w:after="0" w:line="276" w:lineRule="auto"/>
-        <w:jc w:val="both"/>
-        <w:rPr>
-          <w:rFonts w:ascii="Times New Roman" w:hAnsi="Times New Roman" w:cs="Times New Roman"/>
-          <w:bCs/>
-          <w:iCs/>
-          <w:sz w:val="24"/>
-          <w:szCs w:val="24"/>
-          <w:lang w:val="id-ID"/>
-        </w:rPr>
-      </w:pPr>
-      <w:r>
-        <w:rPr>
-          <w:rFonts w:ascii="Times New Roman" w:hAnsi="Times New Roman" w:cs="Times New Roman"/>
-          <w:bCs/>
-          <w:iCs/>
-          <w:sz w:val="24"/>
-          <w:szCs w:val="24"/>
-        </w:rPr>
-        <w:t xml:space="preserve">Build game </w:t>
-      </w:r>
-      <w:proofErr w:type="spellStart"/>
-      <w:r>
-        <w:rPr>
-          <w:rFonts w:ascii="Times New Roman" w:hAnsi="Times New Roman" w:cs="Times New Roman"/>
-          <w:bCs/>
-          <w:iCs/>
-          <w:sz w:val="24"/>
-          <w:szCs w:val="24"/>
-        </w:rPr>
-        <w:t>nya</w:t>
-      </w:r>
-      <w:proofErr w:type="spellEnd"/>
-      <w:r>
-        <w:rPr>
-          <w:rFonts w:ascii="Times New Roman" w:hAnsi="Times New Roman" w:cs="Times New Roman"/>
-          <w:bCs/>
-          <w:iCs/>
-          <w:sz w:val="24"/>
-          <w:szCs w:val="24"/>
-        </w:rPr>
-        <w:t xml:space="preserve"> </w:t>
-      </w:r>
-      <w:proofErr w:type="spellStart"/>
-      <w:r>
-        <w:rPr>
-          <w:rFonts w:ascii="Times New Roman" w:hAnsi="Times New Roman" w:cs="Times New Roman"/>
-          <w:bCs/>
-          <w:iCs/>
-          <w:sz w:val="24"/>
-          <w:szCs w:val="24"/>
-        </w:rPr>
-        <w:t>ke</w:t>
-      </w:r>
-      <w:proofErr w:type="spellEnd"/>
-      <w:r>
-        <w:rPr>
-          <w:rFonts w:ascii="Times New Roman" w:hAnsi="Times New Roman" w:cs="Times New Roman"/>
-          <w:bCs/>
-          <w:iCs/>
-          <w:sz w:val="24"/>
-          <w:szCs w:val="24"/>
-        </w:rPr>
-        <w:t xml:space="preserve"> html/</w:t>
-      </w:r>
-      <w:proofErr w:type="spellStart"/>
-      <w:r>
-        <w:rPr>
-          <w:rFonts w:ascii="Times New Roman" w:hAnsi="Times New Roman" w:cs="Times New Roman"/>
-          <w:bCs/>
-          <w:iCs/>
-          <w:sz w:val="24"/>
-          <w:szCs w:val="24"/>
-        </w:rPr>
-        <w:t>webgl</w:t>
-      </w:r>
-      <w:proofErr w:type="spellEnd"/>
-      <w:r>
-        <w:rPr>
-          <w:rFonts w:ascii="Times New Roman" w:hAnsi="Times New Roman" w:cs="Times New Roman"/>
-          <w:bCs/>
-          <w:iCs/>
-          <w:sz w:val="24"/>
-          <w:szCs w:val="24"/>
-        </w:rPr>
-        <w:t>.</w:t>
-      </w:r>
-    </w:p>
-    <w:p>
-      <w:pPr>
-        <w:spacing w:after="0" w:line="276" w:lineRule="auto"/>
-        <w:jc w:val="both"/>
-        <w:rPr>
-          <w:rFonts w:ascii="Times New Roman" w:hAnsi="Times New Roman" w:cs="Times New Roman"/>
-          <w:bCs/>
-          <w:iCs/>
-          <w:sz w:val="24"/>
-          <w:szCs w:val="24"/>
-          <w:lang w:val="id-ID"/>
-        </w:rPr>
-      </w:pPr>
-    </w:p>
-    <w:p>
-      <w:pPr>
-        <w:spacing w:after="0" w:line="276" w:lineRule="auto"/>
-        <w:jc w:val="both"/>
-        <w:rPr>
-          <w:rFonts w:ascii="Times New Roman" w:hAnsi="Times New Roman" w:cs="Times New Roman"/>
-          <w:b/>
-          <w:bCs/>
-          <w:sz w:val="24"/>
-          <w:szCs w:val="24"/>
-        </w:rPr>
-      </w:pPr>
-      <w:r>
-        <w:rPr>
-          <w:rFonts w:ascii="Times New Roman" w:hAnsi="Times New Roman" w:cs="Times New Roman"/>
-          <w:b/>
-          <w:bCs/>
-          <w:i/>
-          <w:iCs/>
-          <w:sz w:val="24"/>
-          <w:szCs w:val="24"/>
-        </w:rPr>
-        <w:t>Game</w:t>
-      </w:r>
-      <w:r>
-        <w:rPr>
-          <w:rFonts w:ascii="Times New Roman" w:hAnsi="Times New Roman" w:cs="Times New Roman"/>
-          <w:b/>
-          <w:bCs/>
-          <w:i/>
-          <w:iCs/>
-          <w:sz w:val="24"/>
-          <w:szCs w:val="24"/>
-        </w:rPr>
-        <w:t xml:space="preserve"> </w:t>
-      </w:r>
-      <w:r>
-        <w:rPr>
-          <w:rFonts w:ascii="Times New Roman" w:hAnsi="Times New Roman" w:cs="Times New Roman"/>
-          <w:b/>
-          <w:bCs/>
-          <w:sz w:val="24"/>
-          <w:szCs w:val="24"/>
-        </w:rPr>
-        <w:t xml:space="preserve">Matching Game </w:t>
-      </w:r>
-      <w:r>
-        <w:rPr>
-          <w:rFonts w:ascii="Times New Roman" w:hAnsi="Times New Roman" w:cs="Times New Roman"/>
-          <w:b/>
-          <w:bCs/>
-          <w:sz w:val="24"/>
-          <w:szCs w:val="24"/>
-        </w:rPr>
-        <w:t>– GINVO Studio</w:t>
-      </w:r>
-      <w:r>
-        <w:rPr>
-          <w:rFonts w:ascii="Times New Roman" w:hAnsi="Times New Roman" w:cs="Times New Roman"/>
-          <w:b/>
-          <w:bCs/>
-          <w:sz w:val="24"/>
-          <w:szCs w:val="24"/>
-        </w:rPr>
-        <w:tab/>
-      </w:r>
-      <w:r>
-        <w:rPr>
-          <w:rFonts w:ascii="Times New Roman" w:hAnsi="Times New Roman" w:cs="Times New Roman"/>
-          <w:b/>
-          <w:bCs/>
-          <w:sz w:val="24"/>
-          <w:szCs w:val="24"/>
-        </w:rPr>
-        <w:tab/>
-      </w:r>
-      <w:r>
-        <w:rPr>
-          <w:rFonts w:ascii="Times New Roman" w:hAnsi="Times New Roman" w:cs="Times New Roman"/>
-          <w:b/>
-          <w:bCs/>
-          <w:sz w:val="24"/>
-          <w:szCs w:val="24"/>
-        </w:rPr>
-        <w:tab/>
-      </w:r>
-      <w:r>
-        <w:rPr>
-          <w:rFonts w:ascii="Times New Roman" w:hAnsi="Times New Roman" w:cs="Times New Roman"/>
-          <w:b/>
-          <w:bCs/>
-          <w:sz w:val="24"/>
-          <w:szCs w:val="24"/>
-        </w:rPr>
-        <w:tab/>
-        <w:t xml:space="preserve">      </w:t>
-      </w:r>
-      <w:r>
-        <w:rPr>
-          <w:rFonts w:ascii="Times New Roman" w:hAnsi="Times New Roman" w:cs="Times New Roman"/>
-          <w:b/>
-          <w:bCs/>
-          <w:sz w:val="24"/>
-          <w:szCs w:val="24"/>
-        </w:rPr>
-        <w:tab/>
-        <w:t xml:space="preserve">                            July</w:t>
-      </w:r>
-    </w:p>
-    <w:p>
-      <w:pPr>
-        <w:pStyle w:val="ListParagraph"/>
-        <w:numPr>
-          <w:ilvl w:val="0"/>
-          <w:numId w:val="14"/>
-        </w:numPr>
-        <w:spacing w:after="0" w:line="276" w:lineRule="auto"/>
-        <w:jc w:val="both"/>
-        <w:rPr>
-          <w:rFonts w:ascii="Times New Roman" w:hAnsi="Times New Roman" w:cs="Times New Roman"/>
-          <w:bCs/>
-          <w:iCs/>
-          <w:sz w:val="24"/>
-          <w:szCs w:val="24"/>
-          <w:lang w:val="id-ID"/>
-        </w:rPr>
-      </w:pPr>
-      <w:proofErr w:type="spellStart"/>
-      <w:r>
-        <w:rPr>
-          <w:rFonts w:ascii="Times New Roman" w:hAnsi="Times New Roman" w:cs="Times New Roman"/>
-          <w:bCs/>
-          <w:iCs/>
-          <w:sz w:val="24"/>
-          <w:szCs w:val="24"/>
-        </w:rPr>
-        <w:t>Menjadi</w:t>
-      </w:r>
-      <w:proofErr w:type="spellEnd"/>
-      <w:r>
-        <w:rPr>
-          <w:rFonts w:ascii="Times New Roman" w:hAnsi="Times New Roman" w:cs="Times New Roman"/>
-          <w:bCs/>
-          <w:iCs/>
-          <w:sz w:val="24"/>
-          <w:szCs w:val="24"/>
-        </w:rPr>
-        <w:t xml:space="preserve"> Game Programmer yang </w:t>
-      </w:r>
-      <w:proofErr w:type="spellStart"/>
-      <w:r>
-        <w:rPr>
-          <w:rFonts w:ascii="Times New Roman" w:hAnsi="Times New Roman" w:cs="Times New Roman"/>
-          <w:bCs/>
-          <w:iCs/>
-          <w:sz w:val="24"/>
-          <w:szCs w:val="24"/>
-        </w:rPr>
-        <w:t>merevisi</w:t>
-      </w:r>
-      <w:proofErr w:type="spellEnd"/>
-      <w:r>
-        <w:rPr>
-          <w:rFonts w:ascii="Times New Roman" w:hAnsi="Times New Roman" w:cs="Times New Roman"/>
-          <w:bCs/>
-          <w:iCs/>
-          <w:sz w:val="24"/>
-          <w:szCs w:val="24"/>
-        </w:rPr>
-        <w:t xml:space="preserve"> game </w:t>
-      </w:r>
-      <w:proofErr w:type="spellStart"/>
-      <w:r>
-        <w:rPr>
-          <w:rFonts w:ascii="Times New Roman" w:hAnsi="Times New Roman" w:cs="Times New Roman"/>
-          <w:bCs/>
-          <w:iCs/>
-          <w:sz w:val="24"/>
-          <w:szCs w:val="24"/>
-        </w:rPr>
-        <w:t>nya</w:t>
-      </w:r>
-      <w:proofErr w:type="spellEnd"/>
-      <w:r>
-        <w:rPr>
-          <w:rFonts w:ascii="Times New Roman" w:hAnsi="Times New Roman" w:cs="Times New Roman"/>
-          <w:bCs/>
-          <w:iCs/>
-          <w:sz w:val="24"/>
-          <w:szCs w:val="24"/>
-        </w:rPr>
-        <w:t>.</w:t>
-      </w:r>
-    </w:p>
-    <w:p>
-      <w:pPr>
-        <w:pStyle w:val="ListParagraph"/>
-        <w:numPr>
-          <w:ilvl w:val="0"/>
-          <w:numId w:val="14"/>
-        </w:numPr>
-        <w:spacing w:after="0" w:line="240" w:lineRule="auto"/>
-        <w:rPr>
-          <w:rFonts w:ascii="Times New Roman" w:eastAsia="Times New Roman" w:hAnsi="Times New Roman" w:cs="Times New Roman"/>
-          <w:sz w:val="24"/>
-          <w:szCs w:val="24"/>
-          <w:lang w:val="id-ID" w:eastAsia="ja-JP"/>
-        </w:rPr>
-      </w:pPr>
-      <w:r>
-        <w:rPr>
-          <w:rFonts w:ascii="Times New Roman" w:eastAsia="Times New Roman" w:hAnsi="Times New Roman" w:cs="Times New Roman"/>
-          <w:sz w:val="24"/>
-          <w:szCs w:val="24"/>
-          <w:lang w:eastAsia="ja-JP"/>
-        </w:rPr>
-        <w:t xml:space="preserve">Salah </w:t>
-      </w:r>
-      <w:proofErr w:type="spellStart"/>
-      <w:r>
-        <w:rPr>
-          <w:rFonts w:ascii="Times New Roman" w:eastAsia="Times New Roman" w:hAnsi="Times New Roman" w:cs="Times New Roman"/>
-          <w:sz w:val="24"/>
-          <w:szCs w:val="24"/>
-          <w:lang w:eastAsia="ja-JP"/>
-        </w:rPr>
-        <w:t>satu</w:t>
-      </w:r>
-      <w:proofErr w:type="spellEnd"/>
-      <w:r>
-        <w:rPr>
-          <w:rFonts w:ascii="Times New Roman" w:eastAsia="Times New Roman" w:hAnsi="Times New Roman" w:cs="Times New Roman"/>
-          <w:sz w:val="24"/>
-          <w:szCs w:val="24"/>
-          <w:lang w:eastAsia="ja-JP"/>
-        </w:rPr>
-        <w:t xml:space="preserve"> </w:t>
-      </w:r>
-      <w:proofErr w:type="spellStart"/>
-      <w:r>
-        <w:rPr>
-          <w:rFonts w:ascii="Times New Roman" w:eastAsia="Times New Roman" w:hAnsi="Times New Roman" w:cs="Times New Roman"/>
-          <w:sz w:val="24"/>
-          <w:szCs w:val="24"/>
-          <w:lang w:eastAsia="ja-JP"/>
-        </w:rPr>
-        <w:t>projek</w:t>
-      </w:r>
-      <w:proofErr w:type="spellEnd"/>
-      <w:r>
-        <w:rPr>
-          <w:rFonts w:ascii="Times New Roman" w:eastAsia="Times New Roman" w:hAnsi="Times New Roman" w:cs="Times New Roman"/>
-          <w:sz w:val="24"/>
-          <w:szCs w:val="24"/>
-          <w:lang w:eastAsia="ja-JP"/>
-        </w:rPr>
-        <w:t xml:space="preserve"> Ketika </w:t>
-      </w:r>
-      <w:proofErr w:type="spellStart"/>
-      <w:r>
-        <w:rPr>
-          <w:rFonts w:ascii="Times New Roman" w:eastAsia="Times New Roman" w:hAnsi="Times New Roman" w:cs="Times New Roman"/>
-          <w:sz w:val="24"/>
-          <w:szCs w:val="24"/>
-          <w:lang w:eastAsia="ja-JP"/>
-        </w:rPr>
-        <w:t>Magang</w:t>
-      </w:r>
-      <w:proofErr w:type="spellEnd"/>
-      <w:r>
-        <w:rPr>
-          <w:rFonts w:ascii="Times New Roman" w:eastAsia="Times New Roman" w:hAnsi="Times New Roman" w:cs="Times New Roman"/>
-          <w:sz w:val="24"/>
-          <w:szCs w:val="24"/>
-          <w:lang w:eastAsia="ja-JP"/>
-        </w:rPr>
-        <w:t xml:space="preserve"> di </w:t>
-      </w:r>
-      <w:proofErr w:type="spellStart"/>
-      <w:r>
-        <w:rPr>
-          <w:rFonts w:ascii="Times New Roman" w:eastAsia="Times New Roman" w:hAnsi="Times New Roman" w:cs="Times New Roman"/>
-          <w:sz w:val="24"/>
-          <w:szCs w:val="24"/>
-          <w:lang w:eastAsia="ja-JP"/>
-        </w:rPr>
-        <w:t>Ginvo</w:t>
-      </w:r>
-      <w:proofErr w:type="spellEnd"/>
-      <w:r>
-        <w:rPr>
-          <w:rFonts w:ascii="Times New Roman" w:eastAsia="Times New Roman" w:hAnsi="Times New Roman" w:cs="Times New Roman"/>
-          <w:sz w:val="24"/>
-          <w:szCs w:val="24"/>
-          <w:lang w:eastAsia="ja-JP"/>
-        </w:rPr>
-        <w:t xml:space="preserve"> Studio.</w:t>
-      </w:r>
-    </w:p>
-    <w:p>
-      <w:pPr>
-        <w:pStyle w:val="ListParagraph"/>
-        <w:numPr>
-          <w:ilvl w:val="0"/>
-          <w:numId w:val="14"/>
-        </w:numPr>
-        <w:spacing w:after="0" w:line="276" w:lineRule="auto"/>
-        <w:jc w:val="both"/>
-        <w:rPr>
-          <w:rFonts w:ascii="Times New Roman" w:hAnsi="Times New Roman" w:cs="Times New Roman"/>
-          <w:bCs/>
-          <w:iCs/>
-          <w:sz w:val="24"/>
-          <w:szCs w:val="24"/>
-          <w:lang w:val="id-ID"/>
-        </w:rPr>
-      </w:pPr>
-      <w:r>
-        <w:rPr>
-          <w:rFonts w:ascii="Times New Roman" w:hAnsi="Times New Roman" w:cs="Times New Roman"/>
-          <w:bCs/>
-          <w:iCs/>
-          <w:sz w:val="24"/>
-          <w:szCs w:val="24"/>
-        </w:rPr>
-        <w:t xml:space="preserve">Build game </w:t>
-      </w:r>
-      <w:proofErr w:type="spellStart"/>
-      <w:r>
-        <w:rPr>
-          <w:rFonts w:ascii="Times New Roman" w:hAnsi="Times New Roman" w:cs="Times New Roman"/>
-          <w:bCs/>
-          <w:iCs/>
-          <w:sz w:val="24"/>
-          <w:szCs w:val="24"/>
-        </w:rPr>
-        <w:t>nya</w:t>
-      </w:r>
-      <w:proofErr w:type="spellEnd"/>
-      <w:r>
-        <w:rPr>
-          <w:rFonts w:ascii="Times New Roman" w:hAnsi="Times New Roman" w:cs="Times New Roman"/>
-          <w:bCs/>
-          <w:iCs/>
-          <w:sz w:val="24"/>
-          <w:szCs w:val="24"/>
-        </w:rPr>
-        <w:t xml:space="preserve"> </w:t>
-      </w:r>
-      <w:proofErr w:type="spellStart"/>
-      <w:r>
-        <w:rPr>
-          <w:rFonts w:ascii="Times New Roman" w:hAnsi="Times New Roman" w:cs="Times New Roman"/>
-          <w:bCs/>
-          <w:iCs/>
-          <w:sz w:val="24"/>
-          <w:szCs w:val="24"/>
-        </w:rPr>
-        <w:t>ke</w:t>
-      </w:r>
-      <w:proofErr w:type="spellEnd"/>
-      <w:r>
-        <w:rPr>
-          <w:rFonts w:ascii="Times New Roman" w:hAnsi="Times New Roman" w:cs="Times New Roman"/>
-          <w:bCs/>
-          <w:iCs/>
-          <w:sz w:val="24"/>
-          <w:szCs w:val="24"/>
-        </w:rPr>
-        <w:t xml:space="preserve"> html/</w:t>
-      </w:r>
-      <w:proofErr w:type="spellStart"/>
-      <w:r>
-        <w:rPr>
-          <w:rFonts w:ascii="Times New Roman" w:hAnsi="Times New Roman" w:cs="Times New Roman"/>
-          <w:bCs/>
-          <w:iCs/>
-          <w:sz w:val="24"/>
-          <w:szCs w:val="24"/>
-        </w:rPr>
-        <w:t>webgl</w:t>
-      </w:r>
-      <w:proofErr w:type="spellEnd"/>
-      <w:r>
-        <w:rPr>
-          <w:rFonts w:ascii="Times New Roman" w:hAnsi="Times New Roman" w:cs="Times New Roman"/>
-          <w:bCs/>
-          <w:iCs/>
-          <w:sz w:val="24"/>
-          <w:szCs w:val="24"/>
-        </w:rPr>
-        <w:t>.</w:t>
-      </w:r>
-    </w:p>
-    <w:p>
-      <w:pPr>
-        <w:spacing w:after="0" w:line="276" w:lineRule="auto"/>
-        <w:jc w:val="both"/>
-        <w:rPr>
-          <w:rFonts w:ascii="Times New Roman" w:hAnsi="Times New Roman" w:cs="Times New Roman"/>
-          <w:b/>
-          <w:bCs/>
-          <w:sz w:val="24"/>
-          <w:szCs w:val="24"/>
-        </w:rPr>
-      </w:pPr>
-    </w:p>
-    <w:p>
-      <w:pPr>
-        <w:spacing w:after="0" w:line="276" w:lineRule="auto"/>
-        <w:jc w:val="both"/>
-        <w:rPr>
-          <w:rFonts w:ascii="Times New Roman" w:hAnsi="Times New Roman" w:cs="Times New Roman"/>
-          <w:b/>
-          <w:bCs/>
-          <w:sz w:val="24"/>
-          <w:szCs w:val="24"/>
-        </w:rPr>
-      </w:pPr>
-      <w:r>
-        <w:rPr>
-          <w:rFonts w:ascii="Times New Roman" w:hAnsi="Times New Roman" w:cs="Times New Roman"/>
-          <w:b/>
-          <w:bCs/>
-          <w:i/>
-          <w:iCs/>
-          <w:sz w:val="24"/>
-          <w:szCs w:val="24"/>
-        </w:rPr>
-        <w:t xml:space="preserve">Game </w:t>
-      </w:r>
-      <w:r>
-        <w:rPr>
-          <w:rFonts w:ascii="Times New Roman" w:hAnsi="Times New Roman" w:cs="Times New Roman"/>
-          <w:b/>
-          <w:bCs/>
-          <w:sz w:val="24"/>
-          <w:szCs w:val="24"/>
-        </w:rPr>
-        <w:t xml:space="preserve">Fill The Truck </w:t>
-      </w:r>
-      <w:r>
-        <w:rPr>
-          <w:rFonts w:ascii="Times New Roman" w:hAnsi="Times New Roman" w:cs="Times New Roman"/>
-          <w:b/>
-          <w:bCs/>
-          <w:sz w:val="24"/>
-          <w:szCs w:val="24"/>
-        </w:rPr>
-        <w:t>– GINVO Studio</w:t>
-      </w:r>
-      <w:r>
-        <w:rPr>
-          <w:rFonts w:ascii="Times New Roman" w:hAnsi="Times New Roman" w:cs="Times New Roman"/>
-          <w:b/>
-          <w:bCs/>
-          <w:sz w:val="24"/>
-          <w:szCs w:val="24"/>
-        </w:rPr>
-        <w:tab/>
-      </w:r>
-      <w:r>
-        <w:rPr>
-          <w:rFonts w:ascii="Times New Roman" w:hAnsi="Times New Roman" w:cs="Times New Roman"/>
-          <w:b/>
-          <w:bCs/>
-          <w:sz w:val="24"/>
-          <w:szCs w:val="24"/>
-        </w:rPr>
-        <w:tab/>
-      </w:r>
-      <w:r>
-        <w:rPr>
-          <w:rFonts w:ascii="Times New Roman" w:hAnsi="Times New Roman" w:cs="Times New Roman"/>
-          <w:b/>
-          <w:bCs/>
-          <w:sz w:val="24"/>
-          <w:szCs w:val="24"/>
-        </w:rPr>
-        <w:tab/>
-      </w:r>
-      <w:r>
-        <w:rPr>
-          <w:rFonts w:ascii="Times New Roman" w:hAnsi="Times New Roman" w:cs="Times New Roman"/>
-          <w:b/>
-          <w:bCs/>
-          <w:sz w:val="24"/>
-          <w:szCs w:val="24"/>
-        </w:rPr>
-        <w:tab/>
-        <w:t xml:space="preserve">      </w:t>
-      </w:r>
-      <w:r>
-        <w:rPr>
-          <w:rFonts w:ascii="Times New Roman" w:hAnsi="Times New Roman" w:cs="Times New Roman"/>
-          <w:b/>
-          <w:bCs/>
-          <w:sz w:val="24"/>
-          <w:szCs w:val="24"/>
-        </w:rPr>
-        <w:tab/>
-        <w:t xml:space="preserve">                            July</w:t>
-      </w:r>
-    </w:p>
-    <w:p>
-      <w:pPr>
-        <w:pStyle w:val="ListParagraph"/>
-        <w:numPr>
-          <w:ilvl w:val="0"/>
-          <w:numId w:val="14"/>
-        </w:numPr>
-        <w:spacing w:after="0" w:line="276" w:lineRule="auto"/>
-        <w:jc w:val="both"/>
-        <w:rPr>
-          <w:rFonts w:ascii="Times New Roman" w:hAnsi="Times New Roman" w:cs="Times New Roman"/>
-          <w:bCs/>
-          <w:iCs/>
-          <w:sz w:val="24"/>
-          <w:szCs w:val="24"/>
-          <w:lang w:val="id-ID"/>
-        </w:rPr>
-      </w:pPr>
-      <w:proofErr w:type="spellStart"/>
-      <w:r>
-        <w:rPr>
-          <w:rFonts w:ascii="Times New Roman" w:hAnsi="Times New Roman" w:cs="Times New Roman"/>
-          <w:bCs/>
-          <w:iCs/>
-          <w:sz w:val="24"/>
-          <w:szCs w:val="24"/>
-        </w:rPr>
-        <w:t>Menjadi</w:t>
-      </w:r>
-      <w:proofErr w:type="spellEnd"/>
-      <w:r>
-        <w:rPr>
-          <w:rFonts w:ascii="Times New Roman" w:hAnsi="Times New Roman" w:cs="Times New Roman"/>
-          <w:bCs/>
-          <w:iCs/>
-          <w:sz w:val="24"/>
-          <w:szCs w:val="24"/>
-        </w:rPr>
-        <w:t xml:space="preserve"> Game Programmer yang </w:t>
-      </w:r>
-      <w:proofErr w:type="spellStart"/>
-      <w:r>
-        <w:rPr>
-          <w:rFonts w:ascii="Times New Roman" w:hAnsi="Times New Roman" w:cs="Times New Roman"/>
-          <w:bCs/>
-          <w:iCs/>
-          <w:sz w:val="24"/>
-          <w:szCs w:val="24"/>
-        </w:rPr>
-        <w:t>merevisi</w:t>
-      </w:r>
-      <w:proofErr w:type="spellEnd"/>
-      <w:r>
-        <w:rPr>
-          <w:rFonts w:ascii="Times New Roman" w:hAnsi="Times New Roman" w:cs="Times New Roman"/>
-          <w:bCs/>
-          <w:iCs/>
-          <w:sz w:val="24"/>
-          <w:szCs w:val="24"/>
-        </w:rPr>
-        <w:t xml:space="preserve"> game </w:t>
-      </w:r>
-      <w:proofErr w:type="spellStart"/>
-      <w:r>
-        <w:rPr>
-          <w:rFonts w:ascii="Times New Roman" w:hAnsi="Times New Roman" w:cs="Times New Roman"/>
-          <w:bCs/>
-          <w:iCs/>
-          <w:sz w:val="24"/>
-          <w:szCs w:val="24"/>
-        </w:rPr>
-        <w:t>nya</w:t>
-      </w:r>
-      <w:proofErr w:type="spellEnd"/>
-      <w:r>
-        <w:rPr>
-          <w:rFonts w:ascii="Times New Roman" w:hAnsi="Times New Roman" w:cs="Times New Roman"/>
-          <w:bCs/>
-          <w:iCs/>
-          <w:sz w:val="24"/>
-          <w:szCs w:val="24"/>
-        </w:rPr>
-        <w:t>.</w:t>
-      </w:r>
-    </w:p>
-    <w:p>
-      <w:pPr>
-        <w:pStyle w:val="ListParagraph"/>
-        <w:numPr>
-          <w:ilvl w:val="0"/>
-          <w:numId w:val="14"/>
-        </w:numPr>
-        <w:spacing w:after="0" w:line="240" w:lineRule="auto"/>
-        <w:rPr>
-          <w:rFonts w:ascii="Times New Roman" w:eastAsia="Times New Roman" w:hAnsi="Times New Roman" w:cs="Times New Roman"/>
-          <w:sz w:val="24"/>
-          <w:szCs w:val="24"/>
-          <w:lang w:val="id-ID" w:eastAsia="ja-JP"/>
-        </w:rPr>
-      </w:pPr>
-      <w:r>
-        <w:rPr>
-          <w:rFonts w:ascii="Times New Roman" w:eastAsia="Times New Roman" w:hAnsi="Times New Roman" w:cs="Times New Roman"/>
-          <w:sz w:val="24"/>
-          <w:szCs w:val="24"/>
-          <w:lang w:eastAsia="ja-JP"/>
-        </w:rPr>
-        <w:t xml:space="preserve">Salah </w:t>
-      </w:r>
-      <w:proofErr w:type="spellStart"/>
-      <w:r>
-        <w:rPr>
-          <w:rFonts w:ascii="Times New Roman" w:eastAsia="Times New Roman" w:hAnsi="Times New Roman" w:cs="Times New Roman"/>
-          <w:sz w:val="24"/>
-          <w:szCs w:val="24"/>
-          <w:lang w:eastAsia="ja-JP"/>
-        </w:rPr>
-        <w:t>satu</w:t>
-      </w:r>
-      <w:proofErr w:type="spellEnd"/>
-      <w:r>
-        <w:rPr>
-          <w:rFonts w:ascii="Times New Roman" w:eastAsia="Times New Roman" w:hAnsi="Times New Roman" w:cs="Times New Roman"/>
-          <w:sz w:val="24"/>
-          <w:szCs w:val="24"/>
-          <w:lang w:eastAsia="ja-JP"/>
-        </w:rPr>
-        <w:t xml:space="preserve"> </w:t>
-      </w:r>
-      <w:proofErr w:type="spellStart"/>
-      <w:r>
-        <w:rPr>
-          <w:rFonts w:ascii="Times New Roman" w:eastAsia="Times New Roman" w:hAnsi="Times New Roman" w:cs="Times New Roman"/>
-          <w:sz w:val="24"/>
-          <w:szCs w:val="24"/>
-          <w:lang w:eastAsia="ja-JP"/>
-        </w:rPr>
-        <w:t>projek</w:t>
-      </w:r>
-      <w:proofErr w:type="spellEnd"/>
-      <w:r>
-        <w:rPr>
-          <w:rFonts w:ascii="Times New Roman" w:eastAsia="Times New Roman" w:hAnsi="Times New Roman" w:cs="Times New Roman"/>
-          <w:sz w:val="24"/>
-          <w:szCs w:val="24"/>
-          <w:lang w:eastAsia="ja-JP"/>
-        </w:rPr>
-        <w:t xml:space="preserve"> Ketika </w:t>
-      </w:r>
-      <w:proofErr w:type="spellStart"/>
-      <w:r>
-        <w:rPr>
-          <w:rFonts w:ascii="Times New Roman" w:eastAsia="Times New Roman" w:hAnsi="Times New Roman" w:cs="Times New Roman"/>
-          <w:sz w:val="24"/>
-          <w:szCs w:val="24"/>
-          <w:lang w:eastAsia="ja-JP"/>
-        </w:rPr>
-        <w:t>Magang</w:t>
-      </w:r>
-      <w:proofErr w:type="spellEnd"/>
-      <w:r>
-        <w:rPr>
-          <w:rFonts w:ascii="Times New Roman" w:eastAsia="Times New Roman" w:hAnsi="Times New Roman" w:cs="Times New Roman"/>
-          <w:sz w:val="24"/>
-          <w:szCs w:val="24"/>
-          <w:lang w:eastAsia="ja-JP"/>
-        </w:rPr>
-        <w:t xml:space="preserve"> di </w:t>
-      </w:r>
-      <w:proofErr w:type="spellStart"/>
-      <w:r>
-        <w:rPr>
-          <w:rFonts w:ascii="Times New Roman" w:eastAsia="Times New Roman" w:hAnsi="Times New Roman" w:cs="Times New Roman"/>
-          <w:sz w:val="24"/>
-          <w:szCs w:val="24"/>
-          <w:lang w:eastAsia="ja-JP"/>
-        </w:rPr>
-        <w:t>Ginvo</w:t>
-      </w:r>
-      <w:proofErr w:type="spellEnd"/>
-      <w:r>
-        <w:rPr>
-          <w:rFonts w:ascii="Times New Roman" w:eastAsia="Times New Roman" w:hAnsi="Times New Roman" w:cs="Times New Roman"/>
-          <w:sz w:val="24"/>
-          <w:szCs w:val="24"/>
-          <w:lang w:eastAsia="ja-JP"/>
-        </w:rPr>
-        <w:t xml:space="preserve"> Studio.</w:t>
-      </w:r>
-    </w:p>
-    <w:p>
-      <w:pPr>
-        <w:pStyle w:val="ListParagraph"/>
-        <w:numPr>
-          <w:ilvl w:val="0"/>
-          <w:numId w:val="14"/>
-        </w:numPr>
-        <w:spacing w:after="0" w:line="276" w:lineRule="auto"/>
-        <w:jc w:val="both"/>
-        <w:rPr>
-          <w:rFonts w:ascii="Times New Roman" w:hAnsi="Times New Roman" w:cs="Times New Roman"/>
-          <w:bCs/>
-          <w:iCs/>
-          <w:sz w:val="24"/>
-          <w:szCs w:val="24"/>
-          <w:lang w:val="id-ID"/>
-        </w:rPr>
-      </w:pPr>
-      <w:r>
-        <w:rPr>
-          <w:rFonts w:ascii="Times New Roman" w:hAnsi="Times New Roman" w:cs="Times New Roman"/>
-          <w:bCs/>
-          <w:iCs/>
-          <w:sz w:val="24"/>
-          <w:szCs w:val="24"/>
-        </w:rPr>
-        <w:t xml:space="preserve">Build game </w:t>
-      </w:r>
-      <w:proofErr w:type="spellStart"/>
-      <w:r>
-        <w:rPr>
-          <w:rFonts w:ascii="Times New Roman" w:hAnsi="Times New Roman" w:cs="Times New Roman"/>
-          <w:bCs/>
-          <w:iCs/>
-          <w:sz w:val="24"/>
-          <w:szCs w:val="24"/>
-        </w:rPr>
-        <w:t>nya</w:t>
-      </w:r>
-      <w:proofErr w:type="spellEnd"/>
-      <w:r>
-        <w:rPr>
-          <w:rFonts w:ascii="Times New Roman" w:hAnsi="Times New Roman" w:cs="Times New Roman"/>
-          <w:bCs/>
-          <w:iCs/>
-          <w:sz w:val="24"/>
-          <w:szCs w:val="24"/>
-        </w:rPr>
-        <w:t xml:space="preserve"> </w:t>
-      </w:r>
-      <w:proofErr w:type="spellStart"/>
-      <w:r>
-        <w:rPr>
-          <w:rFonts w:ascii="Times New Roman" w:hAnsi="Times New Roman" w:cs="Times New Roman"/>
-          <w:bCs/>
-          <w:iCs/>
-          <w:sz w:val="24"/>
-          <w:szCs w:val="24"/>
-        </w:rPr>
-        <w:t>ke</w:t>
-      </w:r>
-      <w:proofErr w:type="spellEnd"/>
-      <w:r>
-        <w:rPr>
-          <w:rFonts w:ascii="Times New Roman" w:hAnsi="Times New Roman" w:cs="Times New Roman"/>
-          <w:bCs/>
-          <w:iCs/>
-          <w:sz w:val="24"/>
-          <w:szCs w:val="24"/>
-        </w:rPr>
-        <w:t xml:space="preserve"> html/</w:t>
-      </w:r>
-      <w:proofErr w:type="spellStart"/>
-      <w:r>
-        <w:rPr>
-          <w:rFonts w:ascii="Times New Roman" w:hAnsi="Times New Roman" w:cs="Times New Roman"/>
-          <w:bCs/>
-          <w:iCs/>
-          <w:sz w:val="24"/>
-          <w:szCs w:val="24"/>
-        </w:rPr>
-        <w:t>webgl</w:t>
-      </w:r>
-      <w:proofErr w:type="spellEnd"/>
-      <w:r>
-        <w:rPr>
-          <w:rFonts w:ascii="Times New Roman" w:hAnsi="Times New Roman" w:cs="Times New Roman"/>
-          <w:bCs/>
-          <w:iCs/>
-          <w:sz w:val="24"/>
-          <w:szCs w:val="24"/>
-        </w:rPr>
-        <w:t>.</w:t>
-      </w:r>
-    </w:p>
-    <w:p>
-      <w:pPr>
-        <w:spacing w:after="0" w:line="276" w:lineRule="auto"/>
-        <w:jc w:val="both"/>
-        <w:rPr>
-          <w:rFonts w:ascii="Times New Roman" w:hAnsi="Times New Roman" w:cs="Times New Roman"/>
-          <w:bCs/>
-          <w:iCs/>
-          <w:sz w:val="24"/>
-          <w:szCs w:val="24"/>
-          <w:lang w:val="id-ID"/>
-        </w:rPr>
-      </w:pPr>
-    </w:p>
-    <w:p>
-      <w:pPr>
-        <w:spacing w:after="0" w:line="276" w:lineRule="auto"/>
-        <w:jc w:val="both"/>
-        <w:rPr>
-          <w:rFonts w:ascii="Times New Roman" w:hAnsi="Times New Roman" w:cs="Times New Roman"/>
-          <w:b/>
-          <w:bCs/>
-          <w:sz w:val="24"/>
-          <w:szCs w:val="24"/>
-        </w:rPr>
-      </w:pPr>
-      <w:r>
-        <w:rPr>
-          <w:rFonts w:ascii="Times New Roman" w:hAnsi="Times New Roman" w:cs="Times New Roman"/>
-          <w:b/>
-          <w:bCs/>
-          <w:i/>
-          <w:iCs/>
-          <w:sz w:val="24"/>
-          <w:szCs w:val="24"/>
-        </w:rPr>
-        <w:t xml:space="preserve">Game </w:t>
-      </w:r>
-      <w:r>
-        <w:rPr>
-          <w:rFonts w:ascii="Times New Roman" w:hAnsi="Times New Roman" w:cs="Times New Roman"/>
-          <w:b/>
-          <w:bCs/>
-          <w:sz w:val="24"/>
-          <w:szCs w:val="24"/>
-        </w:rPr>
-        <w:t xml:space="preserve">Arrow Rush </w:t>
-      </w:r>
-      <w:r>
-        <w:rPr>
-          <w:rFonts w:ascii="Times New Roman" w:hAnsi="Times New Roman" w:cs="Times New Roman"/>
-          <w:b/>
-          <w:bCs/>
-          <w:sz w:val="24"/>
-          <w:szCs w:val="24"/>
-        </w:rPr>
-        <w:t>– GINVO Studio</w:t>
-      </w:r>
-      <w:r>
-        <w:rPr>
-          <w:rFonts w:ascii="Times New Roman" w:hAnsi="Times New Roman" w:cs="Times New Roman"/>
-          <w:b/>
-          <w:bCs/>
-          <w:sz w:val="24"/>
-          <w:szCs w:val="24"/>
-        </w:rPr>
-        <w:tab/>
-      </w:r>
-      <w:r>
-        <w:rPr>
-          <w:rFonts w:ascii="Times New Roman" w:hAnsi="Times New Roman" w:cs="Times New Roman"/>
-          <w:b/>
-          <w:bCs/>
-          <w:sz w:val="24"/>
-          <w:szCs w:val="24"/>
-        </w:rPr>
-        <w:tab/>
-      </w:r>
-      <w:r>
-        <w:rPr>
-          <w:rFonts w:ascii="Times New Roman" w:hAnsi="Times New Roman" w:cs="Times New Roman"/>
-          <w:b/>
-          <w:bCs/>
-          <w:sz w:val="24"/>
-          <w:szCs w:val="24"/>
-        </w:rPr>
-        <w:tab/>
-      </w:r>
-      <w:r>
-        <w:rPr>
-          <w:rFonts w:ascii="Times New Roman" w:hAnsi="Times New Roman" w:cs="Times New Roman"/>
-          <w:b/>
-          <w:bCs/>
-          <w:sz w:val="24"/>
-          <w:szCs w:val="24"/>
-        </w:rPr>
-        <w:tab/>
-        <w:t xml:space="preserve">      </w:t>
-      </w:r>
-      <w:r>
-        <w:rPr>
-          <w:rFonts w:ascii="Times New Roman" w:hAnsi="Times New Roman" w:cs="Times New Roman"/>
-          <w:b/>
-          <w:bCs/>
-          <w:sz w:val="24"/>
-          <w:szCs w:val="24"/>
-        </w:rPr>
-        <w:tab/>
-        <w:t xml:space="preserve">                            July</w:t>
-      </w:r>
-    </w:p>
-    <w:p>
-      <w:pPr>
-        <w:pStyle w:val="ListParagraph"/>
-        <w:numPr>
-          <w:ilvl w:val="0"/>
-          <w:numId w:val="14"/>
-        </w:numPr>
-        <w:spacing w:after="0" w:line="276" w:lineRule="auto"/>
-        <w:jc w:val="both"/>
-        <w:rPr>
-          <w:rFonts w:ascii="Times New Roman" w:hAnsi="Times New Roman" w:cs="Times New Roman"/>
-          <w:bCs/>
-          <w:iCs/>
-          <w:sz w:val="24"/>
-          <w:szCs w:val="24"/>
-          <w:lang w:val="id-ID"/>
-        </w:rPr>
-      </w:pPr>
-      <w:proofErr w:type="spellStart"/>
-      <w:r>
-        <w:rPr>
-          <w:rFonts w:ascii="Times New Roman" w:hAnsi="Times New Roman" w:cs="Times New Roman"/>
-          <w:bCs/>
-          <w:iCs/>
-          <w:sz w:val="24"/>
-          <w:szCs w:val="24"/>
-        </w:rPr>
-        <w:t>Menjadi</w:t>
-      </w:r>
-      <w:proofErr w:type="spellEnd"/>
-      <w:r>
-        <w:rPr>
-          <w:rFonts w:ascii="Times New Roman" w:hAnsi="Times New Roman" w:cs="Times New Roman"/>
-          <w:bCs/>
-          <w:iCs/>
-          <w:sz w:val="24"/>
-          <w:szCs w:val="24"/>
-        </w:rPr>
-        <w:t xml:space="preserve"> Game Programmer yang </w:t>
-      </w:r>
-      <w:proofErr w:type="spellStart"/>
-      <w:r>
-        <w:rPr>
-          <w:rFonts w:ascii="Times New Roman" w:hAnsi="Times New Roman" w:cs="Times New Roman"/>
-          <w:bCs/>
-          <w:iCs/>
-          <w:sz w:val="24"/>
-          <w:szCs w:val="24"/>
-        </w:rPr>
-        <w:t>merevisi</w:t>
-      </w:r>
-      <w:proofErr w:type="spellEnd"/>
-      <w:r>
-        <w:rPr>
-          <w:rFonts w:ascii="Times New Roman" w:hAnsi="Times New Roman" w:cs="Times New Roman"/>
-          <w:bCs/>
-          <w:iCs/>
-          <w:sz w:val="24"/>
-          <w:szCs w:val="24"/>
-        </w:rPr>
-        <w:t xml:space="preserve"> game </w:t>
-      </w:r>
-      <w:proofErr w:type="spellStart"/>
-      <w:r>
-        <w:rPr>
-          <w:rFonts w:ascii="Times New Roman" w:hAnsi="Times New Roman" w:cs="Times New Roman"/>
-          <w:bCs/>
-          <w:iCs/>
-          <w:sz w:val="24"/>
-          <w:szCs w:val="24"/>
-        </w:rPr>
-        <w:t>nya</w:t>
-      </w:r>
-      <w:proofErr w:type="spellEnd"/>
-      <w:r>
-        <w:rPr>
-          <w:rFonts w:ascii="Times New Roman" w:hAnsi="Times New Roman" w:cs="Times New Roman"/>
-          <w:bCs/>
-          <w:iCs/>
-          <w:sz w:val="24"/>
-          <w:szCs w:val="24"/>
-        </w:rPr>
-        <w:t>.</w:t>
-      </w:r>
-    </w:p>
-    <w:p>
-      <w:pPr>
-        <w:pStyle w:val="ListParagraph"/>
-        <w:numPr>
-          <w:ilvl w:val="0"/>
-          <w:numId w:val="14"/>
-        </w:numPr>
-        <w:spacing w:after="0" w:line="240" w:lineRule="auto"/>
-        <w:rPr>
-          <w:rFonts w:ascii="Times New Roman" w:eastAsia="Times New Roman" w:hAnsi="Times New Roman" w:cs="Times New Roman"/>
-          <w:sz w:val="24"/>
-          <w:szCs w:val="24"/>
-          <w:lang w:val="id-ID" w:eastAsia="ja-JP"/>
-        </w:rPr>
-      </w:pPr>
-      <w:r>
-        <w:rPr>
-          <w:rFonts w:ascii="Times New Roman" w:eastAsia="Times New Roman" w:hAnsi="Times New Roman" w:cs="Times New Roman"/>
-          <w:sz w:val="24"/>
-          <w:szCs w:val="24"/>
-          <w:lang w:eastAsia="ja-JP"/>
-        </w:rPr>
-        <w:t xml:space="preserve">Salah </w:t>
-      </w:r>
-      <w:proofErr w:type="spellStart"/>
-      <w:r>
-        <w:rPr>
-          <w:rFonts w:ascii="Times New Roman" w:eastAsia="Times New Roman" w:hAnsi="Times New Roman" w:cs="Times New Roman"/>
-          <w:sz w:val="24"/>
-          <w:szCs w:val="24"/>
-          <w:lang w:eastAsia="ja-JP"/>
-        </w:rPr>
-        <w:t>satu</w:t>
-      </w:r>
-      <w:proofErr w:type="spellEnd"/>
-      <w:r>
-        <w:rPr>
-          <w:rFonts w:ascii="Times New Roman" w:eastAsia="Times New Roman" w:hAnsi="Times New Roman" w:cs="Times New Roman"/>
-          <w:sz w:val="24"/>
-          <w:szCs w:val="24"/>
-          <w:lang w:eastAsia="ja-JP"/>
-        </w:rPr>
-        <w:t xml:space="preserve"> </w:t>
-      </w:r>
-      <w:proofErr w:type="spellStart"/>
-      <w:r>
-        <w:rPr>
-          <w:rFonts w:ascii="Times New Roman" w:eastAsia="Times New Roman" w:hAnsi="Times New Roman" w:cs="Times New Roman"/>
-          <w:sz w:val="24"/>
-          <w:szCs w:val="24"/>
-          <w:lang w:eastAsia="ja-JP"/>
-        </w:rPr>
-        <w:t>projek</w:t>
-      </w:r>
-      <w:proofErr w:type="spellEnd"/>
-      <w:r>
-        <w:rPr>
-          <w:rFonts w:ascii="Times New Roman" w:eastAsia="Times New Roman" w:hAnsi="Times New Roman" w:cs="Times New Roman"/>
-          <w:sz w:val="24"/>
-          <w:szCs w:val="24"/>
-          <w:lang w:eastAsia="ja-JP"/>
-        </w:rPr>
-        <w:t xml:space="preserve"> Ketika </w:t>
-      </w:r>
-      <w:proofErr w:type="spellStart"/>
-      <w:r>
-        <w:rPr>
-          <w:rFonts w:ascii="Times New Roman" w:eastAsia="Times New Roman" w:hAnsi="Times New Roman" w:cs="Times New Roman"/>
-          <w:sz w:val="24"/>
-          <w:szCs w:val="24"/>
-          <w:lang w:eastAsia="ja-JP"/>
-        </w:rPr>
-        <w:t>Magang</w:t>
-      </w:r>
-      <w:proofErr w:type="spellEnd"/>
-      <w:r>
-        <w:rPr>
-          <w:rFonts w:ascii="Times New Roman" w:eastAsia="Times New Roman" w:hAnsi="Times New Roman" w:cs="Times New Roman"/>
-          <w:sz w:val="24"/>
-          <w:szCs w:val="24"/>
-          <w:lang w:eastAsia="ja-JP"/>
-        </w:rPr>
-        <w:t xml:space="preserve"> di </w:t>
-      </w:r>
-      <w:proofErr w:type="spellStart"/>
-      <w:r>
-        <w:rPr>
-          <w:rFonts w:ascii="Times New Roman" w:eastAsia="Times New Roman" w:hAnsi="Times New Roman" w:cs="Times New Roman"/>
-          <w:sz w:val="24"/>
-          <w:szCs w:val="24"/>
-          <w:lang w:eastAsia="ja-JP"/>
-        </w:rPr>
-        <w:t>Ginvo</w:t>
-      </w:r>
-      <w:proofErr w:type="spellEnd"/>
-      <w:r>
-        <w:rPr>
-          <w:rFonts w:ascii="Times New Roman" w:eastAsia="Times New Roman" w:hAnsi="Times New Roman" w:cs="Times New Roman"/>
-          <w:sz w:val="24"/>
-          <w:szCs w:val="24"/>
-          <w:lang w:eastAsia="ja-JP"/>
-        </w:rPr>
-        <w:t xml:space="preserve"> Studio.</w:t>
-      </w:r>
-    </w:p>
-    <w:p>
-      <w:pPr>
-        <w:pStyle w:val="ListParagraph"/>
-        <w:numPr>
-          <w:ilvl w:val="0"/>
-          <w:numId w:val="14"/>
-        </w:numPr>
-        <w:spacing w:after="0" w:line="276" w:lineRule="auto"/>
-        <w:jc w:val="both"/>
-        <w:rPr>
-          <w:rFonts w:ascii="Times New Roman" w:hAnsi="Times New Roman" w:cs="Times New Roman"/>
-          <w:bCs/>
-          <w:iCs/>
-          <w:sz w:val="24"/>
-          <w:szCs w:val="24"/>
-          <w:lang w:val="id-ID"/>
-        </w:rPr>
-      </w:pPr>
-      <w:r>
-        <w:rPr>
-          <w:rFonts w:ascii="Times New Roman" w:hAnsi="Times New Roman" w:cs="Times New Roman"/>
-          <w:bCs/>
-          <w:iCs/>
-          <w:sz w:val="24"/>
-          <w:szCs w:val="24"/>
-        </w:rPr>
-        <w:t xml:space="preserve">Build game </w:t>
-      </w:r>
-      <w:proofErr w:type="spellStart"/>
-      <w:r>
-        <w:rPr>
-          <w:rFonts w:ascii="Times New Roman" w:hAnsi="Times New Roman" w:cs="Times New Roman"/>
-          <w:bCs/>
-          <w:iCs/>
-          <w:sz w:val="24"/>
-          <w:szCs w:val="24"/>
-        </w:rPr>
-        <w:t>nya</w:t>
-      </w:r>
-      <w:proofErr w:type="spellEnd"/>
-      <w:r>
-        <w:rPr>
-          <w:rFonts w:ascii="Times New Roman" w:hAnsi="Times New Roman" w:cs="Times New Roman"/>
-          <w:bCs/>
-          <w:iCs/>
-          <w:sz w:val="24"/>
-          <w:szCs w:val="24"/>
-        </w:rPr>
-        <w:t xml:space="preserve"> </w:t>
-      </w:r>
-      <w:proofErr w:type="spellStart"/>
-      <w:r>
-        <w:rPr>
-          <w:rFonts w:ascii="Times New Roman" w:hAnsi="Times New Roman" w:cs="Times New Roman"/>
-          <w:bCs/>
-          <w:iCs/>
-          <w:sz w:val="24"/>
-          <w:szCs w:val="24"/>
-        </w:rPr>
-        <w:t>ke</w:t>
-      </w:r>
-      <w:proofErr w:type="spellEnd"/>
-      <w:r>
-        <w:rPr>
-          <w:rFonts w:ascii="Times New Roman" w:hAnsi="Times New Roman" w:cs="Times New Roman"/>
-          <w:bCs/>
-          <w:iCs/>
-          <w:sz w:val="24"/>
-          <w:szCs w:val="24"/>
-        </w:rPr>
-        <w:t xml:space="preserve"> html/</w:t>
-      </w:r>
-      <w:proofErr w:type="spellStart"/>
-      <w:r>
-        <w:rPr>
-          <w:rFonts w:ascii="Times New Roman" w:hAnsi="Times New Roman" w:cs="Times New Roman"/>
-          <w:bCs/>
-          <w:iCs/>
-          <w:sz w:val="24"/>
-          <w:szCs w:val="24"/>
-        </w:rPr>
-        <w:t>webgl</w:t>
-      </w:r>
-      <w:proofErr w:type="spellEnd"/>
-      <w:r>
-        <w:rPr>
-          <w:rFonts w:ascii="Times New Roman" w:hAnsi="Times New Roman" w:cs="Times New Roman"/>
-          <w:bCs/>
-          <w:iCs/>
-          <w:sz w:val="24"/>
-          <w:szCs w:val="24"/>
-        </w:rPr>
-        <w:t>.</w:t>
-      </w:r>
-    </w:p>
-    <w:p>
-      <w:pPr>
-        <w:spacing w:after="0" w:line="276" w:lineRule="auto"/>
-        <w:jc w:val="both"/>
-        <w:rPr>
-          <w:rFonts w:ascii="Times New Roman" w:hAnsi="Times New Roman" w:cs="Times New Roman"/>
-          <w:bCs/>
-          <w:iCs/>
-          <w:sz w:val="24"/>
-          <w:szCs w:val="24"/>
-          <w:lang w:val="id-ID"/>
-        </w:rPr>
-      </w:pPr>
-    </w:p>
-    <w:p>
-      <w:pPr>
-        <w:spacing w:after="0" w:line="276" w:lineRule="auto"/>
-        <w:jc w:val="both"/>
-        <w:rPr>
-          <w:rFonts w:ascii="Times New Roman" w:hAnsi="Times New Roman" w:cs="Times New Roman"/>
-          <w:b/>
-          <w:bCs/>
-          <w:sz w:val="24"/>
-          <w:szCs w:val="24"/>
-        </w:rPr>
-      </w:pPr>
-      <w:r>
-        <w:rPr>
-          <w:rFonts w:ascii="Times New Roman" w:hAnsi="Times New Roman" w:cs="Times New Roman"/>
-          <w:b/>
-          <w:bCs/>
-          <w:i/>
-          <w:iCs/>
-          <w:sz w:val="24"/>
-          <w:szCs w:val="24"/>
-        </w:rPr>
-        <w:t>Game</w:t>
-      </w:r>
-      <w:r>
-        <w:rPr>
-          <w:rFonts w:ascii="Times New Roman" w:hAnsi="Times New Roman" w:cs="Times New Roman"/>
-          <w:b/>
-          <w:bCs/>
-          <w:sz w:val="24"/>
-          <w:szCs w:val="24"/>
-        </w:rPr>
-        <w:t xml:space="preserve"> War Friends </w:t>
-      </w:r>
-      <w:r>
-        <w:rPr>
-          <w:rFonts w:ascii="Times New Roman" w:hAnsi="Times New Roman" w:cs="Times New Roman"/>
-          <w:b/>
-          <w:bCs/>
-          <w:sz w:val="24"/>
-          <w:szCs w:val="24"/>
-        </w:rPr>
-        <w:t>– GINVO Studio</w:t>
-      </w:r>
-      <w:r>
-        <w:rPr>
-          <w:rFonts w:ascii="Times New Roman" w:hAnsi="Times New Roman" w:cs="Times New Roman"/>
-          <w:b/>
-          <w:bCs/>
-          <w:sz w:val="24"/>
-          <w:szCs w:val="24"/>
-        </w:rPr>
-        <w:tab/>
-      </w:r>
-      <w:r>
-        <w:rPr>
-          <w:rFonts w:ascii="Times New Roman" w:hAnsi="Times New Roman" w:cs="Times New Roman"/>
-          <w:b/>
-          <w:bCs/>
-          <w:sz w:val="24"/>
-          <w:szCs w:val="24"/>
-        </w:rPr>
-        <w:tab/>
-      </w:r>
-      <w:r>
-        <w:rPr>
-          <w:rFonts w:ascii="Times New Roman" w:hAnsi="Times New Roman" w:cs="Times New Roman"/>
-          <w:b/>
-          <w:bCs/>
-          <w:sz w:val="24"/>
-          <w:szCs w:val="24"/>
-        </w:rPr>
-        <w:tab/>
-      </w:r>
-      <w:r>
-        <w:rPr>
-          <w:rFonts w:ascii="Times New Roman" w:hAnsi="Times New Roman" w:cs="Times New Roman"/>
-          <w:b/>
-          <w:bCs/>
-          <w:sz w:val="24"/>
-          <w:szCs w:val="24"/>
-        </w:rPr>
-        <w:tab/>
-        <w:t xml:space="preserve">      </w:t>
-      </w:r>
-      <w:r>
-        <w:rPr>
-          <w:rFonts w:ascii="Times New Roman" w:hAnsi="Times New Roman" w:cs="Times New Roman"/>
-          <w:b/>
-          <w:bCs/>
-          <w:sz w:val="24"/>
-          <w:szCs w:val="24"/>
-        </w:rPr>
-        <w:tab/>
-        <w:t xml:space="preserve">                            July</w:t>
-      </w:r>
-    </w:p>
-    <w:p>
-      <w:pPr>
-        <w:pStyle w:val="ListParagraph"/>
-        <w:numPr>
-          <w:ilvl w:val="0"/>
-          <w:numId w:val="14"/>
-        </w:numPr>
-        <w:spacing w:after="0" w:line="276" w:lineRule="auto"/>
-        <w:jc w:val="both"/>
-        <w:rPr>
-          <w:rFonts w:ascii="Times New Roman" w:hAnsi="Times New Roman" w:cs="Times New Roman"/>
-          <w:bCs/>
-          <w:iCs/>
-          <w:sz w:val="24"/>
-          <w:szCs w:val="24"/>
-          <w:lang w:val="id-ID"/>
-        </w:rPr>
-      </w:pPr>
-      <w:proofErr w:type="spellStart"/>
-      <w:r>
-        <w:rPr>
-          <w:rFonts w:ascii="Times New Roman" w:hAnsi="Times New Roman" w:cs="Times New Roman"/>
-          <w:bCs/>
-          <w:iCs/>
-          <w:sz w:val="24"/>
-          <w:szCs w:val="24"/>
-        </w:rPr>
-        <w:t>Menjadi</w:t>
-      </w:r>
-      <w:proofErr w:type="spellEnd"/>
-      <w:r>
-        <w:rPr>
-          <w:rFonts w:ascii="Times New Roman" w:hAnsi="Times New Roman" w:cs="Times New Roman"/>
-          <w:bCs/>
-          <w:iCs/>
-          <w:sz w:val="24"/>
-          <w:szCs w:val="24"/>
-        </w:rPr>
-        <w:t xml:space="preserve"> Game Programmer yang </w:t>
-      </w:r>
-      <w:proofErr w:type="spellStart"/>
-      <w:r>
-        <w:rPr>
-          <w:rFonts w:ascii="Times New Roman" w:hAnsi="Times New Roman" w:cs="Times New Roman"/>
-          <w:bCs/>
-          <w:iCs/>
-          <w:sz w:val="24"/>
-          <w:szCs w:val="24"/>
-        </w:rPr>
-        <w:t>merevisi</w:t>
-      </w:r>
-      <w:proofErr w:type="spellEnd"/>
-      <w:r>
-        <w:rPr>
-          <w:rFonts w:ascii="Times New Roman" w:hAnsi="Times New Roman" w:cs="Times New Roman"/>
-          <w:bCs/>
-          <w:iCs/>
-          <w:sz w:val="24"/>
-          <w:szCs w:val="24"/>
-        </w:rPr>
-        <w:t xml:space="preserve"> game </w:t>
-      </w:r>
-      <w:proofErr w:type="spellStart"/>
-      <w:r>
-        <w:rPr>
-          <w:rFonts w:ascii="Times New Roman" w:hAnsi="Times New Roman" w:cs="Times New Roman"/>
-          <w:bCs/>
-          <w:iCs/>
-          <w:sz w:val="24"/>
-          <w:szCs w:val="24"/>
-        </w:rPr>
-        <w:t>nya</w:t>
-      </w:r>
-      <w:proofErr w:type="spellEnd"/>
-      <w:r>
-        <w:rPr>
-          <w:rFonts w:ascii="Times New Roman" w:hAnsi="Times New Roman" w:cs="Times New Roman"/>
-          <w:bCs/>
-          <w:iCs/>
-          <w:sz w:val="24"/>
-          <w:szCs w:val="24"/>
-        </w:rPr>
-        <w:t>.</w:t>
-      </w:r>
-    </w:p>
-    <w:p>
-      <w:pPr>
-        <w:pStyle w:val="ListParagraph"/>
-        <w:numPr>
-          <w:ilvl w:val="0"/>
-          <w:numId w:val="14"/>
-        </w:numPr>
-        <w:spacing w:after="0" w:line="240" w:lineRule="auto"/>
-        <w:rPr>
-          <w:rFonts w:ascii="Times New Roman" w:eastAsia="Times New Roman" w:hAnsi="Times New Roman" w:cs="Times New Roman"/>
-          <w:sz w:val="24"/>
-          <w:szCs w:val="24"/>
-          <w:lang w:val="id-ID" w:eastAsia="ja-JP"/>
-        </w:rPr>
-      </w:pPr>
-      <w:r>
-        <w:rPr>
-          <w:rFonts w:ascii="Times New Roman" w:eastAsia="Times New Roman" w:hAnsi="Times New Roman" w:cs="Times New Roman"/>
-          <w:sz w:val="24"/>
-          <w:szCs w:val="24"/>
-          <w:lang w:eastAsia="ja-JP"/>
-        </w:rPr>
-        <w:t xml:space="preserve">Salah </w:t>
-      </w:r>
-      <w:proofErr w:type="spellStart"/>
-      <w:r>
-        <w:rPr>
-          <w:rFonts w:ascii="Times New Roman" w:eastAsia="Times New Roman" w:hAnsi="Times New Roman" w:cs="Times New Roman"/>
-          <w:sz w:val="24"/>
-          <w:szCs w:val="24"/>
-          <w:lang w:eastAsia="ja-JP"/>
-        </w:rPr>
-        <w:t>satu</w:t>
-      </w:r>
-      <w:proofErr w:type="spellEnd"/>
-      <w:r>
-        <w:rPr>
-          <w:rFonts w:ascii="Times New Roman" w:eastAsia="Times New Roman" w:hAnsi="Times New Roman" w:cs="Times New Roman"/>
-          <w:sz w:val="24"/>
-          <w:szCs w:val="24"/>
-          <w:lang w:eastAsia="ja-JP"/>
-        </w:rPr>
-        <w:t xml:space="preserve"> </w:t>
-      </w:r>
-      <w:proofErr w:type="spellStart"/>
-      <w:r>
-        <w:rPr>
-          <w:rFonts w:ascii="Times New Roman" w:eastAsia="Times New Roman" w:hAnsi="Times New Roman" w:cs="Times New Roman"/>
-          <w:sz w:val="24"/>
-          <w:szCs w:val="24"/>
-          <w:lang w:eastAsia="ja-JP"/>
-        </w:rPr>
-        <w:t>projek</w:t>
-      </w:r>
-      <w:proofErr w:type="spellEnd"/>
-      <w:r>
-        <w:rPr>
-          <w:rFonts w:ascii="Times New Roman" w:eastAsia="Times New Roman" w:hAnsi="Times New Roman" w:cs="Times New Roman"/>
-          <w:sz w:val="24"/>
-          <w:szCs w:val="24"/>
-          <w:lang w:eastAsia="ja-JP"/>
-        </w:rPr>
-        <w:t xml:space="preserve"> Ketika </w:t>
-      </w:r>
-      <w:proofErr w:type="spellStart"/>
-      <w:r>
-        <w:rPr>
-          <w:rFonts w:ascii="Times New Roman" w:eastAsia="Times New Roman" w:hAnsi="Times New Roman" w:cs="Times New Roman"/>
-          <w:sz w:val="24"/>
-          <w:szCs w:val="24"/>
-          <w:lang w:eastAsia="ja-JP"/>
-        </w:rPr>
-        <w:t>Magang</w:t>
-      </w:r>
-      <w:proofErr w:type="spellEnd"/>
-      <w:r>
-        <w:rPr>
-          <w:rFonts w:ascii="Times New Roman" w:eastAsia="Times New Roman" w:hAnsi="Times New Roman" w:cs="Times New Roman"/>
-          <w:sz w:val="24"/>
-          <w:szCs w:val="24"/>
-          <w:lang w:eastAsia="ja-JP"/>
-        </w:rPr>
-        <w:t xml:space="preserve"> di </w:t>
-      </w:r>
-      <w:proofErr w:type="spellStart"/>
-      <w:r>
-        <w:rPr>
-          <w:rFonts w:ascii="Times New Roman" w:eastAsia="Times New Roman" w:hAnsi="Times New Roman" w:cs="Times New Roman"/>
-          <w:sz w:val="24"/>
-          <w:szCs w:val="24"/>
-          <w:lang w:eastAsia="ja-JP"/>
-        </w:rPr>
-        <w:t>Ginvo</w:t>
-      </w:r>
-      <w:proofErr w:type="spellEnd"/>
-      <w:r>
-        <w:rPr>
-          <w:rFonts w:ascii="Times New Roman" w:eastAsia="Times New Roman" w:hAnsi="Times New Roman" w:cs="Times New Roman"/>
-          <w:sz w:val="24"/>
-          <w:szCs w:val="24"/>
-          <w:lang w:eastAsia="ja-JP"/>
-        </w:rPr>
-        <w:t xml:space="preserve"> Studio.</w:t>
-      </w:r>
-    </w:p>
-    <w:p>
-      <w:pPr>
-        <w:pStyle w:val="ListParagraph"/>
-        <w:numPr>
-          <w:ilvl w:val="0"/>
-          <w:numId w:val="14"/>
-        </w:numPr>
-        <w:spacing w:after="0" w:line="276" w:lineRule="auto"/>
-        <w:jc w:val="both"/>
-        <w:rPr>
-          <w:rFonts w:ascii="Times New Roman" w:hAnsi="Times New Roman" w:cs="Times New Roman"/>
-          <w:bCs/>
-          <w:iCs/>
-          <w:sz w:val="24"/>
-          <w:szCs w:val="24"/>
-          <w:lang w:val="id-ID"/>
-        </w:rPr>
-      </w:pPr>
-      <w:r>
-        <w:rPr>
-          <w:rFonts w:ascii="Times New Roman" w:hAnsi="Times New Roman" w:cs="Times New Roman"/>
-          <w:bCs/>
-          <w:iCs/>
-          <w:sz w:val="24"/>
-          <w:szCs w:val="24"/>
-        </w:rPr>
-        <w:t xml:space="preserve">Build game </w:t>
-      </w:r>
-      <w:proofErr w:type="spellStart"/>
-      <w:r>
-        <w:rPr>
-          <w:rFonts w:ascii="Times New Roman" w:hAnsi="Times New Roman" w:cs="Times New Roman"/>
-          <w:bCs/>
-          <w:iCs/>
-          <w:sz w:val="24"/>
-          <w:szCs w:val="24"/>
-        </w:rPr>
-        <w:t>nya</w:t>
-      </w:r>
-      <w:proofErr w:type="spellEnd"/>
-      <w:r>
-        <w:rPr>
-          <w:rFonts w:ascii="Times New Roman" w:hAnsi="Times New Roman" w:cs="Times New Roman"/>
-          <w:bCs/>
-          <w:iCs/>
-          <w:sz w:val="24"/>
-          <w:szCs w:val="24"/>
-        </w:rPr>
-        <w:t xml:space="preserve"> </w:t>
-      </w:r>
-      <w:proofErr w:type="spellStart"/>
-      <w:r>
-        <w:rPr>
-          <w:rFonts w:ascii="Times New Roman" w:hAnsi="Times New Roman" w:cs="Times New Roman"/>
-          <w:bCs/>
-          <w:iCs/>
-          <w:sz w:val="24"/>
-          <w:szCs w:val="24"/>
-        </w:rPr>
-        <w:t>ke</w:t>
-      </w:r>
-      <w:proofErr w:type="spellEnd"/>
-      <w:r>
-        <w:rPr>
-          <w:rFonts w:ascii="Times New Roman" w:hAnsi="Times New Roman" w:cs="Times New Roman"/>
-          <w:bCs/>
-          <w:iCs/>
-          <w:sz w:val="24"/>
-          <w:szCs w:val="24"/>
-        </w:rPr>
-        <w:t xml:space="preserve"> html/</w:t>
-      </w:r>
-      <w:proofErr w:type="spellStart"/>
-      <w:r>
-        <w:rPr>
-          <w:rFonts w:ascii="Times New Roman" w:hAnsi="Times New Roman" w:cs="Times New Roman"/>
-          <w:bCs/>
-          <w:iCs/>
-          <w:sz w:val="24"/>
-          <w:szCs w:val="24"/>
-        </w:rPr>
-        <w:t>webgl</w:t>
-      </w:r>
-      <w:proofErr w:type="spellEnd"/>
-      <w:r>
-        <w:rPr>
-          <w:rFonts w:ascii="Times New Roman" w:hAnsi="Times New Roman" w:cs="Times New Roman"/>
-          <w:bCs/>
-          <w:iCs/>
-          <w:sz w:val="24"/>
-          <w:szCs w:val="24"/>
-        </w:rPr>
-        <w:t>.</w:t>
-      </w:r>
-    </w:p>
-    <w:p>
-      <w:pPr>
-        <w:spacing w:after="0" w:line="276" w:lineRule="auto"/>
-        <w:jc w:val="both"/>
-        <w:rPr>
-          <w:rFonts w:ascii="Times New Roman" w:hAnsi="Times New Roman" w:cs="Times New Roman"/>
-          <w:b/>
-          <w:bCs/>
-          <w:sz w:val="24"/>
-          <w:szCs w:val="24"/>
-        </w:rPr>
-      </w:pPr>
-      <w:r>
-        <w:rPr>
-          <w:rFonts w:ascii="Times New Roman" w:hAnsi="Times New Roman" w:cs="Times New Roman"/>
-          <w:b/>
-          <w:bCs/>
-          <w:i/>
-          <w:iCs/>
-          <w:sz w:val="24"/>
-          <w:szCs w:val="24"/>
-        </w:rPr>
-        <w:lastRenderedPageBreak/>
-        <w:t xml:space="preserve">Game </w:t>
-      </w:r>
-      <w:r>
-        <w:rPr>
-          <w:rFonts w:ascii="Times New Roman" w:hAnsi="Times New Roman" w:cs="Times New Roman"/>
-          <w:b/>
-          <w:bCs/>
-          <w:sz w:val="24"/>
-          <w:szCs w:val="24"/>
-        </w:rPr>
-        <w:t xml:space="preserve">Robin Hook </w:t>
-      </w:r>
-      <w:r>
-        <w:rPr>
-          <w:rFonts w:ascii="Times New Roman" w:hAnsi="Times New Roman" w:cs="Times New Roman"/>
-          <w:b/>
-          <w:bCs/>
-          <w:sz w:val="24"/>
-          <w:szCs w:val="24"/>
-        </w:rPr>
-        <w:t>– GINVO Studio</w:t>
-      </w:r>
-      <w:r>
-        <w:rPr>
-          <w:rFonts w:ascii="Times New Roman" w:hAnsi="Times New Roman" w:cs="Times New Roman"/>
-          <w:b/>
-          <w:bCs/>
-          <w:sz w:val="24"/>
-          <w:szCs w:val="24"/>
-        </w:rPr>
-        <w:tab/>
-      </w:r>
-      <w:r>
-        <w:rPr>
-          <w:rFonts w:ascii="Times New Roman" w:hAnsi="Times New Roman" w:cs="Times New Roman"/>
-          <w:b/>
-          <w:bCs/>
-          <w:sz w:val="24"/>
-          <w:szCs w:val="24"/>
-        </w:rPr>
-        <w:tab/>
-      </w:r>
-      <w:r>
-        <w:rPr>
-          <w:rFonts w:ascii="Times New Roman" w:hAnsi="Times New Roman" w:cs="Times New Roman"/>
-          <w:b/>
-          <w:bCs/>
-          <w:sz w:val="24"/>
-          <w:szCs w:val="24"/>
-        </w:rPr>
-        <w:tab/>
-      </w:r>
-      <w:r>
-        <w:rPr>
-          <w:rFonts w:ascii="Times New Roman" w:hAnsi="Times New Roman" w:cs="Times New Roman"/>
-          <w:b/>
-          <w:bCs/>
-          <w:sz w:val="24"/>
-          <w:szCs w:val="24"/>
-        </w:rPr>
-        <w:tab/>
-        <w:t xml:space="preserve">      </w:t>
-      </w:r>
-      <w:r>
-        <w:rPr>
-          <w:rFonts w:ascii="Times New Roman" w:hAnsi="Times New Roman" w:cs="Times New Roman"/>
-          <w:b/>
-          <w:bCs/>
-          <w:sz w:val="24"/>
-          <w:szCs w:val="24"/>
-        </w:rPr>
-        <w:tab/>
-        <w:t xml:space="preserve">                            July</w:t>
-      </w:r>
-    </w:p>
-    <w:p>
-      <w:pPr>
-        <w:pStyle w:val="ListParagraph"/>
-        <w:numPr>
-          <w:ilvl w:val="0"/>
-          <w:numId w:val="14"/>
-        </w:numPr>
-        <w:spacing w:after="0" w:line="276" w:lineRule="auto"/>
-        <w:jc w:val="both"/>
-        <w:rPr>
-          <w:rFonts w:ascii="Times New Roman" w:hAnsi="Times New Roman" w:cs="Times New Roman"/>
-          <w:bCs/>
-          <w:iCs/>
-          <w:sz w:val="24"/>
-          <w:szCs w:val="24"/>
-          <w:lang w:val="id-ID"/>
-        </w:rPr>
-      </w:pPr>
-      <w:proofErr w:type="spellStart"/>
-      <w:r>
-        <w:rPr>
-          <w:rFonts w:ascii="Times New Roman" w:hAnsi="Times New Roman" w:cs="Times New Roman"/>
-          <w:bCs/>
-          <w:iCs/>
-          <w:sz w:val="24"/>
-          <w:szCs w:val="24"/>
-        </w:rPr>
-        <w:t>Menjadi</w:t>
-      </w:r>
-      <w:proofErr w:type="spellEnd"/>
-      <w:r>
-        <w:rPr>
-          <w:rFonts w:ascii="Times New Roman" w:hAnsi="Times New Roman" w:cs="Times New Roman"/>
-          <w:bCs/>
-          <w:iCs/>
-          <w:sz w:val="24"/>
-          <w:szCs w:val="24"/>
-        </w:rPr>
-        <w:t xml:space="preserve"> Game Programmer yang </w:t>
-      </w:r>
-      <w:proofErr w:type="spellStart"/>
-      <w:r>
-        <w:rPr>
-          <w:rFonts w:ascii="Times New Roman" w:hAnsi="Times New Roman" w:cs="Times New Roman"/>
-          <w:bCs/>
-          <w:iCs/>
-          <w:sz w:val="24"/>
-          <w:szCs w:val="24"/>
-        </w:rPr>
-        <w:t>merevisi</w:t>
-      </w:r>
-      <w:proofErr w:type="spellEnd"/>
-      <w:r>
-        <w:rPr>
-          <w:rFonts w:ascii="Times New Roman" w:hAnsi="Times New Roman" w:cs="Times New Roman"/>
-          <w:bCs/>
-          <w:iCs/>
-          <w:sz w:val="24"/>
-          <w:szCs w:val="24"/>
-        </w:rPr>
-        <w:t xml:space="preserve"> game </w:t>
-      </w:r>
-      <w:proofErr w:type="spellStart"/>
-      <w:r>
-        <w:rPr>
-          <w:rFonts w:ascii="Times New Roman" w:hAnsi="Times New Roman" w:cs="Times New Roman"/>
-          <w:bCs/>
-          <w:iCs/>
-          <w:sz w:val="24"/>
-          <w:szCs w:val="24"/>
-        </w:rPr>
-        <w:t>nya</w:t>
-      </w:r>
-      <w:proofErr w:type="spellEnd"/>
-      <w:r>
-        <w:rPr>
-          <w:rFonts w:ascii="Times New Roman" w:hAnsi="Times New Roman" w:cs="Times New Roman"/>
-          <w:bCs/>
-          <w:iCs/>
-          <w:sz w:val="24"/>
-          <w:szCs w:val="24"/>
-        </w:rPr>
-        <w:t>.</w:t>
-      </w:r>
-    </w:p>
-    <w:p>
-      <w:pPr>
-        <w:pStyle w:val="ListParagraph"/>
-        <w:numPr>
-          <w:ilvl w:val="0"/>
-          <w:numId w:val="14"/>
-        </w:numPr>
-        <w:spacing w:after="0" w:line="240" w:lineRule="auto"/>
-        <w:rPr>
-          <w:rFonts w:ascii="Times New Roman" w:eastAsia="Times New Roman" w:hAnsi="Times New Roman" w:cs="Times New Roman"/>
-          <w:sz w:val="24"/>
-          <w:szCs w:val="24"/>
-          <w:lang w:val="id-ID" w:eastAsia="ja-JP"/>
-        </w:rPr>
-      </w:pPr>
-      <w:r>
-        <w:rPr>
-          <w:rFonts w:ascii="Times New Roman" w:eastAsia="Times New Roman" w:hAnsi="Times New Roman" w:cs="Times New Roman"/>
-          <w:sz w:val="24"/>
-          <w:szCs w:val="24"/>
-          <w:lang w:eastAsia="ja-JP"/>
-        </w:rPr>
-        <w:t xml:space="preserve">Salah </w:t>
-      </w:r>
-      <w:proofErr w:type="spellStart"/>
-      <w:r>
-        <w:rPr>
-          <w:rFonts w:ascii="Times New Roman" w:eastAsia="Times New Roman" w:hAnsi="Times New Roman" w:cs="Times New Roman"/>
-          <w:sz w:val="24"/>
-          <w:szCs w:val="24"/>
-          <w:lang w:eastAsia="ja-JP"/>
-        </w:rPr>
-        <w:t>satu</w:t>
-      </w:r>
-      <w:proofErr w:type="spellEnd"/>
-      <w:r>
-        <w:rPr>
-          <w:rFonts w:ascii="Times New Roman" w:eastAsia="Times New Roman" w:hAnsi="Times New Roman" w:cs="Times New Roman"/>
-          <w:sz w:val="24"/>
-          <w:szCs w:val="24"/>
-          <w:lang w:eastAsia="ja-JP"/>
-        </w:rPr>
-        <w:t xml:space="preserve"> </w:t>
-      </w:r>
-      <w:proofErr w:type="spellStart"/>
-      <w:r>
-        <w:rPr>
-          <w:rFonts w:ascii="Times New Roman" w:eastAsia="Times New Roman" w:hAnsi="Times New Roman" w:cs="Times New Roman"/>
-          <w:sz w:val="24"/>
-          <w:szCs w:val="24"/>
-          <w:lang w:eastAsia="ja-JP"/>
-        </w:rPr>
-        <w:t>projek</w:t>
-      </w:r>
-      <w:proofErr w:type="spellEnd"/>
-      <w:r>
-        <w:rPr>
-          <w:rFonts w:ascii="Times New Roman" w:eastAsia="Times New Roman" w:hAnsi="Times New Roman" w:cs="Times New Roman"/>
-          <w:sz w:val="24"/>
-          <w:szCs w:val="24"/>
-          <w:lang w:eastAsia="ja-JP"/>
-        </w:rPr>
-        <w:t xml:space="preserve"> Ketika </w:t>
-      </w:r>
-      <w:proofErr w:type="spellStart"/>
-      <w:r>
-        <w:rPr>
-          <w:rFonts w:ascii="Times New Roman" w:eastAsia="Times New Roman" w:hAnsi="Times New Roman" w:cs="Times New Roman"/>
-          <w:sz w:val="24"/>
-          <w:szCs w:val="24"/>
-          <w:lang w:eastAsia="ja-JP"/>
-        </w:rPr>
-        <w:t>Magang</w:t>
-      </w:r>
-      <w:proofErr w:type="spellEnd"/>
-      <w:r>
-        <w:rPr>
-          <w:rFonts w:ascii="Times New Roman" w:eastAsia="Times New Roman" w:hAnsi="Times New Roman" w:cs="Times New Roman"/>
-          <w:sz w:val="24"/>
-          <w:szCs w:val="24"/>
-          <w:lang w:eastAsia="ja-JP"/>
-        </w:rPr>
-        <w:t xml:space="preserve"> di </w:t>
-      </w:r>
-      <w:proofErr w:type="spellStart"/>
-      <w:r>
-        <w:rPr>
-          <w:rFonts w:ascii="Times New Roman" w:eastAsia="Times New Roman" w:hAnsi="Times New Roman" w:cs="Times New Roman"/>
-          <w:sz w:val="24"/>
-          <w:szCs w:val="24"/>
-          <w:lang w:eastAsia="ja-JP"/>
-        </w:rPr>
-        <w:t>Ginvo</w:t>
-      </w:r>
-      <w:proofErr w:type="spellEnd"/>
-      <w:r>
-        <w:rPr>
-          <w:rFonts w:ascii="Times New Roman" w:eastAsia="Times New Roman" w:hAnsi="Times New Roman" w:cs="Times New Roman"/>
-          <w:sz w:val="24"/>
-          <w:szCs w:val="24"/>
-          <w:lang w:eastAsia="ja-JP"/>
-        </w:rPr>
-        <w:t xml:space="preserve"> Studio.</w:t>
-      </w:r>
-    </w:p>
-    <w:p>
-      <w:pPr>
-        <w:pStyle w:val="ListParagraph"/>
-        <w:numPr>
-          <w:ilvl w:val="0"/>
-          <w:numId w:val="14"/>
-        </w:numPr>
-        <w:spacing w:after="0" w:line="276" w:lineRule="auto"/>
-        <w:jc w:val="both"/>
-        <w:rPr>
-          <w:rFonts w:ascii="Times New Roman" w:hAnsi="Times New Roman" w:cs="Times New Roman"/>
-          <w:bCs/>
-          <w:iCs/>
-          <w:sz w:val="24"/>
-          <w:szCs w:val="24"/>
-          <w:lang w:val="id-ID"/>
-        </w:rPr>
-      </w:pPr>
-      <w:r>
-        <w:rPr>
-          <w:rFonts w:ascii="Times New Roman" w:hAnsi="Times New Roman" w:cs="Times New Roman"/>
-          <w:bCs/>
-          <w:iCs/>
-          <w:sz w:val="24"/>
-          <w:szCs w:val="24"/>
-        </w:rPr>
-        <w:t xml:space="preserve">Build game </w:t>
-      </w:r>
-      <w:proofErr w:type="spellStart"/>
-      <w:r>
-        <w:rPr>
-          <w:rFonts w:ascii="Times New Roman" w:hAnsi="Times New Roman" w:cs="Times New Roman"/>
-          <w:bCs/>
-          <w:iCs/>
-          <w:sz w:val="24"/>
-          <w:szCs w:val="24"/>
-        </w:rPr>
-        <w:t>nya</w:t>
-      </w:r>
-      <w:proofErr w:type="spellEnd"/>
-      <w:r>
-        <w:rPr>
-          <w:rFonts w:ascii="Times New Roman" w:hAnsi="Times New Roman" w:cs="Times New Roman"/>
-          <w:bCs/>
-          <w:iCs/>
-          <w:sz w:val="24"/>
-          <w:szCs w:val="24"/>
-        </w:rPr>
-        <w:t xml:space="preserve"> </w:t>
-      </w:r>
-      <w:proofErr w:type="spellStart"/>
-      <w:r>
-        <w:rPr>
-          <w:rFonts w:ascii="Times New Roman" w:hAnsi="Times New Roman" w:cs="Times New Roman"/>
-          <w:bCs/>
-          <w:iCs/>
-          <w:sz w:val="24"/>
-          <w:szCs w:val="24"/>
-        </w:rPr>
-        <w:t>ke</w:t>
-      </w:r>
-      <w:proofErr w:type="spellEnd"/>
-      <w:r>
-        <w:rPr>
-          <w:rFonts w:ascii="Times New Roman" w:hAnsi="Times New Roman" w:cs="Times New Roman"/>
-          <w:bCs/>
-          <w:iCs/>
-          <w:sz w:val="24"/>
-          <w:szCs w:val="24"/>
-        </w:rPr>
-        <w:t xml:space="preserve"> html/</w:t>
-      </w:r>
-      <w:proofErr w:type="spellStart"/>
-      <w:r>
-        <w:rPr>
-          <w:rFonts w:ascii="Times New Roman" w:hAnsi="Times New Roman" w:cs="Times New Roman"/>
-          <w:bCs/>
-          <w:iCs/>
-          <w:sz w:val="24"/>
-          <w:szCs w:val="24"/>
-        </w:rPr>
-        <w:t>webgl</w:t>
-      </w:r>
-      <w:proofErr w:type="spellEnd"/>
-      <w:r>
-        <w:rPr>
-          <w:rFonts w:ascii="Times New Roman" w:hAnsi="Times New Roman" w:cs="Times New Roman"/>
-          <w:bCs/>
-          <w:iCs/>
-          <w:sz w:val="24"/>
-          <w:szCs w:val="24"/>
-        </w:rPr>
-        <w:t>.</w:t>
-      </w:r>
-    </w:p>
-    <w:p>
-      <w:pPr>
-        <w:spacing w:after="0" w:line="276" w:lineRule="auto"/>
-        <w:jc w:val="both"/>
-        <w:rPr>
-          <w:rFonts w:ascii="Times New Roman" w:hAnsi="Times New Roman" w:cs="Times New Roman"/>
-          <w:bCs/>
-          <w:iCs/>
-          <w:sz w:val="24"/>
-          <w:szCs w:val="24"/>
-          <w:lang w:val="id-ID"/>
-        </w:rPr>
-      </w:pPr>
-    </w:p>
-    <w:p>
-      <w:pPr>
-        <w:spacing w:after="0" w:line="276" w:lineRule="auto"/>
-        <w:jc w:val="both"/>
-        <w:rPr>
-          <w:rFonts w:ascii="Times New Roman" w:hAnsi="Times New Roman" w:cs="Times New Roman"/>
-          <w:b/>
-          <w:bCs/>
-          <w:sz w:val="24"/>
-          <w:szCs w:val="24"/>
-        </w:rPr>
-      </w:pPr>
-      <w:r>
-        <w:rPr>
-          <w:rFonts w:ascii="Times New Roman" w:hAnsi="Times New Roman" w:cs="Times New Roman"/>
-          <w:b/>
-          <w:bCs/>
-          <w:i/>
-          <w:iCs/>
-          <w:sz w:val="24"/>
-          <w:szCs w:val="24"/>
-        </w:rPr>
-        <w:t>Game</w:t>
-      </w:r>
-      <w:r>
-        <w:rPr>
-          <w:rFonts w:ascii="Times New Roman" w:hAnsi="Times New Roman" w:cs="Times New Roman"/>
-          <w:b/>
-          <w:bCs/>
-          <w:i/>
-          <w:iCs/>
-          <w:sz w:val="24"/>
-          <w:szCs w:val="24"/>
-        </w:rPr>
-        <w:t xml:space="preserve"> </w:t>
-      </w:r>
-      <w:r>
-        <w:rPr>
-          <w:rFonts w:ascii="Times New Roman" w:hAnsi="Times New Roman" w:cs="Times New Roman"/>
-          <w:b/>
-          <w:bCs/>
-          <w:sz w:val="24"/>
-          <w:szCs w:val="24"/>
-        </w:rPr>
-        <w:t>Warring Universe</w:t>
-      </w:r>
-      <w:r>
-        <w:rPr>
-          <w:rFonts w:ascii="Times New Roman" w:hAnsi="Times New Roman" w:cs="Times New Roman"/>
-          <w:b/>
-          <w:bCs/>
-          <w:sz w:val="24"/>
-          <w:szCs w:val="24"/>
-        </w:rPr>
-        <w:t>– GINVO Studio</w:t>
-      </w:r>
-      <w:r>
-        <w:rPr>
-          <w:rFonts w:ascii="Times New Roman" w:hAnsi="Times New Roman" w:cs="Times New Roman"/>
-          <w:b/>
-          <w:bCs/>
-          <w:sz w:val="24"/>
-          <w:szCs w:val="24"/>
-        </w:rPr>
-        <w:tab/>
-      </w:r>
-      <w:r>
-        <w:rPr>
-          <w:rFonts w:ascii="Times New Roman" w:hAnsi="Times New Roman" w:cs="Times New Roman"/>
-          <w:b/>
-          <w:bCs/>
-          <w:sz w:val="24"/>
-          <w:szCs w:val="24"/>
-        </w:rPr>
-        <w:tab/>
-      </w:r>
-      <w:r>
-        <w:rPr>
-          <w:rFonts w:ascii="Times New Roman" w:hAnsi="Times New Roman" w:cs="Times New Roman"/>
-          <w:b/>
-          <w:bCs/>
-          <w:sz w:val="24"/>
-          <w:szCs w:val="24"/>
-        </w:rPr>
-        <w:tab/>
-      </w:r>
-      <w:r>
-        <w:rPr>
-          <w:rFonts w:ascii="Times New Roman" w:hAnsi="Times New Roman" w:cs="Times New Roman"/>
-          <w:b/>
-          <w:bCs/>
-          <w:sz w:val="24"/>
-          <w:szCs w:val="24"/>
-        </w:rPr>
-        <w:tab/>
-        <w:t xml:space="preserve">      </w:t>
-      </w:r>
-      <w:r>
-        <w:rPr>
-          <w:rFonts w:ascii="Times New Roman" w:hAnsi="Times New Roman" w:cs="Times New Roman"/>
-          <w:b/>
-          <w:bCs/>
-          <w:sz w:val="24"/>
-          <w:szCs w:val="24"/>
-        </w:rPr>
-        <w:tab/>
-        <w:t xml:space="preserve">                            July</w:t>
-      </w:r>
-    </w:p>
-    <w:p>
-      <w:pPr>
-        <w:pStyle w:val="ListParagraph"/>
-        <w:numPr>
-          <w:ilvl w:val="0"/>
-          <w:numId w:val="14"/>
-        </w:numPr>
-        <w:spacing w:after="0" w:line="276" w:lineRule="auto"/>
-        <w:jc w:val="both"/>
-        <w:rPr>
-          <w:rFonts w:ascii="Times New Roman" w:hAnsi="Times New Roman" w:cs="Times New Roman"/>
-          <w:bCs/>
-          <w:iCs/>
-          <w:sz w:val="24"/>
-          <w:szCs w:val="24"/>
-          <w:lang w:val="id-ID"/>
-        </w:rPr>
-      </w:pPr>
-      <w:proofErr w:type="spellStart"/>
-      <w:r>
-        <w:rPr>
-          <w:rFonts w:ascii="Times New Roman" w:hAnsi="Times New Roman" w:cs="Times New Roman"/>
-          <w:bCs/>
-          <w:iCs/>
-          <w:sz w:val="24"/>
-          <w:szCs w:val="24"/>
-        </w:rPr>
-        <w:t>Menjadi</w:t>
-      </w:r>
-      <w:proofErr w:type="spellEnd"/>
-      <w:r>
-        <w:rPr>
-          <w:rFonts w:ascii="Times New Roman" w:hAnsi="Times New Roman" w:cs="Times New Roman"/>
-          <w:bCs/>
-          <w:iCs/>
-          <w:sz w:val="24"/>
-          <w:szCs w:val="24"/>
-        </w:rPr>
-        <w:t xml:space="preserve"> Game Programmer yang </w:t>
-      </w:r>
-      <w:proofErr w:type="spellStart"/>
-      <w:r>
-        <w:rPr>
-          <w:rFonts w:ascii="Times New Roman" w:hAnsi="Times New Roman" w:cs="Times New Roman"/>
-          <w:bCs/>
-          <w:iCs/>
-          <w:sz w:val="24"/>
-          <w:szCs w:val="24"/>
-        </w:rPr>
-        <w:t>merevisi</w:t>
-      </w:r>
-      <w:proofErr w:type="spellEnd"/>
-      <w:r>
-        <w:rPr>
-          <w:rFonts w:ascii="Times New Roman" w:hAnsi="Times New Roman" w:cs="Times New Roman"/>
-          <w:bCs/>
-          <w:iCs/>
-          <w:sz w:val="24"/>
-          <w:szCs w:val="24"/>
-        </w:rPr>
-        <w:t xml:space="preserve"> game </w:t>
-      </w:r>
-      <w:proofErr w:type="spellStart"/>
-      <w:r>
-        <w:rPr>
-          <w:rFonts w:ascii="Times New Roman" w:hAnsi="Times New Roman" w:cs="Times New Roman"/>
-          <w:bCs/>
-          <w:iCs/>
-          <w:sz w:val="24"/>
-          <w:szCs w:val="24"/>
-        </w:rPr>
-        <w:t>nya</w:t>
-      </w:r>
-      <w:proofErr w:type="spellEnd"/>
-      <w:r>
-        <w:rPr>
-          <w:rFonts w:ascii="Times New Roman" w:hAnsi="Times New Roman" w:cs="Times New Roman"/>
-          <w:bCs/>
-          <w:iCs/>
-          <w:sz w:val="24"/>
-          <w:szCs w:val="24"/>
-        </w:rPr>
-        <w:t>.</w:t>
-      </w:r>
-    </w:p>
-    <w:p>
-      <w:pPr>
-        <w:pStyle w:val="ListParagraph"/>
-        <w:numPr>
-          <w:ilvl w:val="0"/>
-          <w:numId w:val="14"/>
-        </w:numPr>
-        <w:spacing w:after="0" w:line="240" w:lineRule="auto"/>
-        <w:rPr>
-          <w:rFonts w:ascii="Times New Roman" w:eastAsia="Times New Roman" w:hAnsi="Times New Roman" w:cs="Times New Roman"/>
-          <w:sz w:val="24"/>
-          <w:szCs w:val="24"/>
-          <w:lang w:val="id-ID" w:eastAsia="ja-JP"/>
-        </w:rPr>
-      </w:pPr>
-      <w:r>
-        <w:rPr>
-          <w:rFonts w:ascii="Times New Roman" w:eastAsia="Times New Roman" w:hAnsi="Times New Roman" w:cs="Times New Roman"/>
-          <w:sz w:val="24"/>
-          <w:szCs w:val="24"/>
-          <w:lang w:eastAsia="ja-JP"/>
-        </w:rPr>
-        <w:t xml:space="preserve">Salah </w:t>
-      </w:r>
-      <w:proofErr w:type="spellStart"/>
-      <w:r>
-        <w:rPr>
-          <w:rFonts w:ascii="Times New Roman" w:eastAsia="Times New Roman" w:hAnsi="Times New Roman" w:cs="Times New Roman"/>
-          <w:sz w:val="24"/>
-          <w:szCs w:val="24"/>
-          <w:lang w:eastAsia="ja-JP"/>
-        </w:rPr>
-        <w:t>satu</w:t>
-      </w:r>
-      <w:proofErr w:type="spellEnd"/>
-      <w:r>
-        <w:rPr>
-          <w:rFonts w:ascii="Times New Roman" w:eastAsia="Times New Roman" w:hAnsi="Times New Roman" w:cs="Times New Roman"/>
-          <w:sz w:val="24"/>
-          <w:szCs w:val="24"/>
-          <w:lang w:eastAsia="ja-JP"/>
-        </w:rPr>
-        <w:t xml:space="preserve"> </w:t>
-      </w:r>
-      <w:proofErr w:type="spellStart"/>
-      <w:r>
-        <w:rPr>
-          <w:rFonts w:ascii="Times New Roman" w:eastAsia="Times New Roman" w:hAnsi="Times New Roman" w:cs="Times New Roman"/>
-          <w:sz w:val="24"/>
-          <w:szCs w:val="24"/>
-          <w:lang w:eastAsia="ja-JP"/>
-        </w:rPr>
-        <w:t>projek</w:t>
-      </w:r>
-      <w:proofErr w:type="spellEnd"/>
-      <w:r>
-        <w:rPr>
-          <w:rFonts w:ascii="Times New Roman" w:eastAsia="Times New Roman" w:hAnsi="Times New Roman" w:cs="Times New Roman"/>
-          <w:sz w:val="24"/>
-          <w:szCs w:val="24"/>
-          <w:lang w:eastAsia="ja-JP"/>
-        </w:rPr>
-        <w:t xml:space="preserve"> Ketika </w:t>
-      </w:r>
-      <w:proofErr w:type="spellStart"/>
-      <w:r>
-        <w:rPr>
-          <w:rFonts w:ascii="Times New Roman" w:eastAsia="Times New Roman" w:hAnsi="Times New Roman" w:cs="Times New Roman"/>
-          <w:sz w:val="24"/>
-          <w:szCs w:val="24"/>
-          <w:lang w:eastAsia="ja-JP"/>
-        </w:rPr>
-        <w:t>Magang</w:t>
-      </w:r>
-      <w:proofErr w:type="spellEnd"/>
-      <w:r>
-        <w:rPr>
-          <w:rFonts w:ascii="Times New Roman" w:eastAsia="Times New Roman" w:hAnsi="Times New Roman" w:cs="Times New Roman"/>
-          <w:sz w:val="24"/>
-          <w:szCs w:val="24"/>
-          <w:lang w:eastAsia="ja-JP"/>
-        </w:rPr>
-        <w:t xml:space="preserve"> di </w:t>
-      </w:r>
-      <w:proofErr w:type="spellStart"/>
-      <w:r>
-        <w:rPr>
-          <w:rFonts w:ascii="Times New Roman" w:eastAsia="Times New Roman" w:hAnsi="Times New Roman" w:cs="Times New Roman"/>
-          <w:sz w:val="24"/>
-          <w:szCs w:val="24"/>
-          <w:lang w:eastAsia="ja-JP"/>
-        </w:rPr>
-        <w:t>Ginvo</w:t>
-      </w:r>
-      <w:proofErr w:type="spellEnd"/>
-      <w:r>
-        <w:rPr>
-          <w:rFonts w:ascii="Times New Roman" w:eastAsia="Times New Roman" w:hAnsi="Times New Roman" w:cs="Times New Roman"/>
-          <w:sz w:val="24"/>
-          <w:szCs w:val="24"/>
-          <w:lang w:eastAsia="ja-JP"/>
-        </w:rPr>
-        <w:t xml:space="preserve"> Studio.</w:t>
-      </w:r>
-    </w:p>
-    <w:p>
-      <w:pPr>
-        <w:pStyle w:val="ListParagraph"/>
-        <w:numPr>
-          <w:ilvl w:val="0"/>
-          <w:numId w:val="14"/>
-        </w:numPr>
-        <w:spacing w:after="0" w:line="276" w:lineRule="auto"/>
-        <w:jc w:val="both"/>
-        <w:rPr>
-          <w:rFonts w:ascii="Times New Roman" w:hAnsi="Times New Roman" w:cs="Times New Roman"/>
-          <w:bCs/>
-          <w:iCs/>
-          <w:sz w:val="24"/>
-          <w:szCs w:val="24"/>
-          <w:lang w:val="id-ID"/>
-        </w:rPr>
-      </w:pPr>
-      <w:r>
-        <w:rPr>
-          <w:rFonts w:ascii="Times New Roman" w:hAnsi="Times New Roman" w:cs="Times New Roman"/>
-          <w:bCs/>
-          <w:iCs/>
-          <w:sz w:val="24"/>
-          <w:szCs w:val="24"/>
-        </w:rPr>
-        <w:t xml:space="preserve">Build game </w:t>
-      </w:r>
-      <w:proofErr w:type="spellStart"/>
-      <w:r>
-        <w:rPr>
-          <w:rFonts w:ascii="Times New Roman" w:hAnsi="Times New Roman" w:cs="Times New Roman"/>
-          <w:bCs/>
-          <w:iCs/>
-          <w:sz w:val="24"/>
-          <w:szCs w:val="24"/>
-        </w:rPr>
-        <w:t>nya</w:t>
-      </w:r>
-      <w:proofErr w:type="spellEnd"/>
-      <w:r>
-        <w:rPr>
-          <w:rFonts w:ascii="Times New Roman" w:hAnsi="Times New Roman" w:cs="Times New Roman"/>
-          <w:bCs/>
-          <w:iCs/>
-          <w:sz w:val="24"/>
-          <w:szCs w:val="24"/>
-        </w:rPr>
-        <w:t xml:space="preserve"> </w:t>
-      </w:r>
-      <w:proofErr w:type="spellStart"/>
-      <w:r>
-        <w:rPr>
-          <w:rFonts w:ascii="Times New Roman" w:hAnsi="Times New Roman" w:cs="Times New Roman"/>
-          <w:bCs/>
-          <w:iCs/>
-          <w:sz w:val="24"/>
-          <w:szCs w:val="24"/>
-        </w:rPr>
-        <w:t>ke</w:t>
-      </w:r>
-      <w:proofErr w:type="spellEnd"/>
-      <w:r>
-        <w:rPr>
-          <w:rFonts w:ascii="Times New Roman" w:hAnsi="Times New Roman" w:cs="Times New Roman"/>
-          <w:bCs/>
-          <w:iCs/>
-          <w:sz w:val="24"/>
-          <w:szCs w:val="24"/>
-        </w:rPr>
-        <w:t xml:space="preserve"> html/</w:t>
-      </w:r>
-      <w:proofErr w:type="spellStart"/>
-      <w:r>
-        <w:rPr>
-          <w:rFonts w:ascii="Times New Roman" w:hAnsi="Times New Roman" w:cs="Times New Roman"/>
-          <w:bCs/>
-          <w:iCs/>
-          <w:sz w:val="24"/>
-          <w:szCs w:val="24"/>
-        </w:rPr>
-        <w:t>webgl</w:t>
-      </w:r>
-      <w:proofErr w:type="spellEnd"/>
-      <w:r>
-        <w:rPr>
-          <w:rFonts w:ascii="Times New Roman" w:hAnsi="Times New Roman" w:cs="Times New Roman"/>
-          <w:bCs/>
-          <w:iCs/>
-          <w:sz w:val="24"/>
-          <w:szCs w:val="24"/>
-        </w:rPr>
-        <w:t>.</w:t>
-      </w:r>
-    </w:p>
-    <w:p>
-      <w:pPr>
-        <w:spacing w:after="0" w:line="276" w:lineRule="auto"/>
-        <w:jc w:val="both"/>
-        <w:rPr>
-          <w:rFonts w:ascii="Times New Roman" w:hAnsi="Times New Roman" w:cs="Times New Roman"/>
-          <w:bCs/>
-          <w:iCs/>
-          <w:sz w:val="24"/>
-          <w:szCs w:val="24"/>
-          <w:lang w:val="id-ID"/>
-        </w:rPr>
-      </w:pPr>
-    </w:p>
-    <w:p>
-      <w:pPr>
-        <w:spacing w:after="0" w:line="276" w:lineRule="auto"/>
-        <w:jc w:val="both"/>
-        <w:rPr>
-          <w:rFonts w:ascii="Times New Roman" w:hAnsi="Times New Roman" w:cs="Times New Roman"/>
-          <w:b/>
-          <w:bCs/>
-          <w:sz w:val="24"/>
-          <w:szCs w:val="24"/>
-        </w:rPr>
-      </w:pPr>
-      <w:r>
-        <w:rPr>
-          <w:rFonts w:ascii="Times New Roman" w:hAnsi="Times New Roman" w:cs="Times New Roman"/>
-          <w:b/>
-          <w:bCs/>
-          <w:i/>
-          <w:iCs/>
-          <w:sz w:val="24"/>
-          <w:szCs w:val="24"/>
-        </w:rPr>
-        <w:t xml:space="preserve">Game </w:t>
-      </w:r>
-      <w:r>
-        <w:rPr>
-          <w:rFonts w:ascii="Times New Roman" w:hAnsi="Times New Roman" w:cs="Times New Roman"/>
-          <w:b/>
-          <w:bCs/>
-          <w:sz w:val="24"/>
-          <w:szCs w:val="24"/>
-        </w:rPr>
-        <w:t xml:space="preserve">Don’t Brake </w:t>
-      </w:r>
-      <w:r>
-        <w:rPr>
-          <w:rFonts w:ascii="Times New Roman" w:hAnsi="Times New Roman" w:cs="Times New Roman"/>
-          <w:b/>
-          <w:bCs/>
-          <w:sz w:val="24"/>
-          <w:szCs w:val="24"/>
-        </w:rPr>
-        <w:t>– GINVO Studio</w:t>
-      </w:r>
-      <w:r>
-        <w:rPr>
-          <w:rFonts w:ascii="Times New Roman" w:hAnsi="Times New Roman" w:cs="Times New Roman"/>
-          <w:b/>
-          <w:bCs/>
-          <w:sz w:val="24"/>
-          <w:szCs w:val="24"/>
-        </w:rPr>
-        <w:tab/>
-      </w:r>
-      <w:r>
-        <w:rPr>
-          <w:rFonts w:ascii="Times New Roman" w:hAnsi="Times New Roman" w:cs="Times New Roman"/>
-          <w:b/>
-          <w:bCs/>
-          <w:sz w:val="24"/>
-          <w:szCs w:val="24"/>
-        </w:rPr>
-        <w:tab/>
-      </w:r>
-      <w:r>
-        <w:rPr>
-          <w:rFonts w:ascii="Times New Roman" w:hAnsi="Times New Roman" w:cs="Times New Roman"/>
-          <w:b/>
-          <w:bCs/>
-          <w:sz w:val="24"/>
-          <w:szCs w:val="24"/>
-        </w:rPr>
-        <w:tab/>
-      </w:r>
-      <w:r>
-        <w:rPr>
-          <w:rFonts w:ascii="Times New Roman" w:hAnsi="Times New Roman" w:cs="Times New Roman"/>
-          <w:b/>
-          <w:bCs/>
-          <w:sz w:val="24"/>
-          <w:szCs w:val="24"/>
-        </w:rPr>
-        <w:tab/>
-        <w:t xml:space="preserve">      </w:t>
-      </w:r>
-      <w:r>
-        <w:rPr>
-          <w:rFonts w:ascii="Times New Roman" w:hAnsi="Times New Roman" w:cs="Times New Roman"/>
-          <w:b/>
-          <w:bCs/>
-          <w:sz w:val="24"/>
-          <w:szCs w:val="24"/>
-        </w:rPr>
-        <w:tab/>
-        <w:t xml:space="preserve">                            July</w:t>
-      </w:r>
-    </w:p>
-    <w:p>
-      <w:pPr>
-        <w:pStyle w:val="ListParagraph"/>
-        <w:numPr>
-          <w:ilvl w:val="0"/>
-          <w:numId w:val="14"/>
-        </w:numPr>
-        <w:spacing w:after="0" w:line="276" w:lineRule="auto"/>
-        <w:jc w:val="both"/>
-        <w:rPr>
-          <w:rFonts w:ascii="Times New Roman" w:hAnsi="Times New Roman" w:cs="Times New Roman"/>
-          <w:bCs/>
-          <w:iCs/>
-          <w:sz w:val="24"/>
-          <w:szCs w:val="24"/>
-          <w:lang w:val="id-ID"/>
-        </w:rPr>
-      </w:pPr>
-      <w:proofErr w:type="spellStart"/>
-      <w:r>
-        <w:rPr>
-          <w:rFonts w:ascii="Times New Roman" w:hAnsi="Times New Roman" w:cs="Times New Roman"/>
-          <w:bCs/>
-          <w:iCs/>
-          <w:sz w:val="24"/>
-          <w:szCs w:val="24"/>
-        </w:rPr>
-        <w:t>Menjadi</w:t>
-      </w:r>
-      <w:proofErr w:type="spellEnd"/>
-      <w:r>
-        <w:rPr>
-          <w:rFonts w:ascii="Times New Roman" w:hAnsi="Times New Roman" w:cs="Times New Roman"/>
-          <w:bCs/>
-          <w:iCs/>
-          <w:sz w:val="24"/>
-          <w:szCs w:val="24"/>
-        </w:rPr>
-        <w:t xml:space="preserve"> Game Programmer yang </w:t>
-      </w:r>
-      <w:proofErr w:type="spellStart"/>
-      <w:r>
-        <w:rPr>
-          <w:rFonts w:ascii="Times New Roman" w:hAnsi="Times New Roman" w:cs="Times New Roman"/>
-          <w:bCs/>
-          <w:iCs/>
-          <w:sz w:val="24"/>
-          <w:szCs w:val="24"/>
-        </w:rPr>
-        <w:t>merevisi</w:t>
-      </w:r>
-      <w:proofErr w:type="spellEnd"/>
-      <w:r>
-        <w:rPr>
-          <w:rFonts w:ascii="Times New Roman" w:hAnsi="Times New Roman" w:cs="Times New Roman"/>
-          <w:bCs/>
-          <w:iCs/>
-          <w:sz w:val="24"/>
-          <w:szCs w:val="24"/>
-        </w:rPr>
-        <w:t xml:space="preserve"> game </w:t>
-      </w:r>
-      <w:proofErr w:type="spellStart"/>
-      <w:r>
-        <w:rPr>
-          <w:rFonts w:ascii="Times New Roman" w:hAnsi="Times New Roman" w:cs="Times New Roman"/>
-          <w:bCs/>
-          <w:iCs/>
-          <w:sz w:val="24"/>
-          <w:szCs w:val="24"/>
-        </w:rPr>
-        <w:t>nya</w:t>
-      </w:r>
-      <w:proofErr w:type="spellEnd"/>
-      <w:r>
-        <w:rPr>
-          <w:rFonts w:ascii="Times New Roman" w:hAnsi="Times New Roman" w:cs="Times New Roman"/>
-          <w:bCs/>
-          <w:iCs/>
-          <w:sz w:val="24"/>
-          <w:szCs w:val="24"/>
-        </w:rPr>
-        <w:t>.</w:t>
-      </w:r>
-    </w:p>
-    <w:p>
-      <w:pPr>
-        <w:pStyle w:val="ListParagraph"/>
-        <w:numPr>
-          <w:ilvl w:val="0"/>
-          <w:numId w:val="14"/>
-        </w:numPr>
-        <w:spacing w:after="0" w:line="240" w:lineRule="auto"/>
-        <w:rPr>
-          <w:rFonts w:ascii="Times New Roman" w:eastAsia="Times New Roman" w:hAnsi="Times New Roman" w:cs="Times New Roman"/>
-          <w:sz w:val="24"/>
-          <w:szCs w:val="24"/>
-          <w:lang w:val="id-ID" w:eastAsia="ja-JP"/>
-        </w:rPr>
-      </w:pPr>
-      <w:r>
-        <w:rPr>
-          <w:rFonts w:ascii="Times New Roman" w:eastAsia="Times New Roman" w:hAnsi="Times New Roman" w:cs="Times New Roman"/>
-          <w:sz w:val="24"/>
-          <w:szCs w:val="24"/>
-          <w:lang w:eastAsia="ja-JP"/>
-        </w:rPr>
-        <w:t xml:space="preserve">Salah </w:t>
-      </w:r>
-      <w:proofErr w:type="spellStart"/>
-      <w:r>
-        <w:rPr>
-          <w:rFonts w:ascii="Times New Roman" w:eastAsia="Times New Roman" w:hAnsi="Times New Roman" w:cs="Times New Roman"/>
-          <w:sz w:val="24"/>
-          <w:szCs w:val="24"/>
-          <w:lang w:eastAsia="ja-JP"/>
-        </w:rPr>
-        <w:t>satu</w:t>
-      </w:r>
-      <w:proofErr w:type="spellEnd"/>
-      <w:r>
-        <w:rPr>
-          <w:rFonts w:ascii="Times New Roman" w:eastAsia="Times New Roman" w:hAnsi="Times New Roman" w:cs="Times New Roman"/>
-          <w:sz w:val="24"/>
-          <w:szCs w:val="24"/>
-          <w:lang w:eastAsia="ja-JP"/>
-        </w:rPr>
-        <w:t xml:space="preserve"> </w:t>
-      </w:r>
-      <w:proofErr w:type="spellStart"/>
-      <w:r>
-        <w:rPr>
-          <w:rFonts w:ascii="Times New Roman" w:eastAsia="Times New Roman" w:hAnsi="Times New Roman" w:cs="Times New Roman"/>
-          <w:sz w:val="24"/>
-          <w:szCs w:val="24"/>
-          <w:lang w:eastAsia="ja-JP"/>
-        </w:rPr>
-        <w:t>projek</w:t>
-      </w:r>
-      <w:proofErr w:type="spellEnd"/>
-      <w:r>
-        <w:rPr>
-          <w:rFonts w:ascii="Times New Roman" w:eastAsia="Times New Roman" w:hAnsi="Times New Roman" w:cs="Times New Roman"/>
-          <w:sz w:val="24"/>
-          <w:szCs w:val="24"/>
-          <w:lang w:eastAsia="ja-JP"/>
-        </w:rPr>
-        <w:t xml:space="preserve"> Ketika </w:t>
-      </w:r>
-      <w:proofErr w:type="spellStart"/>
-      <w:r>
-        <w:rPr>
-          <w:rFonts w:ascii="Times New Roman" w:eastAsia="Times New Roman" w:hAnsi="Times New Roman" w:cs="Times New Roman"/>
-          <w:sz w:val="24"/>
-          <w:szCs w:val="24"/>
-          <w:lang w:eastAsia="ja-JP"/>
-        </w:rPr>
-        <w:t>Magang</w:t>
-      </w:r>
-      <w:proofErr w:type="spellEnd"/>
-      <w:r>
-        <w:rPr>
-          <w:rFonts w:ascii="Times New Roman" w:eastAsia="Times New Roman" w:hAnsi="Times New Roman" w:cs="Times New Roman"/>
-          <w:sz w:val="24"/>
-          <w:szCs w:val="24"/>
-          <w:lang w:eastAsia="ja-JP"/>
-        </w:rPr>
-        <w:t xml:space="preserve"> di </w:t>
-      </w:r>
-      <w:proofErr w:type="spellStart"/>
-      <w:r>
-        <w:rPr>
-          <w:rFonts w:ascii="Times New Roman" w:eastAsia="Times New Roman" w:hAnsi="Times New Roman" w:cs="Times New Roman"/>
-          <w:sz w:val="24"/>
-          <w:szCs w:val="24"/>
-          <w:lang w:eastAsia="ja-JP"/>
-        </w:rPr>
-        <w:t>Ginvo</w:t>
-      </w:r>
-      <w:proofErr w:type="spellEnd"/>
-      <w:r>
-        <w:rPr>
-          <w:rFonts w:ascii="Times New Roman" w:eastAsia="Times New Roman" w:hAnsi="Times New Roman" w:cs="Times New Roman"/>
-          <w:sz w:val="24"/>
-          <w:szCs w:val="24"/>
-          <w:lang w:eastAsia="ja-JP"/>
-        </w:rPr>
-        <w:t xml:space="preserve"> Studio.</w:t>
-      </w:r>
-    </w:p>
-    <w:p>
-      <w:pPr>
-        <w:pStyle w:val="ListParagraph"/>
-        <w:numPr>
-          <w:ilvl w:val="0"/>
-          <w:numId w:val="14"/>
-        </w:numPr>
-        <w:spacing w:after="0" w:line="276" w:lineRule="auto"/>
-        <w:jc w:val="both"/>
-        <w:rPr>
-          <w:rFonts w:ascii="Times New Roman" w:hAnsi="Times New Roman" w:cs="Times New Roman"/>
-          <w:bCs/>
-          <w:iCs/>
-          <w:sz w:val="24"/>
-          <w:szCs w:val="24"/>
-          <w:lang w:val="id-ID"/>
-        </w:rPr>
-      </w:pPr>
-      <w:r>
-        <w:rPr>
-          <w:rFonts w:ascii="Times New Roman" w:hAnsi="Times New Roman" w:cs="Times New Roman"/>
-          <w:bCs/>
-          <w:iCs/>
-          <w:sz w:val="24"/>
-          <w:szCs w:val="24"/>
-        </w:rPr>
-        <w:t xml:space="preserve">Build game </w:t>
-      </w:r>
-      <w:proofErr w:type="spellStart"/>
-      <w:r>
-        <w:rPr>
-          <w:rFonts w:ascii="Times New Roman" w:hAnsi="Times New Roman" w:cs="Times New Roman"/>
-          <w:bCs/>
-          <w:iCs/>
-          <w:sz w:val="24"/>
-          <w:szCs w:val="24"/>
-        </w:rPr>
-        <w:t>nya</w:t>
-      </w:r>
-      <w:proofErr w:type="spellEnd"/>
-      <w:r>
-        <w:rPr>
-          <w:rFonts w:ascii="Times New Roman" w:hAnsi="Times New Roman" w:cs="Times New Roman"/>
-          <w:bCs/>
-          <w:iCs/>
-          <w:sz w:val="24"/>
-          <w:szCs w:val="24"/>
-        </w:rPr>
-        <w:t xml:space="preserve"> </w:t>
-      </w:r>
-      <w:proofErr w:type="spellStart"/>
-      <w:r>
-        <w:rPr>
-          <w:rFonts w:ascii="Times New Roman" w:hAnsi="Times New Roman" w:cs="Times New Roman"/>
-          <w:bCs/>
-          <w:iCs/>
-          <w:sz w:val="24"/>
-          <w:szCs w:val="24"/>
-        </w:rPr>
-        <w:t>ke</w:t>
-      </w:r>
-      <w:proofErr w:type="spellEnd"/>
-      <w:r>
-        <w:rPr>
-          <w:rFonts w:ascii="Times New Roman" w:hAnsi="Times New Roman" w:cs="Times New Roman"/>
-          <w:bCs/>
-          <w:iCs/>
-          <w:sz w:val="24"/>
-          <w:szCs w:val="24"/>
-        </w:rPr>
-        <w:t xml:space="preserve"> html/</w:t>
-      </w:r>
-      <w:proofErr w:type="spellStart"/>
-      <w:r>
-        <w:rPr>
-          <w:rFonts w:ascii="Times New Roman" w:hAnsi="Times New Roman" w:cs="Times New Roman"/>
-          <w:bCs/>
-          <w:iCs/>
-          <w:sz w:val="24"/>
-          <w:szCs w:val="24"/>
-        </w:rPr>
-        <w:t>webgl</w:t>
-      </w:r>
-      <w:proofErr w:type="spellEnd"/>
-      <w:r>
-        <w:rPr>
-          <w:rFonts w:ascii="Times New Roman" w:hAnsi="Times New Roman" w:cs="Times New Roman"/>
-          <w:bCs/>
-          <w:iCs/>
-          <w:sz w:val="24"/>
-          <w:szCs w:val="24"/>
-        </w:rPr>
-        <w:t>.</w:t>
-      </w:r>
-    </w:p>
-    <w:p>
-      <w:pPr>
-        <w:spacing w:after="0" w:line="276" w:lineRule="auto"/>
-        <w:jc w:val="both"/>
-        <w:rPr>
-          <w:rFonts w:ascii="Times New Roman" w:hAnsi="Times New Roman" w:cs="Times New Roman"/>
-          <w:b/>
-          <w:bCs/>
-          <w:sz w:val="24"/>
-          <w:szCs w:val="24"/>
-        </w:rPr>
-      </w:pPr>
-    </w:p>
-    <w:p>
-      <w:pPr>
-        <w:spacing w:after="0" w:line="276" w:lineRule="auto"/>
-        <w:jc w:val="both"/>
-        <w:rPr>
-          <w:rFonts w:ascii="Times New Roman" w:hAnsi="Times New Roman" w:cs="Times New Roman"/>
-          <w:b/>
-          <w:bCs/>
-          <w:sz w:val="24"/>
-          <w:szCs w:val="24"/>
-        </w:rPr>
-      </w:pPr>
-      <w:r>
-        <w:rPr>
-          <w:rFonts w:ascii="Times New Roman" w:hAnsi="Times New Roman" w:cs="Times New Roman"/>
-          <w:b/>
-          <w:bCs/>
-          <w:i/>
-          <w:iCs/>
-          <w:sz w:val="24"/>
-          <w:szCs w:val="24"/>
-        </w:rPr>
-        <w:t>Game</w:t>
-      </w:r>
-      <w:r>
-        <w:rPr>
-          <w:rFonts w:ascii="Times New Roman" w:hAnsi="Times New Roman" w:cs="Times New Roman"/>
-          <w:b/>
-          <w:bCs/>
-          <w:sz w:val="24"/>
-          <w:szCs w:val="24"/>
-        </w:rPr>
-        <w:t xml:space="preserve"> Drowning City</w:t>
-      </w:r>
-      <w:r>
-        <w:rPr>
-          <w:rFonts w:ascii="Times New Roman" w:hAnsi="Times New Roman" w:cs="Times New Roman"/>
-          <w:b/>
-          <w:bCs/>
-          <w:sz w:val="24"/>
-          <w:szCs w:val="24"/>
-        </w:rPr>
-        <w:t xml:space="preserve"> </w:t>
-      </w:r>
-      <w:r>
-        <w:rPr>
-          <w:rFonts w:ascii="Times New Roman" w:hAnsi="Times New Roman" w:cs="Times New Roman"/>
-          <w:b/>
-          <w:bCs/>
-          <w:sz w:val="24"/>
-          <w:szCs w:val="24"/>
-        </w:rPr>
-        <w:t>–</w:t>
-      </w:r>
-      <w:r>
-        <w:rPr>
-          <w:rFonts w:ascii="Times New Roman" w:hAnsi="Times New Roman" w:cs="Times New Roman"/>
-          <w:b/>
-          <w:bCs/>
-          <w:sz w:val="24"/>
-          <w:szCs w:val="24"/>
-        </w:rPr>
-        <w:t xml:space="preserve"> </w:t>
-      </w:r>
-      <w:proofErr w:type="spellStart"/>
-      <w:r>
-        <w:rPr>
-          <w:rFonts w:ascii="Times New Roman" w:hAnsi="Times New Roman" w:cs="Times New Roman"/>
-          <w:b/>
-          <w:bCs/>
-          <w:sz w:val="24"/>
-          <w:szCs w:val="24"/>
-        </w:rPr>
-        <w:t>ByuRice</w:t>
-      </w:r>
-      <w:proofErr w:type="spellEnd"/>
-      <w:r>
-        <w:rPr>
-          <w:rFonts w:ascii="Times New Roman" w:hAnsi="Times New Roman" w:cs="Times New Roman"/>
-          <w:b/>
-          <w:bCs/>
-          <w:sz w:val="24"/>
-          <w:szCs w:val="24"/>
-        </w:rPr>
-        <w:t xml:space="preserve"> Team</w:t>
-      </w:r>
-      <w:r>
-        <w:rPr>
-          <w:rFonts w:ascii="Times New Roman" w:hAnsi="Times New Roman" w:cs="Times New Roman"/>
-          <w:b/>
-          <w:bCs/>
-          <w:sz w:val="24"/>
-          <w:szCs w:val="24"/>
-        </w:rPr>
-        <w:tab/>
-      </w:r>
-      <w:r>
-        <w:rPr>
-          <w:rFonts w:ascii="Times New Roman" w:hAnsi="Times New Roman" w:cs="Times New Roman"/>
-          <w:b/>
-          <w:bCs/>
-          <w:sz w:val="24"/>
-          <w:szCs w:val="24"/>
-        </w:rPr>
-        <w:tab/>
-      </w:r>
-      <w:r>
-        <w:rPr>
-          <w:rFonts w:ascii="Times New Roman" w:hAnsi="Times New Roman" w:cs="Times New Roman"/>
-          <w:b/>
-          <w:bCs/>
-          <w:sz w:val="24"/>
-          <w:szCs w:val="24"/>
-        </w:rPr>
-        <w:tab/>
-      </w:r>
-      <w:r>
-        <w:rPr>
-          <w:rFonts w:ascii="Times New Roman" w:hAnsi="Times New Roman" w:cs="Times New Roman"/>
-          <w:b/>
-          <w:bCs/>
-          <w:sz w:val="24"/>
-          <w:szCs w:val="24"/>
-        </w:rPr>
-        <w:tab/>
-      </w:r>
-      <w:r>
-        <w:rPr>
-          <w:rFonts w:ascii="Times New Roman" w:hAnsi="Times New Roman" w:cs="Times New Roman"/>
-          <w:b/>
-          <w:bCs/>
-          <w:sz w:val="24"/>
-          <w:szCs w:val="24"/>
-        </w:rPr>
-        <w:tab/>
-        <w:t xml:space="preserve">      </w:t>
-      </w:r>
-      <w:r>
-        <w:rPr>
-          <w:rFonts w:ascii="Times New Roman" w:hAnsi="Times New Roman" w:cs="Times New Roman"/>
-          <w:b/>
-          <w:bCs/>
-          <w:sz w:val="24"/>
-          <w:szCs w:val="24"/>
-        </w:rPr>
-        <w:tab/>
-        <w:t xml:space="preserve">      November</w:t>
-      </w:r>
-    </w:p>
-    <w:p>
-      <w:pPr>
-        <w:pStyle w:val="ListParagraph"/>
-        <w:numPr>
-          <w:ilvl w:val="0"/>
-          <w:numId w:val="14"/>
-        </w:numPr>
-        <w:spacing w:after="0" w:line="240" w:lineRule="auto"/>
-        <w:rPr>
-          <w:rFonts w:ascii="Times New Roman" w:eastAsia="Times New Roman" w:hAnsi="Times New Roman" w:cs="Times New Roman"/>
-          <w:sz w:val="24"/>
-          <w:szCs w:val="24"/>
-          <w:lang w:val="id-ID" w:eastAsia="ja-JP"/>
-        </w:rPr>
-      </w:pPr>
-      <w:r>
-        <w:rPr>
-          <w:rFonts w:ascii="Times New Roman" w:eastAsia="Times New Roman" w:hAnsi="Times New Roman" w:cs="Times New Roman"/>
-          <w:sz w:val="24"/>
-          <w:szCs w:val="24"/>
-          <w:lang w:eastAsia="ja-JP"/>
-        </w:rPr>
-        <w:t>Game Programmer</w:t>
-      </w:r>
-    </w:p>
-    <w:p>
-      <w:pPr>
-        <w:pStyle w:val="ListParagraph"/>
-        <w:numPr>
-          <w:ilvl w:val="0"/>
-          <w:numId w:val="14"/>
-        </w:numPr>
-        <w:spacing w:after="0" w:line="240" w:lineRule="auto"/>
-        <w:rPr>
-          <w:rFonts w:ascii="Times New Roman" w:eastAsia="Times New Roman" w:hAnsi="Times New Roman" w:cs="Times New Roman"/>
-          <w:sz w:val="24"/>
-          <w:szCs w:val="24"/>
-          <w:lang w:val="id-ID" w:eastAsia="ja-JP"/>
-        </w:rPr>
-      </w:pPr>
-      <w:r>
-        <w:rPr>
-          <w:rFonts w:ascii="Times New Roman" w:eastAsia="Times New Roman" w:hAnsi="Times New Roman" w:cs="Times New Roman"/>
-          <w:sz w:val="24"/>
-          <w:szCs w:val="24"/>
-          <w:lang w:val="id-ID" w:eastAsia="ja-JP"/>
-        </w:rPr>
-        <w:t xml:space="preserve">Mengembangkan sistem dan fitur gameplay. </w:t>
-      </w:r>
-    </w:p>
-    <w:p>
-      <w:pPr>
-        <w:pStyle w:val="ListParagraph"/>
-        <w:numPr>
-          <w:ilvl w:val="0"/>
-          <w:numId w:val="14"/>
-        </w:numPr>
-        <w:spacing w:after="0" w:line="276" w:lineRule="auto"/>
-        <w:jc w:val="both"/>
-        <w:rPr>
-          <w:rFonts w:ascii="Times New Roman" w:hAnsi="Times New Roman" w:cs="Times New Roman"/>
-          <w:b/>
-          <w:sz w:val="24"/>
-          <w:szCs w:val="24"/>
-          <w:lang w:val="id-ID"/>
-        </w:rPr>
-      </w:pPr>
-      <w:r>
-        <w:rPr>
-          <w:rFonts w:ascii="Times New Roman" w:eastAsia="Times New Roman" w:hAnsi="Times New Roman" w:cs="Times New Roman"/>
-          <w:sz w:val="24"/>
-          <w:szCs w:val="24"/>
-          <w:lang w:val="id-ID" w:eastAsia="ja-JP"/>
-        </w:rPr>
-        <w:t>Mengimplementasikan mekanisme permainan sesuai desain proyek.</w:t>
-      </w:r>
-    </w:p>
-    <w:p>
-      <w:pPr>
-        <w:spacing w:after="0" w:line="276" w:lineRule="auto"/>
-        <w:jc w:val="both"/>
-        <w:rPr>
-          <w:rFonts w:ascii="Times New Roman" w:hAnsi="Times New Roman" w:cs="Times New Roman"/>
-          <w:bCs/>
-          <w:iCs/>
-          <w:sz w:val="24"/>
-          <w:szCs w:val="24"/>
-          <w:lang w:val="id-ID"/>
-        </w:rPr>
-      </w:pPr>
-    </w:p>
-    <w:p>
-      <w:pPr>
-        <w:spacing w:after="0" w:line="276" w:lineRule="auto"/>
-        <w:jc w:val="both"/>
-        <w:rPr>
-          <w:rFonts w:ascii="Times New Roman" w:hAnsi="Times New Roman" w:cs="Times New Roman"/>
-          <w:b/>
-          <w:bCs/>
-          <w:sz w:val="24"/>
-          <w:szCs w:val="24"/>
-        </w:rPr>
-      </w:pPr>
-      <w:r>
-        <w:rPr>
-          <w:rFonts w:ascii="Times New Roman" w:hAnsi="Times New Roman" w:cs="Times New Roman"/>
-          <w:b/>
-          <w:bCs/>
-          <w:i/>
-          <w:iCs/>
-          <w:sz w:val="24"/>
-          <w:szCs w:val="24"/>
-        </w:rPr>
         <w:t>Game</w:t>
       </w:r>
       <w:r>
@@ -12498,7 +7248,6 @@
                 <w:sz w:val="24"/>
                 <w:szCs w:val="24"/>
               </w:rPr>
-              <w:lastRenderedPageBreak/>
               <w:t xml:space="preserve">Bisa </w:t>
             </w:r>
             <w:proofErr w:type="spellStart"/>
@@ -12692,7 +7441,6 @@
                 <w:szCs w:val="24"/>
                 <w:lang w:val="id-ID"/>
               </w:rPr>
-              <w:lastRenderedPageBreak/>
               <w:t>Microsoft Office (Word, Excel, PowerPoint)</w:t>
             </w:r>
           </w:p>
@@ -12979,7 +7727,6 @@
                 <w:sz w:val="24"/>
                 <w:szCs w:val="24"/>
               </w:rPr>
-              <w:lastRenderedPageBreak/>
               <w:t>Github</w:t>
             </w:r>
             <w:proofErr w:type="spellEnd"/>
@@ -14755,31 +9502,6 @@
         </w:rPr>
         <w:t>)</w:t>
       </w:r>
-    </w:p>
-    <w:p>
-      <w:pPr>
-        <w:pStyle w:val="ListParagraph"/>
-        <w:spacing w:after="0" w:line="276" w:lineRule="auto"/>
-        <w:jc w:val="both"/>
-        <w:rPr>
-          <w:rFonts w:ascii="Times New Roman" w:hAnsi="Times New Roman" w:cs="Times New Roman"/>
-          <w:b/>
-          <w:sz w:val="24"/>
-          <w:szCs w:val="24"/>
-          <w:lang w:val="id-ID"/>
-        </w:rPr>
-      </w:pPr>
-    </w:p>
-    <w:p>
-      <w:pPr>
-        <w:spacing w:after="0" w:line="276" w:lineRule="auto"/>
-        <w:rPr>
-          <w:rFonts w:ascii="Times New Roman" w:hAnsi="Times New Roman" w:cs="Times New Roman"/>
-          <w:sz w:val="24"/>
-          <w:szCs w:val="24"/>
-          <w:lang w:val="id-ID"/>
-        </w:rPr>
-      </w:pPr>
     </w:p>
     <w:sectPr>
       <w:pgSz w:w="12240" w:h="15840"/>
